--- a/public/template/CN_HD_NH_NO_PK.docx
+++ b/public/template/CN_HD_NH_NO_PK.docx
@@ -56,116 +56,16 @@
           <w:sz w:val="22"/>
           <w:szCs w:val="22"/>
         </w:rPr>
-        <w:t>(</w:t>
-      </w:r>
-      <w:proofErr w:type="spellStart"/>
-      <w:r>
-        <w:rPr>
-          <w:rFonts w:ascii="TCM Pro" w:hAnsi="TCM Pro" w:cs="Arial"/>
-          <w:sz w:val="22"/>
-          <w:szCs w:val="22"/>
-        </w:rPr>
-        <w:t>Về</w:t>
-      </w:r>
-      <w:proofErr w:type="spellEnd"/>
-      <w:r>
-        <w:rPr>
-          <w:rFonts w:ascii="TCM Pro" w:hAnsi="TCM Pro" w:cs="Arial"/>
-          <w:sz w:val="22"/>
-          <w:szCs w:val="22"/>
-        </w:rPr>
-        <w:t xml:space="preserve"> </w:t>
-      </w:r>
-      <w:proofErr w:type="spellStart"/>
-      <w:r>
-        <w:rPr>
-          <w:rFonts w:ascii="TCM Pro" w:hAnsi="TCM Pro" w:cs="Arial"/>
-          <w:sz w:val="22"/>
-          <w:szCs w:val="22"/>
-        </w:rPr>
-        <w:t>việ</w:t>
-      </w:r>
-      <w:r>
-        <w:rPr>
-          <w:rFonts w:ascii="TCM Pro" w:hAnsi="TCM Pro" w:cs="Arial"/>
-          <w:sz w:val="22"/>
-          <w:szCs w:val="22"/>
-        </w:rPr>
-        <w:t>c</w:t>
-      </w:r>
-      <w:proofErr w:type="spellEnd"/>
-      <w:r>
-        <w:rPr>
-          <w:rFonts w:ascii="TCM Pro" w:hAnsi="TCM Pro" w:cs="Arial"/>
-          <w:sz w:val="22"/>
-          <w:szCs w:val="22"/>
-        </w:rPr>
-        <w:t xml:space="preserve"> </w:t>
-      </w:r>
-      <w:proofErr w:type="spellStart"/>
-      <w:r>
-        <w:rPr>
-          <w:rFonts w:ascii="TCM Pro" w:hAnsi="TCM Pro" w:cs="Arial"/>
-          <w:sz w:val="22"/>
-          <w:szCs w:val="22"/>
-        </w:rPr>
-        <w:t>mua</w:t>
-      </w:r>
-      <w:proofErr w:type="spellEnd"/>
-      <w:r>
-        <w:rPr>
-          <w:rFonts w:ascii="TCM Pro" w:hAnsi="TCM Pro" w:cs="Arial"/>
-          <w:sz w:val="22"/>
-          <w:szCs w:val="22"/>
-        </w:rPr>
-        <w:t xml:space="preserve"> </w:t>
-      </w:r>
-      <w:proofErr w:type="spellStart"/>
-      <w:r>
-        <w:rPr>
-          <w:rFonts w:ascii="TCM Pro" w:hAnsi="TCM Pro" w:cs="Arial"/>
-          <w:sz w:val="22"/>
-          <w:szCs w:val="22"/>
-        </w:rPr>
-        <w:t>bán</w:t>
-      </w:r>
-      <w:proofErr w:type="spellEnd"/>
-      <w:r>
-        <w:rPr>
-          <w:rFonts w:ascii="TCM Pro" w:hAnsi="TCM Pro" w:cs="Arial"/>
-          <w:sz w:val="22"/>
-          <w:szCs w:val="22"/>
-        </w:rPr>
-        <w:t xml:space="preserve"> </w:t>
-      </w:r>
-      <w:proofErr w:type="spellStart"/>
-      <w:r>
-        <w:rPr>
-          <w:rFonts w:ascii="TCM Pro" w:hAnsi="TCM Pro" w:cs="Arial"/>
-          <w:sz w:val="22"/>
-          <w:szCs w:val="22"/>
-        </w:rPr>
-        <w:t>xe</w:t>
-      </w:r>
-      <w:proofErr w:type="spellEnd"/>
-      <w:r>
-        <w:rPr>
-          <w:rFonts w:ascii="TCM Pro" w:hAnsi="TCM Pro" w:cs="Arial"/>
-          <w:sz w:val="22"/>
-          <w:szCs w:val="22"/>
-        </w:rPr>
-        <w:t xml:space="preserve"> ô </w:t>
-      </w:r>
-      <w:proofErr w:type="spellStart"/>
-      <w:r>
-        <w:rPr>
-          <w:rFonts w:ascii="TCM Pro" w:hAnsi="TCM Pro" w:cs="Arial"/>
-          <w:sz w:val="22"/>
-          <w:szCs w:val="22"/>
-        </w:rPr>
-        <w:t>tô</w:t>
-      </w:r>
-      <w:proofErr w:type="spellEnd"/>
+        <w:t>(Về việ</w:t>
+      </w:r>
+      <w:r>
+        <w:rPr>
+          <w:rFonts w:ascii="TCM Pro" w:hAnsi="TCM Pro" w:cs="Arial"/>
+          <w:sz w:val="22"/>
+          <w:szCs w:val="22"/>
+        </w:rPr>
+        <w:t>c mua bán xe ô tô</w:t>
+      </w:r>
       <w:r>
         <w:rPr>
           <w:rFonts w:ascii="TCM Pro" w:hAnsi="TCM Pro" w:cs="Arial"/>
@@ -217,25 +117,7 @@
           <w:sz w:val="22"/>
           <w:szCs w:val="22"/>
         </w:rPr>
-        <w:t>${</w:t>
-      </w:r>
-      <w:proofErr w:type="spellStart"/>
-      <w:r>
-        <w:rPr>
-          <w:rFonts w:ascii="TCM Pro" w:hAnsi="TCM Pro" w:cs="Arial"/>
-          <w:sz w:val="22"/>
-          <w:szCs w:val="22"/>
-        </w:rPr>
-        <w:t>soHopDong</w:t>
-      </w:r>
-      <w:proofErr w:type="spellEnd"/>
-      <w:r>
-        <w:rPr>
-          <w:rFonts w:ascii="TCM Pro" w:hAnsi="TCM Pro" w:cs="Arial"/>
-          <w:sz w:val="22"/>
-          <w:szCs w:val="22"/>
-        </w:rPr>
-        <w:t>}</w:t>
+        <w:t>${soHopDong}</w:t>
       </w:r>
     </w:p>
     <w:p>
@@ -253,239 +135,13 @@
           <w:lang w:val="vi-VN"/>
         </w:rPr>
       </w:pPr>
-      <w:proofErr w:type="spellStart"/>
-      <w:r>
-        <w:rPr>
-          <w:rFonts w:ascii="TCM Pro" w:hAnsi="TCM Pro" w:cs="Arial"/>
-          <w:sz w:val="22"/>
-          <w:szCs w:val="22"/>
-        </w:rPr>
-        <w:t>Bộ</w:t>
-      </w:r>
-      <w:proofErr w:type="spellEnd"/>
-      <w:r>
-        <w:rPr>
-          <w:rFonts w:ascii="TCM Pro" w:hAnsi="TCM Pro" w:cs="Arial"/>
-          <w:sz w:val="22"/>
-          <w:szCs w:val="22"/>
-        </w:rPr>
-        <w:t xml:space="preserve"> </w:t>
-      </w:r>
-      <w:proofErr w:type="spellStart"/>
-      <w:r>
-        <w:rPr>
-          <w:rFonts w:ascii="TCM Pro" w:hAnsi="TCM Pro" w:cs="Arial"/>
-          <w:sz w:val="22"/>
-          <w:szCs w:val="22"/>
-        </w:rPr>
-        <w:t>luật</w:t>
-      </w:r>
-      <w:proofErr w:type="spellEnd"/>
-      <w:r>
-        <w:rPr>
-          <w:rFonts w:ascii="TCM Pro" w:hAnsi="TCM Pro" w:cs="Arial"/>
-          <w:sz w:val="22"/>
-          <w:szCs w:val="22"/>
-        </w:rPr>
-        <w:t xml:space="preserve"> </w:t>
-      </w:r>
-      <w:proofErr w:type="spellStart"/>
-      <w:r>
-        <w:rPr>
-          <w:rFonts w:ascii="TCM Pro" w:hAnsi="TCM Pro" w:cs="Arial"/>
-          <w:sz w:val="22"/>
-          <w:szCs w:val="22"/>
-        </w:rPr>
-        <w:t>Dân</w:t>
-      </w:r>
-      <w:proofErr w:type="spellEnd"/>
-      <w:r>
-        <w:rPr>
-          <w:rFonts w:ascii="TCM Pro" w:hAnsi="TCM Pro" w:cs="Arial"/>
-          <w:sz w:val="22"/>
-          <w:szCs w:val="22"/>
-        </w:rPr>
-        <w:t xml:space="preserve"> </w:t>
-      </w:r>
-      <w:proofErr w:type="spellStart"/>
-      <w:r>
-        <w:rPr>
-          <w:rFonts w:ascii="TCM Pro" w:hAnsi="TCM Pro" w:cs="Arial"/>
-          <w:sz w:val="22"/>
-          <w:szCs w:val="22"/>
-        </w:rPr>
-        <w:t>sự</w:t>
-      </w:r>
-      <w:proofErr w:type="spellEnd"/>
-      <w:r>
-        <w:rPr>
-          <w:rFonts w:ascii="TCM Pro" w:hAnsi="TCM Pro" w:cs="Arial"/>
-          <w:sz w:val="22"/>
-          <w:szCs w:val="22"/>
-        </w:rPr>
-        <w:t xml:space="preserve"> </w:t>
-      </w:r>
-      <w:proofErr w:type="spellStart"/>
-      <w:r>
-        <w:rPr>
-          <w:rFonts w:ascii="TCM Pro" w:hAnsi="TCM Pro" w:cs="Arial"/>
-          <w:sz w:val="22"/>
-          <w:szCs w:val="22"/>
-        </w:rPr>
-        <w:t>số</w:t>
-      </w:r>
-      <w:proofErr w:type="spellEnd"/>
-      <w:r>
-        <w:rPr>
-          <w:rFonts w:ascii="TCM Pro" w:hAnsi="TCM Pro" w:cs="Arial"/>
-          <w:sz w:val="22"/>
-          <w:szCs w:val="22"/>
-        </w:rPr>
-        <w:t xml:space="preserve"> 91/2015/QH13 </w:t>
-      </w:r>
-      <w:proofErr w:type="spellStart"/>
-      <w:r>
-        <w:rPr>
-          <w:rFonts w:ascii="TCM Pro" w:hAnsi="TCM Pro" w:cs="Arial"/>
-          <w:sz w:val="22"/>
-          <w:szCs w:val="22"/>
-        </w:rPr>
-        <w:t>ngày</w:t>
-      </w:r>
-      <w:proofErr w:type="spellEnd"/>
-      <w:r>
-        <w:rPr>
-          <w:rFonts w:ascii="TCM Pro" w:hAnsi="TCM Pro" w:cs="Arial"/>
-          <w:sz w:val="22"/>
-          <w:szCs w:val="22"/>
-        </w:rPr>
-        <w:t xml:space="preserve"> 24/11/2015 và </w:t>
-      </w:r>
-      <w:proofErr w:type="spellStart"/>
-      <w:r>
-        <w:rPr>
-          <w:rFonts w:ascii="TCM Pro" w:hAnsi="TCM Pro" w:cs="Arial"/>
-          <w:sz w:val="22"/>
-          <w:szCs w:val="22"/>
-        </w:rPr>
-        <w:t>các</w:t>
-      </w:r>
-      <w:proofErr w:type="spellEnd"/>
-      <w:r>
-        <w:rPr>
-          <w:rFonts w:ascii="TCM Pro" w:hAnsi="TCM Pro" w:cs="Arial"/>
-          <w:sz w:val="22"/>
-          <w:szCs w:val="22"/>
-        </w:rPr>
-        <w:t xml:space="preserve"> </w:t>
-      </w:r>
-      <w:proofErr w:type="spellStart"/>
-      <w:r>
-        <w:rPr>
-          <w:rFonts w:ascii="TCM Pro" w:hAnsi="TCM Pro" w:cs="Arial"/>
-          <w:sz w:val="22"/>
-          <w:szCs w:val="22"/>
-        </w:rPr>
-        <w:t>văn</w:t>
-      </w:r>
-      <w:proofErr w:type="spellEnd"/>
-      <w:r>
-        <w:rPr>
-          <w:rFonts w:ascii="TCM Pro" w:hAnsi="TCM Pro" w:cs="Arial"/>
-          <w:sz w:val="22"/>
-          <w:szCs w:val="22"/>
-        </w:rPr>
-        <w:t xml:space="preserve"> </w:t>
-      </w:r>
-      <w:proofErr w:type="spellStart"/>
-      <w:r>
-        <w:rPr>
-          <w:rFonts w:ascii="TCM Pro" w:hAnsi="TCM Pro" w:cs="Arial"/>
-          <w:sz w:val="22"/>
-          <w:szCs w:val="22"/>
-        </w:rPr>
-        <w:t>bản</w:t>
-      </w:r>
-      <w:proofErr w:type="spellEnd"/>
-      <w:r>
-        <w:rPr>
-          <w:rFonts w:ascii="TCM Pro" w:hAnsi="TCM Pro" w:cs="Arial"/>
-          <w:sz w:val="22"/>
-          <w:szCs w:val="22"/>
-        </w:rPr>
-        <w:t xml:space="preserve"> </w:t>
-      </w:r>
-      <w:proofErr w:type="spellStart"/>
-      <w:r>
-        <w:rPr>
-          <w:rFonts w:ascii="TCM Pro" w:hAnsi="TCM Pro" w:cs="Arial"/>
-          <w:sz w:val="22"/>
-          <w:szCs w:val="22"/>
-        </w:rPr>
-        <w:t>pháp</w:t>
-      </w:r>
-      <w:proofErr w:type="spellEnd"/>
-      <w:r>
-        <w:rPr>
-          <w:rFonts w:ascii="TCM Pro" w:hAnsi="TCM Pro" w:cs="Arial"/>
-          <w:sz w:val="22"/>
-          <w:szCs w:val="22"/>
-        </w:rPr>
-        <w:t xml:space="preserve"> </w:t>
-      </w:r>
-      <w:proofErr w:type="spellStart"/>
-      <w:r>
-        <w:rPr>
-          <w:rFonts w:ascii="TCM Pro" w:hAnsi="TCM Pro" w:cs="Arial"/>
-          <w:sz w:val="22"/>
-          <w:szCs w:val="22"/>
-        </w:rPr>
-        <w:t>luật</w:t>
-      </w:r>
-      <w:proofErr w:type="spellEnd"/>
-      <w:r>
-        <w:rPr>
-          <w:rFonts w:ascii="TCM Pro" w:hAnsi="TCM Pro" w:cs="Arial"/>
-          <w:sz w:val="22"/>
-          <w:szCs w:val="22"/>
-        </w:rPr>
-        <w:t xml:space="preserve"> </w:t>
-      </w:r>
-      <w:proofErr w:type="spellStart"/>
-      <w:r>
-        <w:rPr>
-          <w:rFonts w:ascii="TCM Pro" w:hAnsi="TCM Pro" w:cs="Arial"/>
-          <w:sz w:val="22"/>
-          <w:szCs w:val="22"/>
-        </w:rPr>
-        <w:t>liên</w:t>
-      </w:r>
-      <w:proofErr w:type="spellEnd"/>
-      <w:r>
-        <w:rPr>
-          <w:rFonts w:ascii="TCM Pro" w:hAnsi="TCM Pro" w:cs="Arial"/>
-          <w:sz w:val="22"/>
-          <w:szCs w:val="22"/>
-        </w:rPr>
-        <w:t xml:space="preserve"> </w:t>
-      </w:r>
-      <w:proofErr w:type="spellStart"/>
-      <w:r>
-        <w:rPr>
-          <w:rFonts w:ascii="TCM Pro" w:hAnsi="TCM Pro" w:cs="Arial"/>
-          <w:sz w:val="22"/>
-          <w:szCs w:val="22"/>
-        </w:rPr>
-        <w:t>quan</w:t>
-      </w:r>
-      <w:proofErr w:type="spellEnd"/>
-      <w:r>
-        <w:rPr>
-          <w:rFonts w:ascii="TCM Pro" w:hAnsi="TCM Pro" w:cs="Arial"/>
-          <w:sz w:val="22"/>
-          <w:szCs w:val="22"/>
-        </w:rPr>
-        <w:t>;</w:t>
+      <w:r>
+        <w:rPr>
+          <w:rFonts w:ascii="TCM Pro" w:hAnsi="TCM Pro" w:cs="Arial"/>
+          <w:sz w:val="22"/>
+          <w:szCs w:val="22"/>
+        </w:rPr>
+        <w:t>Bộ luật Dân sự số 91/2015/QH13 ngày 24/11/2015 và các văn bản pháp luật liên quan;</w:t>
       </w:r>
     </w:p>
     <w:p>
@@ -549,23 +205,13 @@
           <w:lang w:val="vi-VN"/>
         </w:rPr>
       </w:pPr>
-      <w:proofErr w:type="spellStart"/>
-      <w:r>
-        <w:rPr>
-          <w:rFonts w:ascii="TCM Pro" w:hAnsi="TCM Pro" w:cs="Arial"/>
-          <w:szCs w:val="22"/>
-        </w:rPr>
-        <w:t>Hôm</w:t>
-      </w:r>
-      <w:proofErr w:type="spellEnd"/>
-      <w:r>
-        <w:rPr>
-          <w:rFonts w:ascii="TCM Pro" w:hAnsi="TCM Pro" w:cs="Arial"/>
-          <w:szCs w:val="22"/>
-        </w:rPr>
-        <w:t xml:space="preserve"> nay, </w:t>
-      </w:r>
-      <w:proofErr w:type="spellStart"/>
+      <w:r>
+        <w:rPr>
+          <w:rFonts w:ascii="TCM Pro" w:hAnsi="TCM Pro" w:cs="Arial"/>
+          <w:szCs w:val="22"/>
+        </w:rPr>
+        <w:t xml:space="preserve">Hôm nay, </w:t>
+      </w:r>
       <w:r>
         <w:rPr>
           <w:rFonts w:ascii="TCM Pro" w:hAnsi="TCM Pro" w:cs="Arial"/>
@@ -573,9 +219,8 @@
           <w:iCs/>
           <w:szCs w:val="22"/>
         </w:rPr>
-        <w:t>ngày</w:t>
-      </w:r>
-      <w:proofErr w:type="spellEnd"/>
+        <w:t xml:space="preserve">ngày </w:t>
+      </w:r>
       <w:r>
         <w:rPr>
           <w:rFonts w:ascii="TCM Pro" w:hAnsi="TCM Pro" w:cs="Arial"/>
@@ -583,7 +228,7 @@
           <w:iCs/>
           <w:szCs w:val="22"/>
         </w:rPr>
-        <w:t xml:space="preserve"> </w:t>
+        <w:t>${ngay}</w:t>
       </w:r>
       <w:r>
         <w:rPr>
@@ -592,9 +237,8 @@
           <w:iCs/>
           <w:szCs w:val="22"/>
         </w:rPr>
-        <w:t>${</w:t>
-      </w:r>
-      <w:proofErr w:type="spellStart"/>
+        <w:t xml:space="preserve"> tháng </w:t>
+      </w:r>
       <w:r>
         <w:rPr>
           <w:rFonts w:ascii="TCM Pro" w:hAnsi="TCM Pro" w:cs="Arial"/>
@@ -602,9 +246,8 @@
           <w:iCs/>
           <w:szCs w:val="22"/>
         </w:rPr>
-        <w:t>ngay</w:t>
-      </w:r>
-      <w:proofErr w:type="spellEnd"/>
+        <w:t>${thang}</w:t>
+      </w:r>
       <w:r>
         <w:rPr>
           <w:rFonts w:ascii="TCM Pro" w:hAnsi="TCM Pro" w:cs="Arial"/>
@@ -612,7 +255,7 @@
           <w:iCs/>
           <w:szCs w:val="22"/>
         </w:rPr>
-        <w:t>}</w:t>
+        <w:t xml:space="preserve"> năm </w:t>
       </w:r>
       <w:r>
         <w:rPr>
@@ -621,94 +264,7 @@
           <w:iCs/>
           <w:szCs w:val="22"/>
         </w:rPr>
-        <w:t xml:space="preserve"> </w:t>
-      </w:r>
-      <w:proofErr w:type="spellStart"/>
-      <w:r>
-        <w:rPr>
-          <w:rFonts w:ascii="TCM Pro" w:hAnsi="TCM Pro" w:cs="Arial"/>
-          <w:i/>
-          <w:iCs/>
-          <w:szCs w:val="22"/>
-        </w:rPr>
-        <w:t>tháng</w:t>
-      </w:r>
-      <w:proofErr w:type="spellEnd"/>
-      <w:r>
-        <w:rPr>
-          <w:rFonts w:ascii="TCM Pro" w:hAnsi="TCM Pro" w:cs="Arial"/>
-          <w:i/>
-          <w:iCs/>
-          <w:szCs w:val="22"/>
-        </w:rPr>
-        <w:t xml:space="preserve"> </w:t>
-      </w:r>
-      <w:r>
-        <w:rPr>
-          <w:rFonts w:ascii="TCM Pro" w:hAnsi="TCM Pro" w:cs="Arial"/>
-          <w:i/>
-          <w:iCs/>
-          <w:szCs w:val="22"/>
-        </w:rPr>
-        <w:t>${thang}</w:t>
-      </w:r>
-      <w:r>
-        <w:rPr>
-          <w:rFonts w:ascii="TCM Pro" w:hAnsi="TCM Pro" w:cs="Arial"/>
-          <w:i/>
-          <w:iCs/>
-          <w:szCs w:val="22"/>
-        </w:rPr>
-        <w:t xml:space="preserve"> </w:t>
-      </w:r>
-      <w:proofErr w:type="spellStart"/>
-      <w:r>
-        <w:rPr>
-          <w:rFonts w:ascii="TCM Pro" w:hAnsi="TCM Pro" w:cs="Arial"/>
-          <w:i/>
-          <w:iCs/>
-          <w:szCs w:val="22"/>
-        </w:rPr>
-        <w:t>năm</w:t>
-      </w:r>
-      <w:proofErr w:type="spellEnd"/>
-      <w:r>
-        <w:rPr>
-          <w:rFonts w:ascii="TCM Pro" w:hAnsi="TCM Pro" w:cs="Arial"/>
-          <w:i/>
-          <w:iCs/>
-          <w:szCs w:val="22"/>
-        </w:rPr>
-        <w:t xml:space="preserve"> </w:t>
-      </w:r>
-      <w:r>
-        <w:rPr>
-          <w:rFonts w:ascii="TCM Pro" w:hAnsi="TCM Pro" w:cs="Arial"/>
-          <w:i/>
-          <w:iCs/>
-          <w:szCs w:val="22"/>
-        </w:rPr>
-        <w:t>${</w:t>
-      </w:r>
-      <w:proofErr w:type="spellStart"/>
-      <w:r>
-        <w:rPr>
-          <w:rFonts w:ascii="TCM Pro" w:hAnsi="TCM Pro" w:cs="Arial"/>
-          <w:i/>
-          <w:iCs/>
-          <w:szCs w:val="22"/>
-        </w:rPr>
-        <w:t>nam</w:t>
-      </w:r>
-      <w:proofErr w:type="spellEnd"/>
-      <w:r>
-        <w:rPr>
-          <w:rFonts w:ascii="TCM Pro" w:hAnsi="TCM Pro" w:cs="Arial"/>
-          <w:i/>
-          <w:iCs/>
-          <w:szCs w:val="22"/>
-        </w:rPr>
-        <w:t xml:space="preserve">} </w:t>
+        <w:t xml:space="preserve">${nam} </w:t>
       </w:r>
       <w:r>
         <w:rPr>
@@ -726,117 +282,12 @@
         </w:rPr>
         <w:t xml:space="preserve">tại văn phòng </w:t>
       </w:r>
-      <w:proofErr w:type="spellStart"/>
-      <w:r>
-        <w:rPr>
-          <w:rFonts w:ascii="TCM Pro" w:hAnsi="TCM Pro" w:cs="Arial"/>
-          <w:szCs w:val="22"/>
-        </w:rPr>
-        <w:t>Công</w:t>
-      </w:r>
-      <w:proofErr w:type="spellEnd"/>
-      <w:r>
-        <w:rPr>
-          <w:rFonts w:ascii="TCM Pro" w:hAnsi="TCM Pro" w:cs="Arial"/>
-          <w:szCs w:val="22"/>
-        </w:rPr>
-        <w:t xml:space="preserve"> Ty TNHH </w:t>
-      </w:r>
-      <w:proofErr w:type="spellStart"/>
-      <w:r>
-        <w:rPr>
-          <w:rFonts w:ascii="TCM Pro" w:hAnsi="TCM Pro" w:cs="Arial"/>
-          <w:szCs w:val="22"/>
-        </w:rPr>
-        <w:t>Thương</w:t>
-      </w:r>
-      <w:proofErr w:type="spellEnd"/>
-      <w:r>
-        <w:rPr>
-          <w:rFonts w:ascii="TCM Pro" w:hAnsi="TCM Pro" w:cs="Arial"/>
-          <w:szCs w:val="22"/>
-        </w:rPr>
-        <w:t xml:space="preserve"> </w:t>
-      </w:r>
-      <w:proofErr w:type="spellStart"/>
-      <w:r>
-        <w:rPr>
-          <w:rFonts w:ascii="TCM Pro" w:hAnsi="TCM Pro" w:cs="Arial"/>
-          <w:szCs w:val="22"/>
-        </w:rPr>
-        <w:t>Mại</w:t>
-      </w:r>
-      <w:proofErr w:type="spellEnd"/>
-      <w:r>
-        <w:rPr>
-          <w:rFonts w:ascii="TCM Pro" w:hAnsi="TCM Pro" w:cs="Arial"/>
-          <w:szCs w:val="22"/>
-        </w:rPr>
-        <w:t xml:space="preserve"> và </w:t>
-      </w:r>
-      <w:proofErr w:type="spellStart"/>
-      <w:r>
-        <w:rPr>
-          <w:rFonts w:ascii="TCM Pro" w:hAnsi="TCM Pro" w:cs="Arial"/>
-          <w:szCs w:val="22"/>
-        </w:rPr>
-        <w:t>Dịch</w:t>
-      </w:r>
-      <w:proofErr w:type="spellEnd"/>
-      <w:r>
-        <w:rPr>
-          <w:rFonts w:ascii="TCM Pro" w:hAnsi="TCM Pro" w:cs="Arial"/>
-          <w:szCs w:val="22"/>
-        </w:rPr>
-        <w:t xml:space="preserve"> </w:t>
-      </w:r>
-      <w:proofErr w:type="spellStart"/>
-      <w:r>
-        <w:rPr>
-          <w:rFonts w:ascii="TCM Pro" w:hAnsi="TCM Pro" w:cs="Arial"/>
-          <w:szCs w:val="22"/>
-        </w:rPr>
-        <w:t>Vụ</w:t>
-      </w:r>
-      <w:proofErr w:type="spellEnd"/>
-      <w:r>
-        <w:rPr>
-          <w:rFonts w:ascii="TCM Pro" w:hAnsi="TCM Pro" w:cs="Arial"/>
-          <w:szCs w:val="22"/>
-        </w:rPr>
-        <w:t xml:space="preserve"> Ô </w:t>
-      </w:r>
-      <w:proofErr w:type="spellStart"/>
-      <w:r>
-        <w:rPr>
-          <w:rFonts w:ascii="TCM Pro" w:hAnsi="TCM Pro" w:cs="Arial"/>
-          <w:szCs w:val="22"/>
-        </w:rPr>
-        <w:t>Tô</w:t>
-      </w:r>
-      <w:proofErr w:type="spellEnd"/>
-      <w:r>
-        <w:rPr>
-          <w:rFonts w:ascii="TCM Pro" w:hAnsi="TCM Pro" w:cs="Arial"/>
-          <w:szCs w:val="22"/>
-        </w:rPr>
-        <w:t xml:space="preserve"> </w:t>
-      </w:r>
-      <w:proofErr w:type="spellStart"/>
-      <w:r>
-        <w:rPr>
-          <w:rFonts w:ascii="TCM Pro" w:hAnsi="TCM Pro" w:cs="Arial"/>
-          <w:szCs w:val="22"/>
-        </w:rPr>
-        <w:t>Phúc</w:t>
-      </w:r>
-      <w:proofErr w:type="spellEnd"/>
-      <w:r>
-        <w:rPr>
-          <w:rFonts w:ascii="TCM Pro" w:hAnsi="TCM Pro" w:cs="Arial"/>
-          <w:szCs w:val="22"/>
-        </w:rPr>
-        <w:t xml:space="preserve"> Anh</w:t>
+      <w:r>
+        <w:rPr>
+          <w:rFonts w:ascii="TCM Pro" w:hAnsi="TCM Pro" w:cs="Arial"/>
+          <w:szCs w:val="22"/>
+        </w:rPr>
+        <w:t>Công Ty TNHH Thương Mại và Dịch Vụ Ô Tô Phúc Anh</w:t>
       </w:r>
       <w:r>
         <w:rPr>
@@ -919,34 +370,14 @@
           <w:szCs w:val="22"/>
         </w:rPr>
       </w:pPr>
-      <w:proofErr w:type="spellStart"/>
-      <w:r>
-        <w:rPr>
-          <w:rFonts w:ascii="TCM Pro" w:hAnsi="TCM Pro" w:cs="Arial"/>
-          <w:sz w:val="22"/>
-          <w:szCs w:val="22"/>
-        </w:rPr>
-        <w:t>Địa</w:t>
-      </w:r>
-      <w:proofErr w:type="spellEnd"/>
-      <w:r>
-        <w:rPr>
-          <w:rFonts w:ascii="TCM Pro" w:hAnsi="TCM Pro" w:cs="Arial"/>
-          <w:sz w:val="22"/>
-          <w:szCs w:val="22"/>
-        </w:rPr>
-        <w:t xml:space="preserve"> </w:t>
-      </w:r>
-      <w:proofErr w:type="spellStart"/>
-      <w:r>
-        <w:rPr>
-          <w:rFonts w:ascii="TCM Pro" w:hAnsi="TCM Pro" w:cs="Arial"/>
-          <w:sz w:val="22"/>
-          <w:szCs w:val="22"/>
-        </w:rPr>
-        <w:t>chỉ</w:t>
-      </w:r>
-      <w:proofErr w:type="spellEnd"/>
+      <w:r>
+        <w:rPr>
+          <w:rFonts w:ascii="TCM Pro" w:hAnsi="TCM Pro" w:cs="Arial"/>
+          <w:sz w:val="22"/>
+          <w:szCs w:val="22"/>
+        </w:rPr>
+        <w:t>Địa chỉ</w:t>
+      </w:r>
       <w:r>
         <w:rPr>
           <w:rFonts w:ascii="TCM Pro" w:hAnsi="TCM Pro" w:cs="Arial"/>
@@ -956,137 +387,13 @@
         <w:tab/>
         <w:t xml:space="preserve">: </w:t>
       </w:r>
-      <w:proofErr w:type="spellStart"/>
-      <w:r>
-        <w:rPr>
-          <w:rFonts w:ascii="TCM Pro" w:hAnsi="TCM Pro" w:cs="Arial"/>
-          <w:sz w:val="22"/>
-          <w:szCs w:val="22"/>
-        </w:rPr>
-        <w:t>Khóm</w:t>
-      </w:r>
-      <w:proofErr w:type="spellEnd"/>
-      <w:r>
-        <w:rPr>
-          <w:rFonts w:ascii="TCM Pro" w:hAnsi="TCM Pro" w:cs="Arial"/>
-          <w:sz w:val="22"/>
-          <w:szCs w:val="22"/>
-        </w:rPr>
-        <w:t xml:space="preserve"> Trung </w:t>
-      </w:r>
-      <w:proofErr w:type="spellStart"/>
-      <w:r>
-        <w:rPr>
-          <w:rFonts w:ascii="TCM Pro" w:hAnsi="TCM Pro" w:cs="Arial"/>
-          <w:sz w:val="22"/>
-          <w:szCs w:val="22"/>
-        </w:rPr>
-        <w:t>Thạnh</w:t>
-      </w:r>
-      <w:proofErr w:type="spellEnd"/>
-      <w:r>
-        <w:rPr>
-          <w:rFonts w:ascii="TCM Pro" w:hAnsi="TCM Pro" w:cs="Arial"/>
-          <w:sz w:val="22"/>
-          <w:szCs w:val="22"/>
-        </w:rPr>
-        <w:t xml:space="preserve">, </w:t>
-      </w:r>
-      <w:proofErr w:type="spellStart"/>
-      <w:r>
-        <w:rPr>
-          <w:rFonts w:ascii="TCM Pro" w:hAnsi="TCM Pro" w:cs="Arial"/>
-          <w:sz w:val="22"/>
-          <w:szCs w:val="22"/>
-        </w:rPr>
-        <w:t>P</w:t>
-      </w:r>
-      <w:r>
-        <w:rPr>
-          <w:rFonts w:ascii="TCM Pro" w:hAnsi="TCM Pro" w:cs="Arial"/>
-          <w:sz w:val="22"/>
-          <w:szCs w:val="22"/>
-        </w:rPr>
-        <w:t>hường</w:t>
-      </w:r>
-      <w:proofErr w:type="spellEnd"/>
-      <w:r>
-        <w:rPr>
-          <w:rFonts w:ascii="TCM Pro" w:hAnsi="TCM Pro" w:cs="Arial"/>
-          <w:sz w:val="22"/>
-          <w:szCs w:val="22"/>
-        </w:rPr>
-        <w:t xml:space="preserve"> </w:t>
-      </w:r>
-      <w:proofErr w:type="spellStart"/>
-      <w:r>
-        <w:rPr>
-          <w:rFonts w:ascii="TCM Pro" w:hAnsi="TCM Pro" w:cs="Arial"/>
-          <w:sz w:val="22"/>
-          <w:szCs w:val="22"/>
-        </w:rPr>
-        <w:t>Mỹ</w:t>
-      </w:r>
-      <w:proofErr w:type="spellEnd"/>
-      <w:r>
-        <w:rPr>
-          <w:rFonts w:ascii="TCM Pro" w:hAnsi="TCM Pro" w:cs="Arial"/>
-          <w:sz w:val="22"/>
-          <w:szCs w:val="22"/>
-        </w:rPr>
-        <w:t xml:space="preserve"> </w:t>
-      </w:r>
-      <w:proofErr w:type="spellStart"/>
-      <w:r>
-        <w:rPr>
-          <w:rFonts w:ascii="TCM Pro" w:hAnsi="TCM Pro" w:cs="Arial"/>
-          <w:sz w:val="22"/>
-          <w:szCs w:val="22"/>
-        </w:rPr>
-        <w:t>Thới</w:t>
-      </w:r>
-      <w:proofErr w:type="spellEnd"/>
-      <w:r>
-        <w:rPr>
-          <w:rFonts w:ascii="TCM Pro" w:hAnsi="TCM Pro" w:cs="Arial"/>
-          <w:sz w:val="22"/>
-          <w:szCs w:val="22"/>
-        </w:rPr>
-        <w:t>,</w:t>
-      </w:r>
-      <w:r>
-        <w:rPr>
-          <w:rFonts w:ascii="TCM Pro" w:hAnsi="TCM Pro" w:cs="Arial"/>
-          <w:sz w:val="22"/>
-          <w:szCs w:val="22"/>
-        </w:rPr>
-        <w:t xml:space="preserve"> </w:t>
-      </w:r>
-      <w:proofErr w:type="spellStart"/>
-      <w:r>
-        <w:rPr>
-          <w:rFonts w:ascii="TCM Pro" w:hAnsi="TCM Pro" w:cs="Arial"/>
-          <w:sz w:val="22"/>
-          <w:szCs w:val="22"/>
-        </w:rPr>
-        <w:t>Tỉnh</w:t>
-      </w:r>
-      <w:proofErr w:type="spellEnd"/>
-      <w:r>
-        <w:rPr>
-          <w:rFonts w:ascii="TCM Pro" w:hAnsi="TCM Pro" w:cs="Arial"/>
-          <w:sz w:val="22"/>
-          <w:szCs w:val="22"/>
-        </w:rPr>
-        <w:t xml:space="preserve"> </w:t>
-      </w:r>
-      <w:r>
-        <w:rPr>
-          <w:rFonts w:ascii="TCM Pro" w:hAnsi="TCM Pro" w:cs="Arial"/>
-          <w:sz w:val="22"/>
-          <w:szCs w:val="22"/>
-        </w:rPr>
-        <w:t>An Giang</w:t>
+      <w:r>
+        <w:rPr>
+          <w:rFonts w:ascii="TCM Pro" w:hAnsi="TCM Pro" w:cs="Arial"/>
+          <w:sz w:val="22"/>
+          <w:szCs w:val="22"/>
+        </w:rPr>
+        <w:t>19/6C, Trần Hưng Đạo, Phường Long Xuyên, Tỉnh An Giang</w:t>
       </w:r>
     </w:p>
     <w:p>
@@ -1104,34 +411,14 @@
           <w:szCs w:val="22"/>
         </w:rPr>
       </w:pPr>
-      <w:proofErr w:type="spellStart"/>
-      <w:r>
-        <w:rPr>
-          <w:rFonts w:ascii="TCM Pro" w:hAnsi="TCM Pro" w:cs="Arial"/>
-          <w:sz w:val="22"/>
-          <w:szCs w:val="22"/>
-        </w:rPr>
-        <w:t>Điện</w:t>
-      </w:r>
-      <w:proofErr w:type="spellEnd"/>
-      <w:r>
-        <w:rPr>
-          <w:rFonts w:ascii="TCM Pro" w:hAnsi="TCM Pro" w:cs="Arial"/>
-          <w:sz w:val="22"/>
-          <w:szCs w:val="22"/>
-        </w:rPr>
-        <w:t xml:space="preserve"> </w:t>
-      </w:r>
-      <w:proofErr w:type="spellStart"/>
-      <w:r>
-        <w:rPr>
-          <w:rFonts w:ascii="TCM Pro" w:hAnsi="TCM Pro" w:cs="Arial"/>
-          <w:sz w:val="22"/>
-          <w:szCs w:val="22"/>
-        </w:rPr>
-        <w:t>thoại</w:t>
-      </w:r>
-      <w:proofErr w:type="spellEnd"/>
+      <w:r>
+        <w:rPr>
+          <w:rFonts w:ascii="TCM Pro" w:hAnsi="TCM Pro" w:cs="Arial"/>
+          <w:sz w:val="22"/>
+          <w:szCs w:val="22"/>
+        </w:rPr>
+        <w:t>Điện thoại</w:t>
+      </w:r>
       <w:r>
         <w:rPr>
           <w:rFonts w:ascii="TCM Pro" w:hAnsi="TCM Pro" w:cs="Arial"/>
@@ -1228,52 +515,14 @@
           <w:szCs w:val="22"/>
         </w:rPr>
       </w:pPr>
-      <w:proofErr w:type="spellStart"/>
-      <w:r>
-        <w:rPr>
-          <w:rFonts w:ascii="TCM Pro" w:hAnsi="TCM Pro" w:cs="Arial"/>
-          <w:sz w:val="22"/>
-          <w:szCs w:val="22"/>
-        </w:rPr>
-        <w:t>Mã</w:t>
-      </w:r>
-      <w:proofErr w:type="spellEnd"/>
-      <w:r>
-        <w:rPr>
-          <w:rFonts w:ascii="TCM Pro" w:hAnsi="TCM Pro" w:cs="Arial"/>
-          <w:sz w:val="22"/>
-          <w:szCs w:val="22"/>
-        </w:rPr>
-        <w:t xml:space="preserve"> </w:t>
-      </w:r>
-      <w:proofErr w:type="spellStart"/>
-      <w:r>
-        <w:rPr>
-          <w:rFonts w:ascii="TCM Pro" w:hAnsi="TCM Pro" w:cs="Arial"/>
-          <w:sz w:val="22"/>
-          <w:szCs w:val="22"/>
-        </w:rPr>
-        <w:t>số</w:t>
-      </w:r>
-      <w:proofErr w:type="spellEnd"/>
-      <w:r>
-        <w:rPr>
-          <w:rFonts w:ascii="TCM Pro" w:hAnsi="TCM Pro" w:cs="Arial"/>
-          <w:sz w:val="22"/>
-          <w:szCs w:val="22"/>
-        </w:rPr>
-        <w:t xml:space="preserve"> </w:t>
-      </w:r>
-      <w:proofErr w:type="spellStart"/>
-      <w:r>
-        <w:rPr>
-          <w:rFonts w:ascii="TCM Pro" w:hAnsi="TCM Pro" w:cs="Arial"/>
-          <w:sz w:val="22"/>
-          <w:szCs w:val="22"/>
-        </w:rPr>
-        <w:t>thuế</w:t>
-      </w:r>
-      <w:proofErr w:type="spellEnd"/>
+      <w:r>
+        <w:rPr>
+          <w:rFonts w:ascii="TCM Pro" w:hAnsi="TCM Pro" w:cs="Arial"/>
+          <w:sz w:val="22"/>
+          <w:szCs w:val="22"/>
+        </w:rPr>
+        <w:t>Mã số thuế</w:t>
+      </w:r>
       <w:r>
         <w:rPr>
           <w:rFonts w:ascii="TCM Pro" w:hAnsi="TCM Pro" w:cs="Arial"/>
@@ -1313,7 +562,6 @@
         </w:rPr>
         <w:t xml:space="preserve">Do </w:t>
       </w:r>
-      <w:proofErr w:type="spellStart"/>
       <w:r>
         <w:rPr>
           <w:rFonts w:ascii="TCM Pro" w:hAnsi="TCM Pro" w:cs="Arial"/>
@@ -1322,7 +570,6 @@
         </w:rPr>
         <w:t>Ông</w:t>
       </w:r>
-      <w:proofErr w:type="spellEnd"/>
       <w:r>
         <w:rPr>
           <w:rFonts w:ascii="TCM Pro" w:hAnsi="TCM Pro" w:cs="Arial"/>
@@ -1356,78 +603,7 @@
           <w:szCs w:val="22"/>
         </w:rPr>
         <w:tab/>
-      </w:r>
-      <w:proofErr w:type="spellStart"/>
-      <w:r>
-        <w:rPr>
-          <w:rFonts w:ascii="TCM Pro" w:hAnsi="TCM Pro" w:cs="Arial"/>
-          <w:sz w:val="22"/>
-          <w:szCs w:val="22"/>
-        </w:rPr>
-        <w:t>Chức</w:t>
-      </w:r>
-      <w:proofErr w:type="spellEnd"/>
-      <w:r>
-        <w:rPr>
-          <w:rFonts w:ascii="TCM Pro" w:hAnsi="TCM Pro" w:cs="Arial"/>
-          <w:sz w:val="22"/>
-          <w:szCs w:val="22"/>
-        </w:rPr>
-        <w:t xml:space="preserve"> </w:t>
-      </w:r>
-      <w:proofErr w:type="spellStart"/>
-      <w:r>
-        <w:rPr>
-          <w:rFonts w:ascii="TCM Pro" w:hAnsi="TCM Pro" w:cs="Arial"/>
-          <w:sz w:val="22"/>
-          <w:szCs w:val="22"/>
-        </w:rPr>
-        <w:t>vụ</w:t>
-      </w:r>
-      <w:proofErr w:type="spellEnd"/>
-      <w:r>
-        <w:rPr>
-          <w:rFonts w:ascii="TCM Pro" w:hAnsi="TCM Pro" w:cs="Arial"/>
-          <w:sz w:val="22"/>
-          <w:szCs w:val="22"/>
-        </w:rPr>
-        <w:t xml:space="preserve">:  </w:t>
-      </w:r>
-      <w:proofErr w:type="spellStart"/>
-      <w:r>
-        <w:rPr>
-          <w:rFonts w:ascii="TCM Pro" w:hAnsi="TCM Pro" w:cs="Arial"/>
-          <w:sz w:val="22"/>
-          <w:szCs w:val="22"/>
-        </w:rPr>
-        <w:t>Giám</w:t>
-      </w:r>
-      <w:proofErr w:type="spellEnd"/>
-      <w:r>
-        <w:rPr>
-          <w:rFonts w:ascii="TCM Pro" w:hAnsi="TCM Pro" w:cs="Arial"/>
-          <w:sz w:val="22"/>
-          <w:szCs w:val="22"/>
-        </w:rPr>
-        <w:t xml:space="preserve"> </w:t>
-      </w:r>
-      <w:proofErr w:type="spellStart"/>
-      <w:r>
-        <w:rPr>
-          <w:rFonts w:ascii="TCM Pro" w:hAnsi="TCM Pro" w:cs="Arial"/>
-          <w:sz w:val="22"/>
-          <w:szCs w:val="22"/>
-        </w:rPr>
-        <w:t>đốc</w:t>
-      </w:r>
-      <w:proofErr w:type="spellEnd"/>
-      <w:r>
-        <w:rPr>
-          <w:rFonts w:ascii="TCM Pro" w:hAnsi="TCM Pro" w:cs="Arial"/>
-          <w:sz w:val="22"/>
-          <w:szCs w:val="22"/>
-        </w:rPr>
-        <w:t>.</w:t>
+        <w:t>Chức vụ:  Giám đốc.</w:t>
       </w:r>
       <w:r>
         <w:rPr>
@@ -1452,52 +628,14 @@
           <w:szCs w:val="22"/>
         </w:rPr>
       </w:pPr>
-      <w:proofErr w:type="spellStart"/>
       <w:r>
         <w:rPr>
           <w:rFonts w:ascii="Hyundai Sans Text" w:hAnsi="Hyundai Sans Text" w:cs="Arial"/>
           <w:sz w:val="22"/>
           <w:szCs w:val="22"/>
         </w:rPr>
-        <w:t>Tên</w:t>
-      </w:r>
-      <w:proofErr w:type="spellEnd"/>
-      <w:r>
-        <w:rPr>
-          <w:rFonts w:ascii="Hyundai Sans Text" w:hAnsi="Hyundai Sans Text" w:cs="Arial"/>
-          <w:sz w:val="22"/>
-          <w:szCs w:val="22"/>
-        </w:rPr>
-        <w:t xml:space="preserve"> </w:t>
-      </w:r>
-      <w:proofErr w:type="spellStart"/>
-      <w:r>
-        <w:rPr>
-          <w:rFonts w:ascii="Hyundai Sans Text" w:hAnsi="Hyundai Sans Text" w:cs="Arial"/>
-          <w:sz w:val="22"/>
-          <w:szCs w:val="22"/>
-        </w:rPr>
-        <w:t>Tài</w:t>
-      </w:r>
-      <w:proofErr w:type="spellEnd"/>
-      <w:r>
-        <w:rPr>
-          <w:rFonts w:ascii="Hyundai Sans Text" w:hAnsi="Hyundai Sans Text" w:cs="Arial"/>
-          <w:sz w:val="22"/>
-          <w:szCs w:val="22"/>
-        </w:rPr>
-        <w:t xml:space="preserve"> </w:t>
-      </w:r>
-      <w:proofErr w:type="spellStart"/>
-      <w:r>
-        <w:rPr>
-          <w:rFonts w:ascii="Hyundai Sans Text" w:hAnsi="Hyundai Sans Text" w:cs="Arial"/>
-          <w:sz w:val="22"/>
-          <w:szCs w:val="22"/>
-        </w:rPr>
-        <w:t>khoản</w:t>
-      </w:r>
-      <w:proofErr w:type="spellEnd"/>
+        <w:t>Tên Tài khoản</w:t>
+      </w:r>
       <w:r>
         <w:rPr>
           <w:rFonts w:ascii="Hyundai Sans Text" w:hAnsi="Hyundai Sans Text" w:cs="Arial"/>
@@ -1528,178 +666,16 @@
           <w:sz w:val="22"/>
           <w:szCs w:val="22"/>
         </w:rPr>
-        <w:t xml:space="preserve">  </w:t>
-      </w:r>
-      <w:proofErr w:type="spellStart"/>
+        <w:t xml:space="preserve">  Tài khoản (1)</w:t>
+      </w:r>
       <w:r>
         <w:rPr>
           <w:rFonts w:ascii="Hyundai Sans Text" w:hAnsi="Hyundai Sans Text" w:cs="Arial"/>
           <w:sz w:val="22"/>
           <w:szCs w:val="22"/>
         </w:rPr>
-        <w:t>Tài</w:t>
-      </w:r>
-      <w:proofErr w:type="spellEnd"/>
-      <w:r>
-        <w:rPr>
-          <w:rFonts w:ascii="Hyundai Sans Text" w:hAnsi="Hyundai Sans Text" w:cs="Arial"/>
-          <w:sz w:val="22"/>
-          <w:szCs w:val="22"/>
-        </w:rPr>
-        <w:t xml:space="preserve"> </w:t>
-      </w:r>
-      <w:proofErr w:type="spellStart"/>
-      <w:r>
-        <w:rPr>
-          <w:rFonts w:ascii="Hyundai Sans Text" w:hAnsi="Hyundai Sans Text" w:cs="Arial"/>
-          <w:sz w:val="22"/>
-          <w:szCs w:val="22"/>
-        </w:rPr>
-        <w:t>khoản</w:t>
-      </w:r>
-      <w:proofErr w:type="spellEnd"/>
-      <w:r>
-        <w:rPr>
-          <w:rFonts w:ascii="Hyundai Sans Text" w:hAnsi="Hyundai Sans Text" w:cs="Arial"/>
-          <w:sz w:val="22"/>
-          <w:szCs w:val="22"/>
-        </w:rPr>
-        <w:t xml:space="preserve"> (1)</w:t>
-      </w:r>
-      <w:r>
-        <w:rPr>
-          <w:rFonts w:ascii="Hyundai Sans Text" w:hAnsi="Hyundai Sans Text" w:cs="Arial"/>
-          <w:sz w:val="22"/>
-          <w:szCs w:val="22"/>
-        </w:rPr>
         <w:tab/>
-        <w:t xml:space="preserve">: 54 0000 68 66666  - </w:t>
-      </w:r>
-      <w:proofErr w:type="spellStart"/>
-      <w:r>
-        <w:rPr>
-          <w:rFonts w:ascii="Hyundai Sans Text" w:hAnsi="Hyundai Sans Text" w:cs="Arial"/>
-          <w:sz w:val="22"/>
-          <w:szCs w:val="22"/>
-        </w:rPr>
-        <w:t>Tại</w:t>
-      </w:r>
-      <w:proofErr w:type="spellEnd"/>
-      <w:r>
-        <w:rPr>
-          <w:rFonts w:ascii="Hyundai Sans Text" w:hAnsi="Hyundai Sans Text" w:cs="Arial"/>
-          <w:sz w:val="22"/>
-          <w:szCs w:val="22"/>
-        </w:rPr>
-        <w:t xml:space="preserve"> </w:t>
-      </w:r>
-      <w:proofErr w:type="spellStart"/>
-      <w:r>
-        <w:rPr>
-          <w:rFonts w:ascii="Hyundai Sans Text" w:hAnsi="Hyundai Sans Text" w:cs="Arial"/>
-          <w:sz w:val="22"/>
-          <w:szCs w:val="22"/>
-        </w:rPr>
-        <w:t>ngân</w:t>
-      </w:r>
-      <w:proofErr w:type="spellEnd"/>
-      <w:r>
-        <w:rPr>
-          <w:rFonts w:ascii="Hyundai Sans Text" w:hAnsi="Hyundai Sans Text" w:cs="Arial"/>
-          <w:sz w:val="22"/>
-          <w:szCs w:val="22"/>
-        </w:rPr>
-        <w:t xml:space="preserve"> </w:t>
-      </w:r>
-      <w:proofErr w:type="spellStart"/>
-      <w:r>
-        <w:rPr>
-          <w:rFonts w:ascii="Hyundai Sans Text" w:hAnsi="Hyundai Sans Text" w:cs="Arial"/>
-          <w:sz w:val="22"/>
-          <w:szCs w:val="22"/>
-        </w:rPr>
-        <w:t>hàng</w:t>
-      </w:r>
-      <w:proofErr w:type="spellEnd"/>
-      <w:r>
-        <w:rPr>
-          <w:rFonts w:ascii="Hyundai Sans Text" w:hAnsi="Hyundai Sans Text" w:cs="Arial"/>
-          <w:sz w:val="22"/>
-          <w:szCs w:val="22"/>
-        </w:rPr>
-        <w:t xml:space="preserve"> TMCP </w:t>
-      </w:r>
-      <w:proofErr w:type="spellStart"/>
-      <w:r>
-        <w:rPr>
-          <w:rFonts w:ascii="Hyundai Sans Text" w:hAnsi="Hyundai Sans Text" w:cs="Arial"/>
-          <w:sz w:val="22"/>
-          <w:szCs w:val="22"/>
-        </w:rPr>
-        <w:t>Thịnh</w:t>
-      </w:r>
-      <w:proofErr w:type="spellEnd"/>
-      <w:r>
-        <w:rPr>
-          <w:rFonts w:ascii="Hyundai Sans Text" w:hAnsi="Hyundai Sans Text" w:cs="Arial"/>
-          <w:sz w:val="22"/>
-          <w:szCs w:val="22"/>
-        </w:rPr>
-        <w:t xml:space="preserve"> </w:t>
-      </w:r>
-      <w:proofErr w:type="spellStart"/>
-      <w:r>
-        <w:rPr>
-          <w:rFonts w:ascii="Hyundai Sans Text" w:hAnsi="Hyundai Sans Text" w:cs="Arial"/>
-          <w:sz w:val="22"/>
-          <w:szCs w:val="22"/>
-        </w:rPr>
-        <w:t>vượng</w:t>
-      </w:r>
-      <w:proofErr w:type="spellEnd"/>
-      <w:r>
-        <w:rPr>
-          <w:rFonts w:ascii="Hyundai Sans Text" w:hAnsi="Hyundai Sans Text" w:cs="Arial"/>
-          <w:sz w:val="22"/>
-          <w:szCs w:val="22"/>
-        </w:rPr>
-        <w:t xml:space="preserve"> và </w:t>
-      </w:r>
-      <w:proofErr w:type="spellStart"/>
-      <w:r>
-        <w:rPr>
-          <w:rFonts w:ascii="Hyundai Sans Text" w:hAnsi="Hyundai Sans Text" w:cs="Arial"/>
-          <w:sz w:val="22"/>
-          <w:szCs w:val="22"/>
-        </w:rPr>
-        <w:t>Phát</w:t>
-      </w:r>
-      <w:proofErr w:type="spellEnd"/>
-      <w:r>
-        <w:rPr>
-          <w:rFonts w:ascii="Hyundai Sans Text" w:hAnsi="Hyundai Sans Text" w:cs="Arial"/>
-          <w:sz w:val="22"/>
-          <w:szCs w:val="22"/>
-        </w:rPr>
-        <w:t xml:space="preserve"> </w:t>
-      </w:r>
-      <w:proofErr w:type="spellStart"/>
-      <w:r>
-        <w:rPr>
-          <w:rFonts w:ascii="Hyundai Sans Text" w:hAnsi="Hyundai Sans Text" w:cs="Arial"/>
-          <w:sz w:val="22"/>
-          <w:szCs w:val="22"/>
-        </w:rPr>
-        <w:t>triển</w:t>
-      </w:r>
-      <w:proofErr w:type="spellEnd"/>
-      <w:r>
-        <w:rPr>
-          <w:rFonts w:ascii="Hyundai Sans Text" w:hAnsi="Hyundai Sans Text" w:cs="Arial"/>
-          <w:sz w:val="22"/>
-          <w:szCs w:val="22"/>
-        </w:rPr>
-        <w:t xml:space="preserve"> - CN An Giang</w:t>
+        <w:t>: 54 0000 68 66666  - Tại ngân hàng TMCP Thịnh vượng và Phát triển - CN An Giang</w:t>
       </w:r>
     </w:p>
     <w:p>
@@ -1722,142 +698,16 @@
           <w:sz w:val="22"/>
           <w:szCs w:val="22"/>
         </w:rPr>
-        <w:t xml:space="preserve">  </w:t>
-      </w:r>
-      <w:proofErr w:type="spellStart"/>
+        <w:t xml:space="preserve">  Tài khoản (2)</w:t>
+      </w:r>
       <w:r>
         <w:rPr>
           <w:rFonts w:ascii="Hyundai Sans Text" w:hAnsi="Hyundai Sans Text" w:cs="Arial"/>
           <w:sz w:val="22"/>
           <w:szCs w:val="22"/>
         </w:rPr>
-        <w:t>Tài</w:t>
-      </w:r>
-      <w:proofErr w:type="spellEnd"/>
-      <w:r>
-        <w:rPr>
-          <w:rFonts w:ascii="Hyundai Sans Text" w:hAnsi="Hyundai Sans Text" w:cs="Arial"/>
-          <w:sz w:val="22"/>
-          <w:szCs w:val="22"/>
-        </w:rPr>
-        <w:t xml:space="preserve"> </w:t>
-      </w:r>
-      <w:proofErr w:type="spellStart"/>
-      <w:r>
-        <w:rPr>
-          <w:rFonts w:ascii="Hyundai Sans Text" w:hAnsi="Hyundai Sans Text" w:cs="Arial"/>
-          <w:sz w:val="22"/>
-          <w:szCs w:val="22"/>
-        </w:rPr>
-        <w:t>khoản</w:t>
-      </w:r>
-      <w:proofErr w:type="spellEnd"/>
-      <w:r>
-        <w:rPr>
-          <w:rFonts w:ascii="Hyundai Sans Text" w:hAnsi="Hyundai Sans Text" w:cs="Arial"/>
-          <w:sz w:val="22"/>
-          <w:szCs w:val="22"/>
-        </w:rPr>
-        <w:t xml:space="preserve"> (2)</w:t>
-      </w:r>
-      <w:r>
-        <w:rPr>
-          <w:rFonts w:ascii="Hyundai Sans Text" w:hAnsi="Hyundai Sans Text" w:cs="Arial"/>
-          <w:sz w:val="22"/>
-          <w:szCs w:val="22"/>
-        </w:rPr>
         <w:tab/>
-        <w:t xml:space="preserve">: 3578 999 999 - </w:t>
-      </w:r>
-      <w:proofErr w:type="spellStart"/>
-      <w:r>
-        <w:rPr>
-          <w:rFonts w:ascii="Hyundai Sans Text" w:hAnsi="Hyundai Sans Text" w:cs="Arial"/>
-          <w:sz w:val="22"/>
-          <w:szCs w:val="22"/>
-        </w:rPr>
-        <w:t>Ngân</w:t>
-      </w:r>
-      <w:proofErr w:type="spellEnd"/>
-      <w:r>
-        <w:rPr>
-          <w:rFonts w:ascii="Hyundai Sans Text" w:hAnsi="Hyundai Sans Text" w:cs="Arial"/>
-          <w:sz w:val="22"/>
-          <w:szCs w:val="22"/>
-        </w:rPr>
-        <w:t xml:space="preserve"> </w:t>
-      </w:r>
-      <w:proofErr w:type="spellStart"/>
-      <w:r>
-        <w:rPr>
-          <w:rFonts w:ascii="Hyundai Sans Text" w:hAnsi="Hyundai Sans Text" w:cs="Arial"/>
-          <w:sz w:val="22"/>
-          <w:szCs w:val="22"/>
-        </w:rPr>
-        <w:t>Hàng</w:t>
-      </w:r>
-      <w:proofErr w:type="spellEnd"/>
-      <w:r>
-        <w:rPr>
-          <w:rFonts w:ascii="Hyundai Sans Text" w:hAnsi="Hyundai Sans Text" w:cs="Arial"/>
-          <w:sz w:val="22"/>
-          <w:szCs w:val="22"/>
-        </w:rPr>
-        <w:t xml:space="preserve"> TMCP </w:t>
-      </w:r>
-      <w:proofErr w:type="spellStart"/>
-      <w:r>
-        <w:rPr>
-          <w:rFonts w:ascii="Hyundai Sans Text" w:hAnsi="Hyundai Sans Text" w:cs="Arial"/>
-          <w:sz w:val="22"/>
-          <w:szCs w:val="22"/>
-        </w:rPr>
-        <w:t>Việt</w:t>
-      </w:r>
-      <w:proofErr w:type="spellEnd"/>
-      <w:r>
-        <w:rPr>
-          <w:rFonts w:ascii="Hyundai Sans Text" w:hAnsi="Hyundai Sans Text" w:cs="Arial"/>
-          <w:sz w:val="22"/>
-          <w:szCs w:val="22"/>
-        </w:rPr>
-        <w:t xml:space="preserve"> Nam </w:t>
-      </w:r>
-      <w:proofErr w:type="spellStart"/>
-      <w:r>
-        <w:rPr>
-          <w:rFonts w:ascii="Hyundai Sans Text" w:hAnsi="Hyundai Sans Text" w:cs="Arial"/>
-          <w:sz w:val="22"/>
-          <w:szCs w:val="22"/>
-        </w:rPr>
-        <w:t>Thịnh</w:t>
-      </w:r>
-      <w:proofErr w:type="spellEnd"/>
-      <w:r>
-        <w:rPr>
-          <w:rFonts w:ascii="Hyundai Sans Text" w:hAnsi="Hyundai Sans Text" w:cs="Arial"/>
-          <w:sz w:val="22"/>
-          <w:szCs w:val="22"/>
-        </w:rPr>
-        <w:t xml:space="preserve"> </w:t>
-      </w:r>
-      <w:proofErr w:type="spellStart"/>
-      <w:r>
-        <w:rPr>
-          <w:rFonts w:ascii="Hyundai Sans Text" w:hAnsi="Hyundai Sans Text" w:cs="Arial"/>
-          <w:sz w:val="22"/>
-          <w:szCs w:val="22"/>
-        </w:rPr>
-        <w:t>Vượng</w:t>
-      </w:r>
-      <w:proofErr w:type="spellEnd"/>
-      <w:r>
-        <w:rPr>
-          <w:rFonts w:ascii="Hyundai Sans Text" w:hAnsi="Hyundai Sans Text" w:cs="Arial"/>
-          <w:sz w:val="22"/>
-          <w:szCs w:val="22"/>
-        </w:rPr>
-        <w:t xml:space="preserve"> – VP Bank</w:t>
+        <w:t>: 3578 999 999 - Ngân Hàng TMCP Việt Nam Thịnh Vượng – VP Bank</w:t>
       </w:r>
     </w:p>
     <w:p>
@@ -1880,43 +730,7 @@
           <w:sz w:val="22"/>
           <w:szCs w:val="22"/>
         </w:rPr>
-        <w:t xml:space="preserve">  </w:t>
-      </w:r>
-      <w:proofErr w:type="spellStart"/>
-      <w:r>
-        <w:rPr>
-          <w:rFonts w:ascii="Hyundai Sans Text" w:hAnsi="Hyundai Sans Text" w:cs="Arial"/>
-          <w:sz w:val="22"/>
-          <w:szCs w:val="22"/>
-        </w:rPr>
-        <w:t>Tài</w:t>
-      </w:r>
-      <w:proofErr w:type="spellEnd"/>
-      <w:r>
-        <w:rPr>
-          <w:rFonts w:ascii="Hyundai Sans Text" w:hAnsi="Hyundai Sans Text" w:cs="Arial"/>
-          <w:sz w:val="22"/>
-          <w:szCs w:val="22"/>
-        </w:rPr>
-        <w:t xml:space="preserve"> </w:t>
-      </w:r>
-      <w:proofErr w:type="spellStart"/>
-      <w:r>
-        <w:rPr>
-          <w:rFonts w:ascii="Hyundai Sans Text" w:hAnsi="Hyundai Sans Text" w:cs="Arial"/>
-          <w:sz w:val="22"/>
-          <w:szCs w:val="22"/>
-        </w:rPr>
-        <w:t>khoản</w:t>
-      </w:r>
-      <w:proofErr w:type="spellEnd"/>
-      <w:r>
-        <w:rPr>
-          <w:rFonts w:ascii="Hyundai Sans Text" w:hAnsi="Hyundai Sans Text" w:cs="Arial"/>
-          <w:sz w:val="22"/>
-          <w:szCs w:val="22"/>
-        </w:rPr>
-        <w:t xml:space="preserve"> (3)</w:t>
+        <w:t xml:space="preserve">  Tài khoản (3)</w:t>
       </w:r>
       <w:r>
         <w:rPr>
@@ -1941,97 +755,7 @@
           <w:sz w:val="22"/>
           <w:szCs w:val="22"/>
         </w:rPr>
-        <w:t xml:space="preserve">1352 999 999 - </w:t>
-      </w:r>
-      <w:proofErr w:type="spellStart"/>
-      <w:r>
-        <w:rPr>
-          <w:rFonts w:ascii="Hyundai Sans Text" w:hAnsi="Hyundai Sans Text" w:cs="Arial"/>
-          <w:sz w:val="22"/>
-          <w:szCs w:val="22"/>
-        </w:rPr>
-        <w:t>Tại</w:t>
-      </w:r>
-      <w:proofErr w:type="spellEnd"/>
-      <w:r>
-        <w:rPr>
-          <w:rFonts w:ascii="Hyundai Sans Text" w:hAnsi="Hyundai Sans Text" w:cs="Arial"/>
-          <w:sz w:val="22"/>
-          <w:szCs w:val="22"/>
-        </w:rPr>
-        <w:t xml:space="preserve"> NH TMCP </w:t>
-      </w:r>
-      <w:proofErr w:type="spellStart"/>
-      <w:r>
-        <w:rPr>
-          <w:rFonts w:ascii="Hyundai Sans Text" w:hAnsi="Hyundai Sans Text" w:cs="Arial"/>
-          <w:sz w:val="22"/>
-          <w:szCs w:val="22"/>
-        </w:rPr>
-        <w:t>Ngoại</w:t>
-      </w:r>
-      <w:proofErr w:type="spellEnd"/>
-      <w:r>
-        <w:rPr>
-          <w:rFonts w:ascii="Hyundai Sans Text" w:hAnsi="Hyundai Sans Text" w:cs="Arial"/>
-          <w:sz w:val="22"/>
-          <w:szCs w:val="22"/>
-        </w:rPr>
-        <w:t xml:space="preserve"> </w:t>
-      </w:r>
-      <w:proofErr w:type="spellStart"/>
-      <w:r>
-        <w:rPr>
-          <w:rFonts w:ascii="Hyundai Sans Text" w:hAnsi="Hyundai Sans Text" w:cs="Arial"/>
-          <w:sz w:val="22"/>
-          <w:szCs w:val="22"/>
-        </w:rPr>
-        <w:t>thương</w:t>
-      </w:r>
-      <w:proofErr w:type="spellEnd"/>
-      <w:r>
-        <w:rPr>
-          <w:rFonts w:ascii="Hyundai Sans Text" w:hAnsi="Hyundai Sans Text" w:cs="Arial"/>
-          <w:sz w:val="22"/>
-          <w:szCs w:val="22"/>
-        </w:rPr>
-        <w:t xml:space="preserve"> </w:t>
-      </w:r>
-      <w:proofErr w:type="spellStart"/>
-      <w:r>
-        <w:rPr>
-          <w:rFonts w:ascii="Hyundai Sans Text" w:hAnsi="Hyundai Sans Text" w:cs="Arial"/>
-          <w:sz w:val="22"/>
-          <w:szCs w:val="22"/>
-        </w:rPr>
-        <w:t>Việt</w:t>
-      </w:r>
-      <w:proofErr w:type="spellEnd"/>
-      <w:r>
-        <w:rPr>
-          <w:rFonts w:ascii="Hyundai Sans Text" w:hAnsi="Hyundai Sans Text" w:cs="Arial"/>
-          <w:sz w:val="22"/>
-          <w:szCs w:val="22"/>
-        </w:rPr>
-        <w:t xml:space="preserve"> Nam (</w:t>
-      </w:r>
-      <w:proofErr w:type="spellStart"/>
-      <w:r>
-        <w:rPr>
-          <w:rFonts w:ascii="Hyundai Sans Text" w:hAnsi="Hyundai Sans Text" w:cs="Arial"/>
-          <w:sz w:val="22"/>
-          <w:szCs w:val="22"/>
-        </w:rPr>
-        <w:t>Vietcombank</w:t>
-      </w:r>
-      <w:proofErr w:type="spellEnd"/>
-      <w:r>
-        <w:rPr>
-          <w:rFonts w:ascii="Hyundai Sans Text" w:hAnsi="Hyundai Sans Text" w:cs="Arial"/>
-          <w:sz w:val="22"/>
-          <w:szCs w:val="22"/>
-        </w:rPr>
-        <w:t>) - CN An Giang</w:t>
+        <w:t>1352 999 999 - Tại NH TMCP Ngoại thương Việt Nam (Vietcombank) - CN An Giang</w:t>
       </w:r>
     </w:p>
     <w:p>
@@ -2079,36 +803,8 @@
           <w:sz w:val="22"/>
           <w:szCs w:val="22"/>
         </w:rPr>
-        <w:t xml:space="preserve">          ; </w:t>
-      </w:r>
-      <w:proofErr w:type="spellStart"/>
-      <w:r>
-        <w:rPr>
-          <w:rFonts w:ascii="TCM Pro" w:hAnsi="TCM Pro" w:cs="Arial"/>
-          <w:sz w:val="22"/>
-          <w:szCs w:val="22"/>
-        </w:rPr>
-        <w:t>Điện</w:t>
-      </w:r>
-      <w:proofErr w:type="spellEnd"/>
-      <w:r>
-        <w:rPr>
-          <w:rFonts w:ascii="TCM Pro" w:hAnsi="TCM Pro" w:cs="Arial"/>
-          <w:sz w:val="22"/>
-          <w:szCs w:val="22"/>
-        </w:rPr>
-        <w:t xml:space="preserve"> </w:t>
-      </w:r>
-      <w:proofErr w:type="spellStart"/>
-      <w:r>
-        <w:rPr>
-          <w:rFonts w:ascii="TCM Pro" w:hAnsi="TCM Pro" w:cs="Arial"/>
-          <w:sz w:val="22"/>
-          <w:szCs w:val="22"/>
-        </w:rPr>
-        <w:t>thoại</w:t>
-      </w:r>
-      <w:proofErr w:type="spellEnd"/>
+        <w:t xml:space="preserve">          ; Điện thoại</w:t>
+      </w:r>
       <w:r>
         <w:rPr>
           <w:rFonts w:ascii="TCM Pro" w:hAnsi="TCM Pro" w:cs="Arial"/>
@@ -2123,25 +819,7 @@
           <w:sz w:val="22"/>
           <w:szCs w:val="22"/>
         </w:rPr>
-        <w:t>${</w:t>
-      </w:r>
-      <w:proofErr w:type="spellStart"/>
-      <w:r>
-        <w:rPr>
-          <w:rFonts w:ascii="TCM Pro" w:hAnsi="TCM Pro" w:cs="Arial"/>
-          <w:sz w:val="22"/>
-          <w:szCs w:val="22"/>
-        </w:rPr>
-        <w:t>salePhone</w:t>
-      </w:r>
-      <w:proofErr w:type="spellEnd"/>
-      <w:r>
-        <w:rPr>
-          <w:rFonts w:ascii="TCM Pro" w:hAnsi="TCM Pro" w:cs="Arial"/>
-          <w:sz w:val="22"/>
-          <w:szCs w:val="22"/>
-        </w:rPr>
-        <w:t>}</w:t>
+        <w:t>${salePhone}</w:t>
       </w:r>
     </w:p>
     <w:p>
@@ -2265,25 +943,7 @@
           <w:sz w:val="22"/>
           <w:szCs w:val="22"/>
         </w:rPr>
-        <w:t>${</w:t>
-      </w:r>
-      <w:proofErr w:type="spellStart"/>
-      <w:r>
-        <w:rPr>
-          <w:rFonts w:ascii="TCM Pro" w:hAnsi="TCM Pro" w:cs="Arial"/>
-          <w:sz w:val="22"/>
-          <w:szCs w:val="22"/>
-        </w:rPr>
-        <w:t>diaChi</w:t>
-      </w:r>
-      <w:proofErr w:type="spellEnd"/>
-      <w:r>
-        <w:rPr>
-          <w:rFonts w:ascii="TCM Pro" w:hAnsi="TCM Pro" w:cs="Arial"/>
-          <w:sz w:val="22"/>
-          <w:szCs w:val="22"/>
-        </w:rPr>
-        <w:t>}</w:t>
+        <w:t>${diaChi}</w:t>
       </w:r>
     </w:p>
     <w:p>
@@ -2349,25 +1009,7 @@
           <w:sz w:val="22"/>
           <w:szCs w:val="22"/>
         </w:rPr>
-        <w:t>${</w:t>
-      </w:r>
-      <w:proofErr w:type="spellStart"/>
-      <w:r>
-        <w:rPr>
-          <w:rFonts w:ascii="TCM Pro" w:hAnsi="TCM Pro" w:cs="Arial"/>
-          <w:sz w:val="22"/>
-          <w:szCs w:val="22"/>
-        </w:rPr>
-        <w:t>dienThoai</w:t>
-      </w:r>
-      <w:proofErr w:type="spellEnd"/>
-      <w:r>
-        <w:rPr>
-          <w:rFonts w:ascii="TCM Pro" w:hAnsi="TCM Pro" w:cs="Arial"/>
-          <w:sz w:val="22"/>
-          <w:szCs w:val="22"/>
-        </w:rPr>
-        <w:t>}</w:t>
+        <w:t>${dienThoai}</w:t>
       </w:r>
     </w:p>
     <w:p>
@@ -2383,7 +1025,6 @@
           <w:szCs w:val="22"/>
         </w:rPr>
       </w:pPr>
-      <w:proofErr w:type="spellStart"/>
       <w:r>
         <w:rPr>
           <w:rFonts w:ascii="TCM Pro" w:hAnsi="TCM Pro" w:cs="Arial"/>
@@ -2392,7 +1033,6 @@
         </w:rPr>
         <w:t>Số</w:t>
       </w:r>
-      <w:proofErr w:type="spellEnd"/>
       <w:r>
         <w:rPr>
           <w:rFonts w:ascii="TCM Pro" w:hAnsi="TCM Pro" w:cs="Arial"/>
@@ -2416,25 +1056,7 @@
           <w:sz w:val="22"/>
           <w:szCs w:val="22"/>
         </w:rPr>
-        <w:t xml:space="preserve"> ${</w:t>
-      </w:r>
-      <w:proofErr w:type="spellStart"/>
-      <w:r>
-        <w:rPr>
-          <w:rFonts w:ascii="TCM Pro" w:hAnsi="TCM Pro" w:cs="Arial"/>
-          <w:sz w:val="22"/>
-          <w:szCs w:val="22"/>
-        </w:rPr>
-        <w:t>cmnd</w:t>
-      </w:r>
-      <w:proofErr w:type="spellEnd"/>
-      <w:r>
-        <w:rPr>
-          <w:rFonts w:ascii="TCM Pro" w:hAnsi="TCM Pro" w:cs="Arial"/>
-          <w:sz w:val="22"/>
-          <w:szCs w:val="22"/>
-        </w:rPr>
-        <w:t>}</w:t>
+        <w:t xml:space="preserve"> ${cmnd}</w:t>
       </w:r>
       <w:r>
         <w:rPr>
@@ -2451,60 +1073,7 @@
           <w:szCs w:val="22"/>
         </w:rPr>
         <w:tab/>
-      </w:r>
-      <w:proofErr w:type="spellStart"/>
-      <w:r>
-        <w:rPr>
-          <w:rFonts w:ascii="TCM Pro" w:hAnsi="TCM Pro" w:cs="Arial"/>
-          <w:sz w:val="22"/>
-          <w:szCs w:val="22"/>
-        </w:rPr>
-        <w:t>Ngày</w:t>
-      </w:r>
-      <w:proofErr w:type="spellEnd"/>
-      <w:r>
-        <w:rPr>
-          <w:rFonts w:ascii="TCM Pro" w:hAnsi="TCM Pro" w:cs="Arial"/>
-          <w:sz w:val="22"/>
-          <w:szCs w:val="22"/>
-        </w:rPr>
-        <w:t xml:space="preserve"> </w:t>
-      </w:r>
-      <w:proofErr w:type="spellStart"/>
-      <w:r>
-        <w:rPr>
-          <w:rFonts w:ascii="TCM Pro" w:hAnsi="TCM Pro" w:cs="Arial"/>
-          <w:sz w:val="22"/>
-          <w:szCs w:val="22"/>
-        </w:rPr>
-        <w:t>cấp</w:t>
-      </w:r>
-      <w:proofErr w:type="spellEnd"/>
-      <w:r>
-        <w:rPr>
-          <w:rFonts w:ascii="TCM Pro" w:hAnsi="TCM Pro" w:cs="Arial"/>
-          <w:sz w:val="22"/>
-          <w:szCs w:val="22"/>
-        </w:rPr>
-        <w:t>: ${</w:t>
-      </w:r>
-      <w:proofErr w:type="spellStart"/>
-      <w:r>
-        <w:rPr>
-          <w:rFonts w:ascii="TCM Pro" w:hAnsi="TCM Pro" w:cs="Arial"/>
-          <w:sz w:val="22"/>
-          <w:szCs w:val="22"/>
-        </w:rPr>
-        <w:t>ngayCap</w:t>
-      </w:r>
-      <w:proofErr w:type="spellEnd"/>
-      <w:r>
-        <w:rPr>
-          <w:rFonts w:ascii="TCM Pro" w:hAnsi="TCM Pro" w:cs="Arial"/>
-          <w:sz w:val="22"/>
-          <w:szCs w:val="22"/>
-        </w:rPr>
-        <w:t>}</w:t>
+        <w:t>Ngày cấp: ${ngayCap}</w:t>
       </w:r>
       <w:r>
         <w:rPr>
@@ -2514,59 +1083,13 @@
         </w:rPr>
         <w:t xml:space="preserve">        </w:t>
       </w:r>
-      <w:proofErr w:type="spellStart"/>
-      <w:r>
-        <w:rPr>
-          <w:rFonts w:ascii="TCM Pro" w:hAnsi="TCM Pro" w:cs="Arial"/>
-          <w:sz w:val="22"/>
-          <w:szCs w:val="22"/>
-        </w:rPr>
-        <w:t>Nơi</w:t>
-      </w:r>
-      <w:proofErr w:type="spellEnd"/>
-      <w:r>
-        <w:rPr>
-          <w:rFonts w:ascii="TCM Pro" w:hAnsi="TCM Pro" w:cs="Arial"/>
-          <w:sz w:val="22"/>
-          <w:szCs w:val="22"/>
-        </w:rPr>
-        <w:t xml:space="preserve"> </w:t>
-      </w:r>
-      <w:proofErr w:type="spellStart"/>
-      <w:r>
-        <w:rPr>
-          <w:rFonts w:ascii="TCM Pro" w:hAnsi="TCM Pro" w:cs="Arial"/>
-          <w:sz w:val="22"/>
-          <w:szCs w:val="22"/>
-        </w:rPr>
-        <w:t>cấp</w:t>
-      </w:r>
-      <w:proofErr w:type="spellEnd"/>
-      <w:r>
-        <w:rPr>
-          <w:rFonts w:ascii="TCM Pro" w:hAnsi="TCM Pro" w:cs="Arial"/>
-          <w:sz w:val="22"/>
-          <w:szCs w:val="22"/>
-        </w:rPr>
-        <w:t>: ${</w:t>
-      </w:r>
-      <w:proofErr w:type="spellStart"/>
-      <w:r>
-        <w:rPr>
-          <w:rFonts w:ascii="TCM Pro" w:hAnsi="TCM Pro" w:cs="Arial"/>
-          <w:sz w:val="22"/>
-          <w:szCs w:val="22"/>
-        </w:rPr>
-        <w:t>noiCap</w:t>
-      </w:r>
-      <w:proofErr w:type="spellEnd"/>
-      <w:r>
-        <w:rPr>
-          <w:rFonts w:ascii="TCM Pro" w:hAnsi="TCM Pro" w:cs="Arial"/>
-          <w:sz w:val="22"/>
-          <w:szCs w:val="22"/>
-        </w:rPr>
-        <w:t>}</w:t>
+      <w:r>
+        <w:rPr>
+          <w:rFonts w:ascii="TCM Pro" w:hAnsi="TCM Pro" w:cs="Arial"/>
+          <w:sz w:val="22"/>
+          <w:szCs w:val="22"/>
+        </w:rPr>
+        <w:t>Nơi cấp: ${noiCap}</w:t>
       </w:r>
     </w:p>
     <w:p>
@@ -2582,34 +1105,14 @@
           <w:szCs w:val="22"/>
         </w:rPr>
       </w:pPr>
-      <w:proofErr w:type="spellStart"/>
-      <w:r>
-        <w:rPr>
-          <w:rFonts w:ascii="TCM Pro" w:hAnsi="TCM Pro" w:cs="Arial"/>
-          <w:sz w:val="22"/>
-          <w:szCs w:val="22"/>
-        </w:rPr>
-        <w:t>Ngày</w:t>
-      </w:r>
-      <w:proofErr w:type="spellEnd"/>
-      <w:r>
-        <w:rPr>
-          <w:rFonts w:ascii="TCM Pro" w:hAnsi="TCM Pro" w:cs="Arial"/>
-          <w:sz w:val="22"/>
-          <w:szCs w:val="22"/>
-        </w:rPr>
-        <w:t xml:space="preserve"> </w:t>
-      </w:r>
-      <w:proofErr w:type="spellStart"/>
-      <w:r>
-        <w:rPr>
-          <w:rFonts w:ascii="TCM Pro" w:hAnsi="TCM Pro" w:cs="Arial"/>
-          <w:sz w:val="22"/>
-          <w:szCs w:val="22"/>
-        </w:rPr>
-        <w:t>sinh</w:t>
-      </w:r>
-      <w:proofErr w:type="spellEnd"/>
+      <w:r>
+        <w:rPr>
+          <w:rFonts w:ascii="TCM Pro" w:hAnsi="TCM Pro" w:cs="Arial"/>
+          <w:sz w:val="22"/>
+          <w:szCs w:val="22"/>
+        </w:rPr>
+        <w:t>Ngày sinh</w:t>
+      </w:r>
       <w:r>
         <w:rPr>
           <w:rFonts w:ascii="TCM Pro" w:hAnsi="TCM Pro" w:cs="Arial"/>
@@ -2624,25 +1127,7 @@
           <w:sz w:val="22"/>
           <w:szCs w:val="22"/>
         </w:rPr>
-        <w:t>: ${</w:t>
-      </w:r>
-      <w:proofErr w:type="spellStart"/>
-      <w:r>
-        <w:rPr>
-          <w:rFonts w:ascii="TCM Pro" w:hAnsi="TCM Pro" w:cs="Arial"/>
-          <w:sz w:val="22"/>
-          <w:szCs w:val="22"/>
-        </w:rPr>
-        <w:t>ngaySinh</w:t>
-      </w:r>
-      <w:proofErr w:type="spellEnd"/>
-      <w:r>
-        <w:rPr>
-          <w:rFonts w:ascii="TCM Pro" w:hAnsi="TCM Pro" w:cs="Arial"/>
-          <w:sz w:val="22"/>
-          <w:szCs w:val="22"/>
-        </w:rPr>
-        <w:t>}</w:t>
+        <w:t>: ${ngaySinh}</w:t>
       </w:r>
     </w:p>
     <w:p>
@@ -2664,36 +1149,8 @@
           <w:sz w:val="22"/>
           <w:szCs w:val="22"/>
         </w:rPr>
-        <w:t xml:space="preserve">Do </w:t>
-      </w:r>
-      <w:proofErr w:type="spellStart"/>
-      <w:r>
-        <w:rPr>
-          <w:rFonts w:ascii="TCM Pro" w:hAnsi="TCM Pro" w:cs="Arial"/>
-          <w:sz w:val="22"/>
-          <w:szCs w:val="22"/>
-        </w:rPr>
-        <w:t>Ông</w:t>
-      </w:r>
-      <w:proofErr w:type="spellEnd"/>
-      <w:r>
-        <w:rPr>
-          <w:rFonts w:ascii="TCM Pro" w:hAnsi="TCM Pro" w:cs="Arial"/>
-          <w:sz w:val="22"/>
-          <w:szCs w:val="22"/>
-        </w:rPr>
-        <w:t xml:space="preserve">/ </w:t>
-      </w:r>
-      <w:proofErr w:type="spellStart"/>
-      <w:r>
-        <w:rPr>
-          <w:rFonts w:ascii="TCM Pro" w:hAnsi="TCM Pro" w:cs="Arial"/>
-          <w:sz w:val="22"/>
-          <w:szCs w:val="22"/>
-        </w:rPr>
-        <w:t>Bà</w:t>
-      </w:r>
-      <w:proofErr w:type="spellEnd"/>
+        <w:t>Do Ông/ Bà</w:t>
+      </w:r>
       <w:r>
         <w:rPr>
           <w:rFonts w:ascii="TCM Pro" w:hAnsi="TCM Pro" w:cs="Arial"/>
@@ -2708,72 +1165,8 @@
           <w:sz w:val="22"/>
           <w:szCs w:val="22"/>
         </w:rPr>
-        <w:t>: ${</w:t>
-      </w:r>
-      <w:proofErr w:type="spellStart"/>
-      <w:r>
-        <w:rPr>
-          <w:rFonts w:ascii="TCM Pro" w:hAnsi="TCM Pro" w:cs="Arial"/>
-          <w:sz w:val="22"/>
-          <w:szCs w:val="22"/>
-        </w:rPr>
-        <w:t>tenDaiDien</w:t>
-      </w:r>
-      <w:proofErr w:type="spellEnd"/>
-      <w:r>
-        <w:rPr>
-          <w:rFonts w:ascii="TCM Pro" w:hAnsi="TCM Pro" w:cs="Arial"/>
-          <w:sz w:val="22"/>
-          <w:szCs w:val="22"/>
-        </w:rPr>
-        <w:t xml:space="preserve">} </w:t>
-      </w:r>
-      <w:proofErr w:type="spellStart"/>
-      <w:r>
-        <w:rPr>
-          <w:rFonts w:ascii="TCM Pro" w:hAnsi="TCM Pro" w:cs="Arial"/>
-          <w:sz w:val="22"/>
-          <w:szCs w:val="22"/>
-        </w:rPr>
-        <w:t>làm</w:t>
-      </w:r>
-      <w:proofErr w:type="spellEnd"/>
-      <w:r>
-        <w:rPr>
-          <w:rFonts w:ascii="TCM Pro" w:hAnsi="TCM Pro" w:cs="Arial"/>
-          <w:sz w:val="22"/>
-          <w:szCs w:val="22"/>
-        </w:rPr>
-        <w:t xml:space="preserve"> </w:t>
-      </w:r>
-      <w:proofErr w:type="spellStart"/>
-      <w:r>
-        <w:rPr>
-          <w:rFonts w:ascii="TCM Pro" w:hAnsi="TCM Pro" w:cs="Arial"/>
-          <w:sz w:val="22"/>
-          <w:szCs w:val="22"/>
-        </w:rPr>
-        <w:t>đại</w:t>
-      </w:r>
-      <w:proofErr w:type="spellEnd"/>
-      <w:r>
-        <w:rPr>
-          <w:rFonts w:ascii="TCM Pro" w:hAnsi="TCM Pro" w:cs="Arial"/>
-          <w:sz w:val="22"/>
-          <w:szCs w:val="22"/>
-        </w:rPr>
-        <w:t xml:space="preserve"> </w:t>
-      </w:r>
-      <w:proofErr w:type="spellStart"/>
-      <w:r>
-        <w:rPr>
-          <w:rFonts w:ascii="TCM Pro" w:hAnsi="TCM Pro" w:cs="Arial"/>
-          <w:sz w:val="22"/>
-          <w:szCs w:val="22"/>
-        </w:rPr>
-        <w:t>diện</w:t>
-      </w:r>
-      <w:proofErr w:type="spellEnd"/>
+        <w:t>: ${tenDaiDien} làm đại diện</w:t>
+      </w:r>
     </w:p>
     <w:p>
       <w:pPr>
@@ -3090,29 +1483,7 @@
                 <w:sz w:val="22"/>
                 <w:szCs w:val="22"/>
               </w:rPr>
-              <w:t>${</w:t>
-            </w:r>
-            <w:proofErr w:type="spellStart"/>
-            <w:r>
-              <w:rPr>
-                <w:rFonts w:ascii="TCM Pro" w:hAnsi="TCM Pro" w:cs="Arial"/>
-                <w:bCs/>
-                <w:iCs/>
-                <w:sz w:val="22"/>
-                <w:szCs w:val="22"/>
-              </w:rPr>
-              <w:t>noiDung</w:t>
-            </w:r>
-            <w:proofErr w:type="spellEnd"/>
-            <w:r>
-              <w:rPr>
-                <w:rFonts w:ascii="TCM Pro" w:hAnsi="TCM Pro" w:cs="Arial"/>
-                <w:bCs/>
-                <w:iCs/>
-                <w:sz w:val="22"/>
-                <w:szCs w:val="22"/>
-              </w:rPr>
-              <w:t>}</w:t>
+              <w:t>${noiDung}</w:t>
             </w:r>
           </w:p>
         </w:tc>
@@ -3178,29 +1549,7 @@
                 <w:sz w:val="22"/>
                 <w:szCs w:val="22"/>
               </w:rPr>
-              <w:t>${</w:t>
-            </w:r>
-            <w:proofErr w:type="spellStart"/>
-            <w:r>
-              <w:rPr>
-                <w:rFonts w:ascii="TCM Pro" w:hAnsi="TCM Pro" w:cs="Arial"/>
-                <w:bCs/>
-                <w:iCs/>
-                <w:sz w:val="22"/>
-                <w:szCs w:val="22"/>
-              </w:rPr>
-              <w:t>donGia</w:t>
-            </w:r>
-            <w:proofErr w:type="spellEnd"/>
-            <w:r>
-              <w:rPr>
-                <w:rFonts w:ascii="TCM Pro" w:hAnsi="TCM Pro" w:cs="Arial"/>
-                <w:bCs/>
-                <w:iCs/>
-                <w:sz w:val="22"/>
-                <w:szCs w:val="22"/>
-              </w:rPr>
-              <w:t>}</w:t>
+              <w:t>${donGia}</w:t>
             </w:r>
           </w:p>
         </w:tc>
@@ -3233,29 +1582,7 @@
                 <w:sz w:val="22"/>
                 <w:szCs w:val="22"/>
               </w:rPr>
-              <w:t>${</w:t>
-            </w:r>
-            <w:proofErr w:type="spellStart"/>
-            <w:r>
-              <w:rPr>
-                <w:rFonts w:ascii="TCM Pro" w:hAnsi="TCM Pro" w:cs="Arial"/>
-                <w:bCs/>
-                <w:iCs/>
-                <w:sz w:val="22"/>
-                <w:szCs w:val="22"/>
-              </w:rPr>
-              <w:t>thanhTien</w:t>
-            </w:r>
-            <w:proofErr w:type="spellEnd"/>
-            <w:r>
-              <w:rPr>
-                <w:rFonts w:ascii="TCM Pro" w:hAnsi="TCM Pro" w:cs="Arial"/>
-                <w:bCs/>
-                <w:iCs/>
-                <w:sz w:val="22"/>
-                <w:szCs w:val="22"/>
-              </w:rPr>
-              <w:t>}</w:t>
+              <w:t>${thanhTien}</w:t>
             </w:r>
           </w:p>
         </w:tc>
@@ -3314,7 +1641,6 @@
                 <w:szCs w:val="22"/>
               </w:rPr>
             </w:pPr>
-            <w:proofErr w:type="spellStart"/>
             <w:r>
               <w:rPr>
                 <w:rFonts w:ascii="TCM Pro" w:hAnsi="TCM Pro" w:cs="Arial"/>
@@ -3324,9 +1650,8 @@
                 <w:sz w:val="22"/>
                 <w:szCs w:val="22"/>
               </w:rPr>
-              <w:t>Tổng</w:t>
+              <w:t>Tổng cộng</w:t>
             </w:r>
-            <w:proofErr w:type="spellEnd"/>
             <w:r>
               <w:rPr>
                 <w:rFonts w:ascii="TCM Pro" w:hAnsi="TCM Pro" w:cs="Arial"/>
@@ -3336,117 +1661,8 @@
                 <w:sz w:val="22"/>
                 <w:szCs w:val="22"/>
               </w:rPr>
-              <w:t xml:space="preserve"> </w:t>
+              <w:t xml:space="preserve"> giá trị hợp đồng</w:t>
             </w:r>
-            <w:proofErr w:type="spellStart"/>
-            <w:r>
-              <w:rPr>
-                <w:rFonts w:ascii="TCM Pro" w:hAnsi="TCM Pro" w:cs="Arial"/>
-                <w:b/>
-                <w:bCs/>
-                <w:iCs/>
-                <w:sz w:val="22"/>
-                <w:szCs w:val="22"/>
-              </w:rPr>
-              <w:t>cộng</w:t>
-            </w:r>
-            <w:proofErr w:type="spellEnd"/>
-            <w:r>
-              <w:rPr>
-                <w:rFonts w:ascii="TCM Pro" w:hAnsi="TCM Pro" w:cs="Arial"/>
-                <w:b/>
-                <w:bCs/>
-                <w:iCs/>
-                <w:sz w:val="22"/>
-                <w:szCs w:val="22"/>
-              </w:rPr>
-              <w:t xml:space="preserve"> </w:t>
-            </w:r>
-            <w:proofErr w:type="spellStart"/>
-            <w:r>
-              <w:rPr>
-                <w:rFonts w:ascii="TCM Pro" w:hAnsi="TCM Pro" w:cs="Arial"/>
-                <w:b/>
-                <w:bCs/>
-                <w:iCs/>
-                <w:sz w:val="22"/>
-                <w:szCs w:val="22"/>
-              </w:rPr>
-              <w:t>giá</w:t>
-            </w:r>
-            <w:proofErr w:type="spellEnd"/>
-            <w:r>
-              <w:rPr>
-                <w:rFonts w:ascii="TCM Pro" w:hAnsi="TCM Pro" w:cs="Arial"/>
-                <w:b/>
-                <w:bCs/>
-                <w:iCs/>
-                <w:sz w:val="22"/>
-                <w:szCs w:val="22"/>
-              </w:rPr>
-              <w:t xml:space="preserve"> </w:t>
-            </w:r>
-            <w:proofErr w:type="spellStart"/>
-            <w:r>
-              <w:rPr>
-                <w:rFonts w:ascii="TCM Pro" w:hAnsi="TCM Pro" w:cs="Arial"/>
-                <w:b/>
-                <w:bCs/>
-                <w:iCs/>
-                <w:sz w:val="22"/>
-                <w:szCs w:val="22"/>
-              </w:rPr>
-              <w:t>trị</w:t>
-            </w:r>
-            <w:proofErr w:type="spellEnd"/>
-            <w:r>
-              <w:rPr>
-                <w:rFonts w:ascii="TCM Pro" w:hAnsi="TCM Pro" w:cs="Arial"/>
-                <w:b/>
-                <w:bCs/>
-                <w:iCs/>
-                <w:sz w:val="22"/>
-                <w:szCs w:val="22"/>
-              </w:rPr>
-              <w:t xml:space="preserve"> </w:t>
-            </w:r>
-            <w:proofErr w:type="spellStart"/>
-            <w:r>
-              <w:rPr>
-                <w:rFonts w:ascii="TCM Pro" w:hAnsi="TCM Pro" w:cs="Arial"/>
-                <w:b/>
-                <w:bCs/>
-                <w:iCs/>
-                <w:sz w:val="22"/>
-                <w:szCs w:val="22"/>
-              </w:rPr>
-              <w:t>hợp</w:t>
-            </w:r>
-            <w:proofErr w:type="spellEnd"/>
-            <w:r>
-              <w:rPr>
-                <w:rFonts w:ascii="TCM Pro" w:hAnsi="TCM Pro" w:cs="Arial"/>
-                <w:b/>
-                <w:bCs/>
-                <w:iCs/>
-                <w:sz w:val="22"/>
-                <w:szCs w:val="22"/>
-              </w:rPr>
-              <w:t xml:space="preserve"> </w:t>
-            </w:r>
-            <w:proofErr w:type="spellStart"/>
-            <w:r>
-              <w:rPr>
-                <w:rFonts w:ascii="TCM Pro" w:hAnsi="TCM Pro" w:cs="Arial"/>
-                <w:b/>
-                <w:bCs/>
-                <w:iCs/>
-                <w:sz w:val="22"/>
-                <w:szCs w:val="22"/>
-              </w:rPr>
-              <w:t>đồng</w:t>
-            </w:r>
-            <w:proofErr w:type="spellEnd"/>
             <w:r>
               <w:rPr>
                 <w:rFonts w:ascii="TCM Pro" w:hAnsi="TCM Pro" w:cs="Arial"/>
@@ -3488,29 +1704,7 @@
                 <w:sz w:val="22"/>
                 <w:szCs w:val="22"/>
               </w:rPr>
-              <w:t>${</w:t>
-            </w:r>
-            <w:proofErr w:type="spellStart"/>
-            <w:r>
-              <w:rPr>
-                <w:rFonts w:ascii="TCM Pro" w:hAnsi="TCM Pro" w:cs="Arial"/>
-                <w:bCs/>
-                <w:iCs/>
-                <w:sz w:val="22"/>
-                <w:szCs w:val="22"/>
-              </w:rPr>
-              <w:t>tongCong</w:t>
-            </w:r>
-            <w:proofErr w:type="spellEnd"/>
-            <w:r>
-              <w:rPr>
-                <w:rFonts w:ascii="TCM Pro" w:hAnsi="TCM Pro" w:cs="Arial"/>
-                <w:bCs/>
-                <w:iCs/>
-                <w:sz w:val="22"/>
-                <w:szCs w:val="22"/>
-              </w:rPr>
-              <w:t>}</w:t>
+              <w:t>${tongCong}</w:t>
             </w:r>
           </w:p>
         </w:tc>
@@ -3547,137 +1741,7 @@
                 <w:sz w:val="22"/>
                 <w:szCs w:val="22"/>
               </w:rPr>
-              <w:t>(</w:t>
-            </w:r>
-            <w:proofErr w:type="spellStart"/>
-            <w:r>
-              <w:rPr>
-                <w:rFonts w:ascii="TCM Pro" w:hAnsi="TCM Pro" w:cs="Arial"/>
-                <w:b/>
-                <w:bCs/>
-                <w:i/>
-                <w:iCs/>
-                <w:sz w:val="22"/>
-                <w:szCs w:val="22"/>
-              </w:rPr>
-              <w:t>Số</w:t>
-            </w:r>
-            <w:proofErr w:type="spellEnd"/>
-            <w:r>
-              <w:rPr>
-                <w:rFonts w:ascii="TCM Pro" w:hAnsi="TCM Pro" w:cs="Arial"/>
-                <w:b/>
-                <w:bCs/>
-                <w:i/>
-                <w:iCs/>
-                <w:sz w:val="22"/>
-                <w:szCs w:val="22"/>
-              </w:rPr>
-              <w:t xml:space="preserve"> </w:t>
-            </w:r>
-            <w:proofErr w:type="spellStart"/>
-            <w:r>
-              <w:rPr>
-                <w:rFonts w:ascii="TCM Pro" w:hAnsi="TCM Pro" w:cs="Arial"/>
-                <w:b/>
-                <w:bCs/>
-                <w:i/>
-                <w:iCs/>
-                <w:sz w:val="22"/>
-                <w:szCs w:val="22"/>
-              </w:rPr>
-              <w:t>tiền</w:t>
-            </w:r>
-            <w:proofErr w:type="spellEnd"/>
-            <w:r>
-              <w:rPr>
-                <w:rFonts w:ascii="TCM Pro" w:hAnsi="TCM Pro" w:cs="Arial"/>
-                <w:b/>
-                <w:bCs/>
-                <w:i/>
-                <w:iCs/>
-                <w:sz w:val="22"/>
-                <w:szCs w:val="22"/>
-              </w:rPr>
-              <w:t xml:space="preserve"> </w:t>
-            </w:r>
-            <w:proofErr w:type="spellStart"/>
-            <w:r>
-              <w:rPr>
-                <w:rFonts w:ascii="TCM Pro" w:hAnsi="TCM Pro" w:cs="Arial"/>
-                <w:b/>
-                <w:bCs/>
-                <w:i/>
-                <w:iCs/>
-                <w:sz w:val="22"/>
-                <w:szCs w:val="22"/>
-              </w:rPr>
-              <w:t>bằng</w:t>
-            </w:r>
-            <w:proofErr w:type="spellEnd"/>
-            <w:r>
-              <w:rPr>
-                <w:rFonts w:ascii="TCM Pro" w:hAnsi="TCM Pro" w:cs="Arial"/>
-                <w:b/>
-                <w:bCs/>
-                <w:i/>
-                <w:iCs/>
-                <w:sz w:val="22"/>
-                <w:szCs w:val="22"/>
-              </w:rPr>
-              <w:t xml:space="preserve"> </w:t>
-            </w:r>
-            <w:proofErr w:type="spellStart"/>
-            <w:r>
-              <w:rPr>
-                <w:rFonts w:ascii="TCM Pro" w:hAnsi="TCM Pro" w:cs="Arial"/>
-                <w:b/>
-                <w:bCs/>
-                <w:i/>
-                <w:iCs/>
-                <w:sz w:val="22"/>
-                <w:szCs w:val="22"/>
-              </w:rPr>
-              <w:t>chữ</w:t>
-            </w:r>
-            <w:proofErr w:type="spellEnd"/>
-            <w:r>
-              <w:rPr>
-                <w:rFonts w:ascii="TCM Pro" w:hAnsi="TCM Pro" w:cs="Arial"/>
-                <w:b/>
-                <w:bCs/>
-                <w:i/>
-                <w:iCs/>
-                <w:sz w:val="22"/>
-                <w:szCs w:val="22"/>
-              </w:rPr>
-              <w:t>: ${</w:t>
-            </w:r>
-            <w:proofErr w:type="spellStart"/>
-            <w:r>
-              <w:rPr>
-                <w:rFonts w:ascii="TCM Pro" w:hAnsi="TCM Pro" w:cs="Arial"/>
-                <w:b/>
-                <w:bCs/>
-                <w:i/>
-                <w:iCs/>
-                <w:sz w:val="22"/>
-                <w:szCs w:val="22"/>
-              </w:rPr>
-              <w:t>bangChuTongCong</w:t>
-            </w:r>
-            <w:proofErr w:type="spellEnd"/>
-            <w:r>
-              <w:rPr>
-                <w:rFonts w:ascii="TCM Pro" w:hAnsi="TCM Pro" w:cs="Arial"/>
-                <w:b/>
-                <w:bCs/>
-                <w:i/>
-                <w:iCs/>
-                <w:sz w:val="22"/>
-                <w:szCs w:val="22"/>
-              </w:rPr>
-              <w:t>})</w:t>
+              <w:t>(Số tiền bằng chữ: ${bangChuTongCong})</w:t>
             </w:r>
           </w:p>
         </w:tc>
@@ -3727,7 +1791,6 @@
         </w:rPr>
         <w:t xml:space="preserve">* </w:t>
       </w:r>
-      <w:proofErr w:type="spellStart"/>
       <w:r>
         <w:rPr>
           <w:rFonts w:ascii="TCM Pro" w:hAnsi="TCM Pro" w:cs="Arial"/>
@@ -3736,10 +1799,11 @@
           <w:sz w:val="22"/>
           <w:szCs w:val="22"/>
         </w:rPr>
-        <w:t>Giá</w:t>
-      </w:r>
-      <w:proofErr w:type="spellEnd"/>
-      <w:r>
+        <w:t>Giá bán trên đã bao gồm thuế nhập khẩu, thuế tiêu thụ đặc biệt và thuế GTGT (VAT).</w:t>
+      </w:r>
+    </w:p>
+    <w:p>
+      <w:pPr>
         <w:rPr>
           <w:rFonts w:ascii="TCM Pro" w:hAnsi="TCM Pro" w:cs="Arial"/>
           <w:bCs/>
@@ -3747,9 +1811,7 @@
           <w:sz w:val="22"/>
           <w:szCs w:val="22"/>
         </w:rPr>
-        <w:t xml:space="preserve"> </w:t>
-      </w:r>
-      <w:proofErr w:type="spellStart"/>
+      </w:pPr>
       <w:r>
         <w:rPr>
           <w:rFonts w:ascii="TCM Pro" w:hAnsi="TCM Pro" w:cs="Arial"/>
@@ -3758,9 +1820,8 @@
           <w:sz w:val="22"/>
           <w:szCs w:val="22"/>
         </w:rPr>
-        <w:t>bán</w:t>
-      </w:r>
-      <w:proofErr w:type="spellEnd"/>
+        <w:t xml:space="preserve">* </w:t>
+      </w:r>
       <w:r>
         <w:rPr>
           <w:rFonts w:ascii="TCM Pro" w:hAnsi="TCM Pro" w:cs="Arial"/>
@@ -3768,10 +1829,10 @@
           <w:iCs/>
           <w:sz w:val="22"/>
           <w:szCs w:val="22"/>
-        </w:rPr>
-        <w:t xml:space="preserve"> </w:t>
-      </w:r>
-      <w:proofErr w:type="spellStart"/>
+          <w:u w:val="single"/>
+        </w:rPr>
+        <w:t>Phụ kiện theo xe</w:t>
+      </w:r>
       <w:r>
         <w:rPr>
           <w:rFonts w:ascii="TCM Pro" w:hAnsi="TCM Pro" w:cs="Arial"/>
@@ -3780,9 +1841,8 @@
           <w:sz w:val="22"/>
           <w:szCs w:val="22"/>
         </w:rPr>
-        <w:t>trên</w:t>
-      </w:r>
-      <w:proofErr w:type="spellEnd"/>
+        <w:t xml:space="preserve"> :  Theo tiêu chuẩn củ</w:t>
+      </w:r>
       <w:r>
         <w:rPr>
           <w:rFonts w:ascii="TCM Pro" w:hAnsi="TCM Pro" w:cs="Arial"/>
@@ -3791,432 +1851,8 @@
           <w:sz w:val="22"/>
           <w:szCs w:val="22"/>
         </w:rPr>
-        <w:t xml:space="preserve"> </w:t>
-      </w:r>
-      <w:proofErr w:type="spellStart"/>
-      <w:r>
-        <w:rPr>
-          <w:rFonts w:ascii="TCM Pro" w:hAnsi="TCM Pro" w:cs="Arial"/>
-          <w:bCs/>
-          <w:iCs/>
-          <w:sz w:val="22"/>
-          <w:szCs w:val="22"/>
-        </w:rPr>
-        <w:t>đã</w:t>
-      </w:r>
-      <w:proofErr w:type="spellEnd"/>
-      <w:r>
-        <w:rPr>
-          <w:rFonts w:ascii="TCM Pro" w:hAnsi="TCM Pro" w:cs="Arial"/>
-          <w:bCs/>
-          <w:iCs/>
-          <w:sz w:val="22"/>
-          <w:szCs w:val="22"/>
-        </w:rPr>
-        <w:t xml:space="preserve"> bao </w:t>
-      </w:r>
-      <w:proofErr w:type="spellStart"/>
-      <w:r>
-        <w:rPr>
-          <w:rFonts w:ascii="TCM Pro" w:hAnsi="TCM Pro" w:cs="Arial"/>
-          <w:bCs/>
-          <w:iCs/>
-          <w:sz w:val="22"/>
-          <w:szCs w:val="22"/>
-        </w:rPr>
-        <w:t>gồm</w:t>
-      </w:r>
-      <w:proofErr w:type="spellEnd"/>
-      <w:r>
-        <w:rPr>
-          <w:rFonts w:ascii="TCM Pro" w:hAnsi="TCM Pro" w:cs="Arial"/>
-          <w:bCs/>
-          <w:iCs/>
-          <w:sz w:val="22"/>
-          <w:szCs w:val="22"/>
-        </w:rPr>
-        <w:t xml:space="preserve"> </w:t>
-      </w:r>
-      <w:proofErr w:type="spellStart"/>
-      <w:r>
-        <w:rPr>
-          <w:rFonts w:ascii="TCM Pro" w:hAnsi="TCM Pro" w:cs="Arial"/>
-          <w:bCs/>
-          <w:iCs/>
-          <w:sz w:val="22"/>
-          <w:szCs w:val="22"/>
-        </w:rPr>
-        <w:t>thuế</w:t>
-      </w:r>
-      <w:proofErr w:type="spellEnd"/>
-      <w:r>
-        <w:rPr>
-          <w:rFonts w:ascii="TCM Pro" w:hAnsi="TCM Pro" w:cs="Arial"/>
-          <w:bCs/>
-          <w:iCs/>
-          <w:sz w:val="22"/>
-          <w:szCs w:val="22"/>
-        </w:rPr>
-        <w:t xml:space="preserve"> </w:t>
-      </w:r>
-      <w:proofErr w:type="spellStart"/>
-      <w:r>
-        <w:rPr>
-          <w:rFonts w:ascii="TCM Pro" w:hAnsi="TCM Pro" w:cs="Arial"/>
-          <w:bCs/>
-          <w:iCs/>
-          <w:sz w:val="22"/>
-          <w:szCs w:val="22"/>
-        </w:rPr>
-        <w:t>nhập</w:t>
-      </w:r>
-      <w:proofErr w:type="spellEnd"/>
-      <w:r>
-        <w:rPr>
-          <w:rFonts w:ascii="TCM Pro" w:hAnsi="TCM Pro" w:cs="Arial"/>
-          <w:bCs/>
-          <w:iCs/>
-          <w:sz w:val="22"/>
-          <w:szCs w:val="22"/>
-        </w:rPr>
-        <w:t xml:space="preserve"> </w:t>
-      </w:r>
-      <w:proofErr w:type="spellStart"/>
-      <w:r>
-        <w:rPr>
-          <w:rFonts w:ascii="TCM Pro" w:hAnsi="TCM Pro" w:cs="Arial"/>
-          <w:bCs/>
-          <w:iCs/>
-          <w:sz w:val="22"/>
-          <w:szCs w:val="22"/>
-        </w:rPr>
-        <w:t>khẩu</w:t>
-      </w:r>
-      <w:proofErr w:type="spellEnd"/>
-      <w:r>
-        <w:rPr>
-          <w:rFonts w:ascii="TCM Pro" w:hAnsi="TCM Pro" w:cs="Arial"/>
-          <w:bCs/>
-          <w:iCs/>
-          <w:sz w:val="22"/>
-          <w:szCs w:val="22"/>
-        </w:rPr>
-        <w:t xml:space="preserve">, </w:t>
-      </w:r>
-      <w:proofErr w:type="spellStart"/>
-      <w:r>
-        <w:rPr>
-          <w:rFonts w:ascii="TCM Pro" w:hAnsi="TCM Pro" w:cs="Arial"/>
-          <w:bCs/>
-          <w:iCs/>
-          <w:sz w:val="22"/>
-          <w:szCs w:val="22"/>
-        </w:rPr>
-        <w:t>thuế</w:t>
-      </w:r>
-      <w:proofErr w:type="spellEnd"/>
-      <w:r>
-        <w:rPr>
-          <w:rFonts w:ascii="TCM Pro" w:hAnsi="TCM Pro" w:cs="Arial"/>
-          <w:bCs/>
-          <w:iCs/>
-          <w:sz w:val="22"/>
-          <w:szCs w:val="22"/>
-        </w:rPr>
-        <w:t xml:space="preserve"> </w:t>
-      </w:r>
-      <w:proofErr w:type="spellStart"/>
-      <w:r>
-        <w:rPr>
-          <w:rFonts w:ascii="TCM Pro" w:hAnsi="TCM Pro" w:cs="Arial"/>
-          <w:bCs/>
-          <w:iCs/>
-          <w:sz w:val="22"/>
-          <w:szCs w:val="22"/>
-        </w:rPr>
-        <w:t>tiêu</w:t>
-      </w:r>
-      <w:proofErr w:type="spellEnd"/>
-      <w:r>
-        <w:rPr>
-          <w:rFonts w:ascii="TCM Pro" w:hAnsi="TCM Pro" w:cs="Arial"/>
-          <w:bCs/>
-          <w:iCs/>
-          <w:sz w:val="22"/>
-          <w:szCs w:val="22"/>
-        </w:rPr>
-        <w:t xml:space="preserve"> </w:t>
-      </w:r>
-      <w:proofErr w:type="spellStart"/>
-      <w:r>
-        <w:rPr>
-          <w:rFonts w:ascii="TCM Pro" w:hAnsi="TCM Pro" w:cs="Arial"/>
-          <w:bCs/>
-          <w:iCs/>
-          <w:sz w:val="22"/>
-          <w:szCs w:val="22"/>
-        </w:rPr>
-        <w:t>thụ</w:t>
-      </w:r>
-      <w:proofErr w:type="spellEnd"/>
-      <w:r>
-        <w:rPr>
-          <w:rFonts w:ascii="TCM Pro" w:hAnsi="TCM Pro" w:cs="Arial"/>
-          <w:bCs/>
-          <w:iCs/>
-          <w:sz w:val="22"/>
-          <w:szCs w:val="22"/>
-        </w:rPr>
-        <w:t xml:space="preserve"> </w:t>
-      </w:r>
-      <w:proofErr w:type="spellStart"/>
-      <w:r>
-        <w:rPr>
-          <w:rFonts w:ascii="TCM Pro" w:hAnsi="TCM Pro" w:cs="Arial"/>
-          <w:bCs/>
-          <w:iCs/>
-          <w:sz w:val="22"/>
-          <w:szCs w:val="22"/>
-        </w:rPr>
-        <w:t>đặc</w:t>
-      </w:r>
-      <w:proofErr w:type="spellEnd"/>
-      <w:r>
-        <w:rPr>
-          <w:rFonts w:ascii="TCM Pro" w:hAnsi="TCM Pro" w:cs="Arial"/>
-          <w:bCs/>
-          <w:iCs/>
-          <w:sz w:val="22"/>
-          <w:szCs w:val="22"/>
-        </w:rPr>
-        <w:t xml:space="preserve"> </w:t>
-      </w:r>
-      <w:proofErr w:type="spellStart"/>
-      <w:r>
-        <w:rPr>
-          <w:rFonts w:ascii="TCM Pro" w:hAnsi="TCM Pro" w:cs="Arial"/>
-          <w:bCs/>
-          <w:iCs/>
-          <w:sz w:val="22"/>
-          <w:szCs w:val="22"/>
-        </w:rPr>
-        <w:t>biệt</w:t>
-      </w:r>
-      <w:proofErr w:type="spellEnd"/>
-      <w:r>
-        <w:rPr>
-          <w:rFonts w:ascii="TCM Pro" w:hAnsi="TCM Pro" w:cs="Arial"/>
-          <w:bCs/>
-          <w:iCs/>
-          <w:sz w:val="22"/>
-          <w:szCs w:val="22"/>
-        </w:rPr>
-        <w:t xml:space="preserve"> và </w:t>
-      </w:r>
-      <w:proofErr w:type="spellStart"/>
-      <w:r>
-        <w:rPr>
-          <w:rFonts w:ascii="TCM Pro" w:hAnsi="TCM Pro" w:cs="Arial"/>
-          <w:bCs/>
-          <w:iCs/>
-          <w:sz w:val="22"/>
-          <w:szCs w:val="22"/>
-        </w:rPr>
-        <w:t>thuế</w:t>
-      </w:r>
-      <w:proofErr w:type="spellEnd"/>
-      <w:r>
-        <w:rPr>
-          <w:rFonts w:ascii="TCM Pro" w:hAnsi="TCM Pro" w:cs="Arial"/>
-          <w:bCs/>
-          <w:iCs/>
-          <w:sz w:val="22"/>
-          <w:szCs w:val="22"/>
-        </w:rPr>
-        <w:t xml:space="preserve"> GTGT (VAT).</w:t>
-      </w:r>
-    </w:p>
-    <w:p>
-      <w:pPr>
-        <w:rPr>
-          <w:rFonts w:ascii="TCM Pro" w:hAnsi="TCM Pro" w:cs="Arial"/>
-          <w:bCs/>
-          <w:iCs/>
-          <w:sz w:val="22"/>
-          <w:szCs w:val="22"/>
-        </w:rPr>
-      </w:pPr>
-      <w:r>
-        <w:rPr>
-          <w:rFonts w:ascii="TCM Pro" w:hAnsi="TCM Pro" w:cs="Arial"/>
-          <w:bCs/>
-          <w:iCs/>
-          <w:sz w:val="22"/>
-          <w:szCs w:val="22"/>
-        </w:rPr>
-        <w:t xml:space="preserve">* </w:t>
-      </w:r>
-      <w:proofErr w:type="spellStart"/>
-      <w:r>
-        <w:rPr>
-          <w:rFonts w:ascii="TCM Pro" w:hAnsi="TCM Pro" w:cs="Arial"/>
-          <w:bCs/>
-          <w:iCs/>
-          <w:sz w:val="22"/>
-          <w:szCs w:val="22"/>
-          <w:u w:val="single"/>
-        </w:rPr>
-        <w:t>Phụ</w:t>
-      </w:r>
-      <w:proofErr w:type="spellEnd"/>
-      <w:r>
-        <w:rPr>
-          <w:rFonts w:ascii="TCM Pro" w:hAnsi="TCM Pro" w:cs="Arial"/>
-          <w:bCs/>
-          <w:iCs/>
-          <w:sz w:val="22"/>
-          <w:szCs w:val="22"/>
-          <w:u w:val="single"/>
-        </w:rPr>
-        <w:t xml:space="preserve"> </w:t>
-      </w:r>
-      <w:proofErr w:type="spellStart"/>
-      <w:r>
-        <w:rPr>
-          <w:rFonts w:ascii="TCM Pro" w:hAnsi="TCM Pro" w:cs="Arial"/>
-          <w:bCs/>
-          <w:iCs/>
-          <w:sz w:val="22"/>
-          <w:szCs w:val="22"/>
-          <w:u w:val="single"/>
-        </w:rPr>
-        <w:t>kiện</w:t>
-      </w:r>
-      <w:proofErr w:type="spellEnd"/>
-      <w:r>
-        <w:rPr>
-          <w:rFonts w:ascii="TCM Pro" w:hAnsi="TCM Pro" w:cs="Arial"/>
-          <w:bCs/>
-          <w:iCs/>
-          <w:sz w:val="22"/>
-          <w:szCs w:val="22"/>
-          <w:u w:val="single"/>
-        </w:rPr>
-        <w:t xml:space="preserve"> </w:t>
-      </w:r>
-      <w:proofErr w:type="spellStart"/>
-      <w:r>
-        <w:rPr>
-          <w:rFonts w:ascii="TCM Pro" w:hAnsi="TCM Pro" w:cs="Arial"/>
-          <w:bCs/>
-          <w:iCs/>
-          <w:sz w:val="22"/>
-          <w:szCs w:val="22"/>
-          <w:u w:val="single"/>
-        </w:rPr>
-        <w:t>theo</w:t>
-      </w:r>
-      <w:proofErr w:type="spellEnd"/>
-      <w:r>
-        <w:rPr>
-          <w:rFonts w:ascii="TCM Pro" w:hAnsi="TCM Pro" w:cs="Arial"/>
-          <w:bCs/>
-          <w:iCs/>
-          <w:sz w:val="22"/>
-          <w:szCs w:val="22"/>
-          <w:u w:val="single"/>
-        </w:rPr>
-        <w:t xml:space="preserve"> </w:t>
-      </w:r>
-      <w:proofErr w:type="spellStart"/>
-      <w:r>
-        <w:rPr>
-          <w:rFonts w:ascii="TCM Pro" w:hAnsi="TCM Pro" w:cs="Arial"/>
-          <w:bCs/>
-          <w:iCs/>
-          <w:sz w:val="22"/>
-          <w:szCs w:val="22"/>
-          <w:u w:val="single"/>
-        </w:rPr>
-        <w:t>xe</w:t>
-      </w:r>
-      <w:proofErr w:type="spellEnd"/>
-      <w:r>
-        <w:rPr>
-          <w:rFonts w:ascii="TCM Pro" w:hAnsi="TCM Pro" w:cs="Arial"/>
-          <w:bCs/>
-          <w:iCs/>
-          <w:sz w:val="22"/>
-          <w:szCs w:val="22"/>
-        </w:rPr>
-        <w:t xml:space="preserve"> :  Theo </w:t>
-      </w:r>
-      <w:proofErr w:type="spellStart"/>
-      <w:r>
-        <w:rPr>
-          <w:rFonts w:ascii="TCM Pro" w:hAnsi="TCM Pro" w:cs="Arial"/>
-          <w:bCs/>
-          <w:iCs/>
-          <w:sz w:val="22"/>
-          <w:szCs w:val="22"/>
-        </w:rPr>
-        <w:t>tiêu</w:t>
-      </w:r>
-      <w:proofErr w:type="spellEnd"/>
-      <w:r>
-        <w:rPr>
-          <w:rFonts w:ascii="TCM Pro" w:hAnsi="TCM Pro" w:cs="Arial"/>
-          <w:bCs/>
-          <w:iCs/>
-          <w:sz w:val="22"/>
-          <w:szCs w:val="22"/>
-        </w:rPr>
-        <w:t xml:space="preserve"> </w:t>
-      </w:r>
-      <w:proofErr w:type="spellStart"/>
-      <w:r>
-        <w:rPr>
-          <w:rFonts w:ascii="TCM Pro" w:hAnsi="TCM Pro" w:cs="Arial"/>
-          <w:bCs/>
-          <w:iCs/>
-          <w:sz w:val="22"/>
-          <w:szCs w:val="22"/>
-        </w:rPr>
-        <w:t>chuẩn</w:t>
-      </w:r>
-      <w:proofErr w:type="spellEnd"/>
-      <w:r>
-        <w:rPr>
-          <w:rFonts w:ascii="TCM Pro" w:hAnsi="TCM Pro" w:cs="Arial"/>
-          <w:bCs/>
-          <w:iCs/>
-          <w:sz w:val="22"/>
-          <w:szCs w:val="22"/>
-        </w:rPr>
-        <w:t xml:space="preserve"> củ</w:t>
-      </w:r>
-      <w:r>
-        <w:rPr>
-          <w:rFonts w:ascii="TCM Pro" w:hAnsi="TCM Pro" w:cs="Arial"/>
-          <w:bCs/>
-          <w:iCs/>
-          <w:sz w:val="22"/>
-          <w:szCs w:val="22"/>
-        </w:rPr>
-        <w:t xml:space="preserve">a Hyundai Thành </w:t>
-      </w:r>
-      <w:proofErr w:type="spellStart"/>
-      <w:r>
-        <w:rPr>
-          <w:rFonts w:ascii="TCM Pro" w:hAnsi="TCM Pro" w:cs="Arial"/>
-          <w:bCs/>
-          <w:iCs/>
-          <w:sz w:val="22"/>
-          <w:szCs w:val="22"/>
-        </w:rPr>
-        <w:t>Công</w:t>
-      </w:r>
-      <w:proofErr w:type="spellEnd"/>
+        <w:t>a Hyundai Thành Công</w:t>
+      </w:r>
       <w:r>
         <w:rPr>
           <w:rFonts w:ascii="TCM Pro" w:hAnsi="TCM Pro" w:cs="Arial"/>
@@ -4311,7 +1947,6 @@
         </w:rPr>
         <w:t>${</w:t>
       </w:r>
-      <w:proofErr w:type="spellStart"/>
       <w:r>
         <w:rPr>
           <w:rFonts w:ascii="TCM Pro" w:hAnsi="TCM Pro" w:cs="Arial"/>
@@ -4323,7 +1958,6 @@
         </w:rPr>
         <w:t>quaTang</w:t>
       </w:r>
-      <w:proofErr w:type="spellEnd"/>
       <w:r>
         <w:rPr>
           <w:rFonts w:ascii="TCM Pro" w:hAnsi="TCM Pro" w:cs="Arial"/>
@@ -4428,7 +2062,6 @@
         </w:rPr>
         <w:t xml:space="preserve">  Thời gian thanh toán: Thời gian thanh toán được </w:t>
       </w:r>
-      <w:proofErr w:type="spellStart"/>
       <w:r>
         <w:rPr>
           <w:rFonts w:ascii="TCM Pro" w:hAnsi="TCM Pro" w:cs="Arial"/>
@@ -4437,7 +2070,6 @@
         </w:rPr>
         <w:t>ghi</w:t>
       </w:r>
-      <w:proofErr w:type="spellEnd"/>
       <w:r>
         <w:rPr>
           <w:rFonts w:ascii="TCM Pro" w:hAnsi="TCM Pro" w:cs="Arial"/>
@@ -4507,27 +2139,7 @@
           <w:sz w:val="22"/>
           <w:szCs w:val="22"/>
         </w:rPr>
-        <w:t>${</w:t>
-      </w:r>
-      <w:proofErr w:type="spellStart"/>
-      <w:r>
-        <w:rPr>
-          <w:rFonts w:ascii="TCM Pro" w:hAnsi="TCM Pro" w:cs="Arial"/>
-          <w:b/>
-          <w:sz w:val="22"/>
-          <w:szCs w:val="22"/>
-        </w:rPr>
-        <w:t>tamUng</w:t>
-      </w:r>
-      <w:proofErr w:type="spellEnd"/>
-      <w:r>
-        <w:rPr>
-          <w:rFonts w:ascii="TCM Pro" w:hAnsi="TCM Pro" w:cs="Arial"/>
-          <w:b/>
-          <w:sz w:val="22"/>
-          <w:szCs w:val="22"/>
-        </w:rPr>
-        <w:t>}</w:t>
+        <w:t>${tamUng}</w:t>
       </w:r>
       <w:r>
         <w:rPr>
@@ -4570,31 +2182,7 @@
           <w:sz w:val="22"/>
           <w:szCs w:val="22"/>
         </w:rPr>
-        <w:t>${</w:t>
-      </w:r>
-      <w:proofErr w:type="spellStart"/>
-      <w:r>
-        <w:rPr>
-          <w:rFonts w:ascii="TCM Pro" w:hAnsi="TCM Pro" w:cs="Arial"/>
-          <w:bCs/>
-          <w:i/>
-          <w:color w:val="000000"/>
-          <w:sz w:val="22"/>
-          <w:szCs w:val="22"/>
-        </w:rPr>
-        <w:t>tamUngBangChu</w:t>
-      </w:r>
-      <w:proofErr w:type="spellEnd"/>
-      <w:r>
-        <w:rPr>
-          <w:rFonts w:ascii="TCM Pro" w:hAnsi="TCM Pro" w:cs="Arial"/>
-          <w:bCs/>
-          <w:i/>
-          <w:color w:val="000000"/>
-          <w:sz w:val="22"/>
-          <w:szCs w:val="22"/>
-        </w:rPr>
-        <w:t>}</w:t>
+        <w:t>${tamUngBangChu}</w:t>
       </w:r>
       <w:r>
         <w:rPr>
@@ -4936,79 +2524,7 @@
           <w:sz w:val="22"/>
           <w:szCs w:val="22"/>
         </w:rPr>
-        <w:t xml:space="preserve"> (</w:t>
-      </w:r>
-      <w:proofErr w:type="spellStart"/>
-      <w:r>
-        <w:rPr>
-          <w:rFonts w:ascii="TCM Pro" w:hAnsi="TCM Pro" w:cs="Arial"/>
-          <w:sz w:val="22"/>
-          <w:szCs w:val="22"/>
-        </w:rPr>
-        <w:t>trong</w:t>
-      </w:r>
-      <w:proofErr w:type="spellEnd"/>
-      <w:r>
-        <w:rPr>
-          <w:rFonts w:ascii="TCM Pro" w:hAnsi="TCM Pro" w:cs="Arial"/>
-          <w:sz w:val="22"/>
-          <w:szCs w:val="22"/>
-        </w:rPr>
-        <w:t xml:space="preserve"> </w:t>
-      </w:r>
-      <w:proofErr w:type="spellStart"/>
-      <w:r>
-        <w:rPr>
-          <w:rFonts w:ascii="TCM Pro" w:hAnsi="TCM Pro" w:cs="Arial"/>
-          <w:sz w:val="22"/>
-          <w:szCs w:val="22"/>
-        </w:rPr>
-        <w:t>phần</w:t>
-      </w:r>
-      <w:proofErr w:type="spellEnd"/>
-      <w:r>
-        <w:rPr>
-          <w:rFonts w:ascii="TCM Pro" w:hAnsi="TCM Pro" w:cs="Arial"/>
-          <w:sz w:val="22"/>
-          <w:szCs w:val="22"/>
-        </w:rPr>
-        <w:t xml:space="preserve"> </w:t>
-      </w:r>
-      <w:proofErr w:type="spellStart"/>
-      <w:r>
-        <w:rPr>
-          <w:rFonts w:ascii="TCM Pro" w:hAnsi="TCM Pro" w:cs="Arial"/>
-          <w:sz w:val="22"/>
-          <w:szCs w:val="22"/>
-        </w:rPr>
-        <w:t>trả</w:t>
-      </w:r>
-      <w:proofErr w:type="spellEnd"/>
-      <w:r>
-        <w:rPr>
-          <w:rFonts w:ascii="TCM Pro" w:hAnsi="TCM Pro" w:cs="Arial"/>
-          <w:sz w:val="22"/>
-          <w:szCs w:val="22"/>
-        </w:rPr>
-        <w:t xml:space="preserve"> </w:t>
-      </w:r>
-      <w:proofErr w:type="spellStart"/>
-      <w:r>
-        <w:rPr>
-          <w:rFonts w:ascii="TCM Pro" w:hAnsi="TCM Pro" w:cs="Arial"/>
-          <w:sz w:val="22"/>
-          <w:szCs w:val="22"/>
-        </w:rPr>
-        <w:t>trước</w:t>
-      </w:r>
-      <w:proofErr w:type="spellEnd"/>
-      <w:r>
-        <w:rPr>
-          <w:rFonts w:ascii="TCM Pro" w:hAnsi="TCM Pro" w:cs="Arial"/>
-          <w:sz w:val="22"/>
-          <w:szCs w:val="22"/>
-        </w:rPr>
-        <w:t>)</w:t>
+        <w:t xml:space="preserve"> (trong phần trả trước)</w:t>
       </w:r>
       <w:r>
         <w:rPr>
@@ -5071,23 +2587,13 @@
         </w:rPr>
         <w:t xml:space="preserve"> giao xe cho khách hàng trong vòng 02 ngày </w:t>
       </w:r>
-      <w:proofErr w:type="spellStart"/>
-      <w:r>
-        <w:rPr>
-          <w:rFonts w:ascii="TCM Pro" w:hAnsi="TCM Pro" w:cs="Arial"/>
-          <w:sz w:val="22"/>
-          <w:szCs w:val="22"/>
-        </w:rPr>
-        <w:t>sau</w:t>
-      </w:r>
-      <w:proofErr w:type="spellEnd"/>
-      <w:r>
-        <w:rPr>
-          <w:rFonts w:ascii="TCM Pro" w:hAnsi="TCM Pro" w:cs="Arial"/>
-          <w:sz w:val="22"/>
-          <w:szCs w:val="22"/>
-        </w:rPr>
-        <w:t xml:space="preserve"> </w:t>
+      <w:r>
+        <w:rPr>
+          <w:rFonts w:ascii="TCM Pro" w:hAnsi="TCM Pro" w:cs="Arial"/>
+          <w:sz w:val="22"/>
+          <w:szCs w:val="22"/>
+        </w:rPr>
+        <w:t xml:space="preserve">sau </w:t>
       </w:r>
       <w:r>
         <w:rPr>
@@ -5126,180 +2632,8 @@
           <w:sz w:val="22"/>
           <w:szCs w:val="22"/>
         </w:rPr>
-        <w:t xml:space="preserve"> và 02 </w:t>
-      </w:r>
-      <w:proofErr w:type="spellStart"/>
-      <w:r>
-        <w:rPr>
-          <w:rFonts w:ascii="TCM Pro" w:hAnsi="TCM Pro" w:cs="Arial"/>
-          <w:sz w:val="22"/>
-          <w:szCs w:val="22"/>
-        </w:rPr>
-        <w:t>bên</w:t>
-      </w:r>
-      <w:proofErr w:type="spellEnd"/>
-      <w:r>
-        <w:rPr>
-          <w:rFonts w:ascii="TCM Pro" w:hAnsi="TCM Pro" w:cs="Arial"/>
-          <w:sz w:val="22"/>
-          <w:szCs w:val="22"/>
-        </w:rPr>
-        <w:t xml:space="preserve"> </w:t>
-      </w:r>
-      <w:proofErr w:type="spellStart"/>
-      <w:r>
-        <w:rPr>
-          <w:rFonts w:ascii="TCM Pro" w:hAnsi="TCM Pro" w:cs="Arial"/>
-          <w:sz w:val="22"/>
-          <w:szCs w:val="22"/>
-        </w:rPr>
-        <w:t>sẽ</w:t>
-      </w:r>
-      <w:proofErr w:type="spellEnd"/>
-      <w:r>
-        <w:rPr>
-          <w:rFonts w:ascii="TCM Pro" w:hAnsi="TCM Pro" w:cs="Arial"/>
-          <w:sz w:val="22"/>
-          <w:szCs w:val="22"/>
-        </w:rPr>
-        <w:t xml:space="preserve"> </w:t>
-      </w:r>
-      <w:proofErr w:type="spellStart"/>
-      <w:r>
-        <w:rPr>
-          <w:rFonts w:ascii="TCM Pro" w:hAnsi="TCM Pro" w:cs="Arial"/>
-          <w:sz w:val="22"/>
-          <w:szCs w:val="22"/>
-        </w:rPr>
-        <w:t>đổi</w:t>
-      </w:r>
-      <w:proofErr w:type="spellEnd"/>
-      <w:r>
-        <w:rPr>
-          <w:rFonts w:ascii="TCM Pro" w:hAnsi="TCM Pro" w:cs="Arial"/>
-          <w:sz w:val="22"/>
-          <w:szCs w:val="22"/>
-        </w:rPr>
-        <w:t xml:space="preserve"> sang </w:t>
-      </w:r>
-      <w:proofErr w:type="spellStart"/>
-      <w:r>
-        <w:rPr>
-          <w:rFonts w:ascii="TCM Pro" w:hAnsi="TCM Pro" w:cs="Arial"/>
-          <w:sz w:val="22"/>
-          <w:szCs w:val="22"/>
-        </w:rPr>
-        <w:t>hợp</w:t>
-      </w:r>
-      <w:proofErr w:type="spellEnd"/>
-      <w:r>
-        <w:rPr>
-          <w:rFonts w:ascii="TCM Pro" w:hAnsi="TCM Pro" w:cs="Arial"/>
-          <w:sz w:val="22"/>
-          <w:szCs w:val="22"/>
-        </w:rPr>
-        <w:t xml:space="preserve"> </w:t>
-      </w:r>
-      <w:proofErr w:type="spellStart"/>
-      <w:r>
-        <w:rPr>
-          <w:rFonts w:ascii="TCM Pro" w:hAnsi="TCM Pro" w:cs="Arial"/>
-          <w:sz w:val="22"/>
-          <w:szCs w:val="22"/>
-        </w:rPr>
-        <w:t>đồng</w:t>
-      </w:r>
-      <w:proofErr w:type="spellEnd"/>
-      <w:r>
-        <w:rPr>
-          <w:rFonts w:ascii="TCM Pro" w:hAnsi="TCM Pro" w:cs="Arial"/>
-          <w:sz w:val="22"/>
-          <w:szCs w:val="22"/>
-        </w:rPr>
-        <w:t xml:space="preserve"> </w:t>
-      </w:r>
-      <w:proofErr w:type="spellStart"/>
-      <w:r>
-        <w:rPr>
-          <w:rFonts w:ascii="TCM Pro" w:hAnsi="TCM Pro" w:cs="Arial"/>
-          <w:sz w:val="22"/>
-          <w:szCs w:val="22"/>
-        </w:rPr>
-        <w:t>thanh</w:t>
-      </w:r>
-      <w:proofErr w:type="spellEnd"/>
-      <w:r>
-        <w:rPr>
-          <w:rFonts w:ascii="TCM Pro" w:hAnsi="TCM Pro" w:cs="Arial"/>
-          <w:sz w:val="22"/>
-          <w:szCs w:val="22"/>
-        </w:rPr>
-        <w:t xml:space="preserve"> </w:t>
-      </w:r>
-      <w:proofErr w:type="spellStart"/>
-      <w:r>
-        <w:rPr>
-          <w:rFonts w:ascii="TCM Pro" w:hAnsi="TCM Pro" w:cs="Arial"/>
-          <w:sz w:val="22"/>
-          <w:szCs w:val="22"/>
-        </w:rPr>
-        <w:t>toán</w:t>
-      </w:r>
-      <w:proofErr w:type="spellEnd"/>
-      <w:r>
-        <w:rPr>
-          <w:rFonts w:ascii="TCM Pro" w:hAnsi="TCM Pro" w:cs="Arial"/>
-          <w:sz w:val="22"/>
-          <w:szCs w:val="22"/>
-        </w:rPr>
-        <w:t xml:space="preserve"> </w:t>
-      </w:r>
-      <w:proofErr w:type="spellStart"/>
-      <w:r>
-        <w:rPr>
-          <w:rFonts w:ascii="TCM Pro" w:hAnsi="TCM Pro" w:cs="Arial"/>
-          <w:sz w:val="22"/>
-          <w:szCs w:val="22"/>
-        </w:rPr>
-        <w:t>bằng</w:t>
-      </w:r>
-      <w:proofErr w:type="spellEnd"/>
-      <w:r>
-        <w:rPr>
-          <w:rFonts w:ascii="TCM Pro" w:hAnsi="TCM Pro" w:cs="Arial"/>
-          <w:sz w:val="22"/>
-          <w:szCs w:val="22"/>
-        </w:rPr>
-        <w:t xml:space="preserve"> </w:t>
-      </w:r>
-      <w:proofErr w:type="spellStart"/>
-      <w:r>
-        <w:rPr>
-          <w:rFonts w:ascii="TCM Pro" w:hAnsi="TCM Pro" w:cs="Arial"/>
-          <w:sz w:val="22"/>
-          <w:szCs w:val="22"/>
-        </w:rPr>
-        <w:t>tiền</w:t>
-      </w:r>
-      <w:proofErr w:type="spellEnd"/>
-      <w:r>
-        <w:rPr>
-          <w:rFonts w:ascii="TCM Pro" w:hAnsi="TCM Pro" w:cs="Arial"/>
-          <w:sz w:val="22"/>
-          <w:szCs w:val="22"/>
-        </w:rPr>
-        <w:t xml:space="preserve"> </w:t>
-      </w:r>
-      <w:proofErr w:type="spellStart"/>
-      <w:r>
-        <w:rPr>
-          <w:rFonts w:ascii="TCM Pro" w:hAnsi="TCM Pro" w:cs="Arial"/>
-          <w:sz w:val="22"/>
-          <w:szCs w:val="22"/>
-        </w:rPr>
-        <w:t>mặt</w:t>
-      </w:r>
-      <w:proofErr w:type="spellEnd"/>
+        <w:t xml:space="preserve"> và 02 bên sẽ đổi sang hợp đồng thanh toán bằng tiền mặt</w:t>
+      </w:r>
       <w:r>
         <w:rPr>
           <w:rFonts w:ascii="TCM Pro" w:hAnsi="TCM Pro" w:cs="Arial"/>
@@ -5354,25 +2688,7 @@
           <w:sz w:val="22"/>
           <w:szCs w:val="22"/>
         </w:rPr>
-        <w:t xml:space="preserve">. </w:t>
-      </w:r>
-      <w:proofErr w:type="spellStart"/>
-      <w:r>
-        <w:rPr>
-          <w:rFonts w:ascii="TCM Pro" w:hAnsi="TCM Pro" w:cs="Arial"/>
-          <w:sz w:val="22"/>
-          <w:szCs w:val="22"/>
-        </w:rPr>
-        <w:t>Nếu</w:t>
-      </w:r>
-      <w:proofErr w:type="spellEnd"/>
-      <w:r>
-        <w:rPr>
-          <w:rFonts w:ascii="TCM Pro" w:hAnsi="TCM Pro" w:cs="Arial"/>
-          <w:sz w:val="22"/>
-          <w:szCs w:val="22"/>
-        </w:rPr>
-        <w:t xml:space="preserve"> B</w:t>
+        <w:t>. Nếu B</w:t>
       </w:r>
       <w:r>
         <w:rPr>
@@ -5389,43 +2705,7 @@
           <w:sz w:val="22"/>
           <w:szCs w:val="22"/>
         </w:rPr>
-        <w:t xml:space="preserve">, </w:t>
-      </w:r>
-      <w:proofErr w:type="spellStart"/>
-      <w:r>
-        <w:rPr>
-          <w:rFonts w:ascii="TCM Pro" w:hAnsi="TCM Pro" w:cs="Arial"/>
-          <w:sz w:val="22"/>
-          <w:szCs w:val="22"/>
-        </w:rPr>
-        <w:t>còn</w:t>
-      </w:r>
-      <w:proofErr w:type="spellEnd"/>
-      <w:r>
-        <w:rPr>
-          <w:rFonts w:ascii="TCM Pro" w:hAnsi="TCM Pro" w:cs="Arial"/>
-          <w:sz w:val="22"/>
-          <w:szCs w:val="22"/>
-        </w:rPr>
-        <w:t xml:space="preserve"> </w:t>
-      </w:r>
-      <w:proofErr w:type="spellStart"/>
-      <w:r>
-        <w:rPr>
-          <w:rFonts w:ascii="TCM Pro" w:hAnsi="TCM Pro" w:cs="Arial"/>
-          <w:sz w:val="22"/>
-          <w:szCs w:val="22"/>
-        </w:rPr>
-        <w:t>nếu</w:t>
-      </w:r>
-      <w:proofErr w:type="spellEnd"/>
-      <w:r>
-        <w:rPr>
-          <w:rFonts w:ascii="TCM Pro" w:hAnsi="TCM Pro" w:cs="Arial"/>
-          <w:sz w:val="22"/>
-          <w:szCs w:val="22"/>
-        </w:rPr>
-        <w:t xml:space="preserve"> B</w:t>
+        <w:t>, còn nếu B</w:t>
       </w:r>
       <w:r>
         <w:rPr>
@@ -5532,106 +2812,14 @@
         </w:rPr>
         <w:t xml:space="preserve">  </w:t>
       </w:r>
-      <w:proofErr w:type="spellStart"/>
-      <w:r>
-        <w:rPr>
-          <w:rFonts w:ascii="TCM Pro" w:hAnsi="TCM Pro" w:cs="Arial"/>
-          <w:sz w:val="22"/>
-          <w:szCs w:val="22"/>
-        </w:rPr>
-        <w:t>Điều</w:t>
-      </w:r>
-      <w:proofErr w:type="spellEnd"/>
-      <w:r>
-        <w:rPr>
-          <w:rFonts w:ascii="TCM Pro" w:hAnsi="TCM Pro" w:cs="Arial"/>
-          <w:sz w:val="22"/>
-          <w:szCs w:val="22"/>
-        </w:rPr>
-        <w:t xml:space="preserve"> </w:t>
-      </w:r>
-      <w:proofErr w:type="spellStart"/>
-      <w:r>
-        <w:rPr>
-          <w:rFonts w:ascii="TCM Pro" w:hAnsi="TCM Pro" w:cs="Arial"/>
-          <w:sz w:val="22"/>
-          <w:szCs w:val="22"/>
-        </w:rPr>
-        <w:t>kiện</w:t>
-      </w:r>
-      <w:proofErr w:type="spellEnd"/>
-      <w:r>
-        <w:rPr>
-          <w:rFonts w:ascii="TCM Pro" w:hAnsi="TCM Pro" w:cs="Arial"/>
-          <w:sz w:val="22"/>
-          <w:szCs w:val="22"/>
-        </w:rPr>
-        <w:t xml:space="preserve"> </w:t>
-      </w:r>
-      <w:proofErr w:type="spellStart"/>
-      <w:r>
-        <w:rPr>
-          <w:rFonts w:ascii="TCM Pro" w:hAnsi="TCM Pro" w:cs="Arial"/>
-          <w:sz w:val="22"/>
-          <w:szCs w:val="22"/>
-        </w:rPr>
-        <w:t>xác</w:t>
-      </w:r>
-      <w:proofErr w:type="spellEnd"/>
-      <w:r>
-        <w:rPr>
-          <w:rFonts w:ascii="TCM Pro" w:hAnsi="TCM Pro" w:cs="Arial"/>
-          <w:sz w:val="22"/>
-          <w:szCs w:val="22"/>
-        </w:rPr>
-        <w:t xml:space="preserve"> </w:t>
-      </w:r>
-      <w:proofErr w:type="spellStart"/>
-      <w:r>
-        <w:rPr>
-          <w:rFonts w:ascii="TCM Pro" w:hAnsi="TCM Pro" w:cs="Arial"/>
-          <w:sz w:val="22"/>
-          <w:szCs w:val="22"/>
-        </w:rPr>
-        <w:t>nhận</w:t>
-      </w:r>
-      <w:proofErr w:type="spellEnd"/>
-      <w:r>
-        <w:rPr>
-          <w:rFonts w:ascii="TCM Pro" w:hAnsi="TCM Pro" w:cs="Arial"/>
-          <w:sz w:val="22"/>
-          <w:szCs w:val="22"/>
-        </w:rPr>
-        <w:t xml:space="preserve"> </w:t>
-      </w:r>
-      <w:proofErr w:type="spellStart"/>
-      <w:r>
-        <w:rPr>
-          <w:rFonts w:ascii="TCM Pro" w:hAnsi="TCM Pro" w:cs="Arial"/>
-          <w:sz w:val="22"/>
-          <w:szCs w:val="22"/>
-        </w:rPr>
-        <w:t>thanh</w:t>
-      </w:r>
-      <w:proofErr w:type="spellEnd"/>
-      <w:r>
-        <w:rPr>
-          <w:rFonts w:ascii="TCM Pro" w:hAnsi="TCM Pro" w:cs="Arial"/>
-          <w:sz w:val="22"/>
-          <w:szCs w:val="22"/>
-        </w:rPr>
-        <w:t xml:space="preserve"> </w:t>
-      </w:r>
-      <w:proofErr w:type="spellStart"/>
-      <w:r>
-        <w:rPr>
-          <w:rFonts w:ascii="TCM Pro" w:hAnsi="TCM Pro" w:cs="Arial"/>
-          <w:sz w:val="22"/>
-          <w:szCs w:val="22"/>
-        </w:rPr>
-        <w:t>toán</w:t>
-      </w:r>
-      <w:proofErr w:type="spellEnd"/>
+      <w:r>
+        <w:rPr>
+          <w:rFonts w:ascii="TCM Pro" w:hAnsi="TCM Pro" w:cs="Arial"/>
+          <w:sz w:val="22"/>
+          <w:szCs w:val="22"/>
+        </w:rPr>
+        <w:t>Điều kiện xác nhận thanh toán</w:t>
+      </w:r>
       <w:r>
         <w:rPr>
           <w:rFonts w:ascii="TCM Pro" w:hAnsi="TCM Pro" w:cs="Arial"/>
@@ -5657,635 +2845,13 @@
           <w:lang w:val="vi-VN"/>
         </w:rPr>
       </w:pPr>
-      <w:proofErr w:type="spellStart"/>
-      <w:r>
-        <w:rPr>
-          <w:rFonts w:ascii="TCM Pro" w:hAnsi="TCM Pro" w:cs="Arial"/>
-          <w:sz w:val="22"/>
-          <w:szCs w:val="22"/>
-        </w:rPr>
-        <w:t>Trường</w:t>
-      </w:r>
-      <w:proofErr w:type="spellEnd"/>
-      <w:r>
-        <w:rPr>
-          <w:rFonts w:ascii="TCM Pro" w:hAnsi="TCM Pro" w:cs="Arial"/>
-          <w:sz w:val="22"/>
-          <w:szCs w:val="22"/>
-        </w:rPr>
-        <w:t xml:space="preserve"> </w:t>
-      </w:r>
-      <w:proofErr w:type="spellStart"/>
-      <w:r>
-        <w:rPr>
-          <w:rFonts w:ascii="TCM Pro" w:hAnsi="TCM Pro" w:cs="Arial"/>
-          <w:sz w:val="22"/>
-          <w:szCs w:val="22"/>
-        </w:rPr>
-        <w:t>hợp</w:t>
-      </w:r>
-      <w:proofErr w:type="spellEnd"/>
-      <w:r>
-        <w:rPr>
-          <w:rFonts w:ascii="TCM Pro" w:hAnsi="TCM Pro" w:cs="Arial"/>
-          <w:sz w:val="22"/>
-          <w:szCs w:val="22"/>
-        </w:rPr>
-        <w:t xml:space="preserve"> </w:t>
-      </w:r>
-      <w:proofErr w:type="spellStart"/>
-      <w:r>
-        <w:rPr>
-          <w:rFonts w:ascii="TCM Pro" w:hAnsi="TCM Pro" w:cs="Arial"/>
-          <w:sz w:val="22"/>
-          <w:szCs w:val="22"/>
-        </w:rPr>
-        <w:t>bên</w:t>
-      </w:r>
-      <w:proofErr w:type="spellEnd"/>
-      <w:r>
-        <w:rPr>
-          <w:rFonts w:ascii="TCM Pro" w:hAnsi="TCM Pro" w:cs="Arial"/>
-          <w:sz w:val="22"/>
-          <w:szCs w:val="22"/>
-        </w:rPr>
-        <w:t xml:space="preserve"> B </w:t>
-      </w:r>
-      <w:proofErr w:type="spellStart"/>
-      <w:r>
-        <w:rPr>
-          <w:rFonts w:ascii="TCM Pro" w:hAnsi="TCM Pro" w:cs="Arial"/>
-          <w:sz w:val="22"/>
-          <w:szCs w:val="22"/>
-        </w:rPr>
-        <w:t>thanh</w:t>
-      </w:r>
-      <w:proofErr w:type="spellEnd"/>
-      <w:r>
-        <w:rPr>
-          <w:rFonts w:ascii="TCM Pro" w:hAnsi="TCM Pro" w:cs="Arial"/>
-          <w:sz w:val="22"/>
-          <w:szCs w:val="22"/>
-        </w:rPr>
-        <w:t xml:space="preserve"> </w:t>
-      </w:r>
-      <w:proofErr w:type="spellStart"/>
-      <w:r>
-        <w:rPr>
-          <w:rFonts w:ascii="TCM Pro" w:hAnsi="TCM Pro" w:cs="Arial"/>
-          <w:sz w:val="22"/>
-          <w:szCs w:val="22"/>
-        </w:rPr>
-        <w:t>toán</w:t>
-      </w:r>
-      <w:proofErr w:type="spellEnd"/>
-      <w:r>
-        <w:rPr>
-          <w:rFonts w:ascii="TCM Pro" w:hAnsi="TCM Pro" w:cs="Arial"/>
-          <w:sz w:val="22"/>
-          <w:szCs w:val="22"/>
-        </w:rPr>
-        <w:t xml:space="preserve"> </w:t>
-      </w:r>
-      <w:proofErr w:type="spellStart"/>
-      <w:r>
-        <w:rPr>
-          <w:rFonts w:ascii="TCM Pro" w:hAnsi="TCM Pro" w:cs="Arial"/>
-          <w:sz w:val="22"/>
-          <w:szCs w:val="22"/>
-        </w:rPr>
-        <w:t>cho</w:t>
-      </w:r>
-      <w:proofErr w:type="spellEnd"/>
-      <w:r>
-        <w:rPr>
-          <w:rFonts w:ascii="TCM Pro" w:hAnsi="TCM Pro" w:cs="Arial"/>
-          <w:sz w:val="22"/>
-          <w:szCs w:val="22"/>
-        </w:rPr>
-        <w:t xml:space="preserve"> </w:t>
-      </w:r>
-      <w:proofErr w:type="spellStart"/>
-      <w:r>
-        <w:rPr>
-          <w:rFonts w:ascii="TCM Pro" w:hAnsi="TCM Pro" w:cs="Arial"/>
-          <w:sz w:val="22"/>
-          <w:szCs w:val="22"/>
-        </w:rPr>
-        <w:t>bên</w:t>
-      </w:r>
-      <w:proofErr w:type="spellEnd"/>
-      <w:r>
-        <w:rPr>
-          <w:rFonts w:ascii="TCM Pro" w:hAnsi="TCM Pro" w:cs="Arial"/>
-          <w:sz w:val="22"/>
-          <w:szCs w:val="22"/>
-        </w:rPr>
-        <w:t xml:space="preserve"> A </w:t>
-      </w:r>
-      <w:proofErr w:type="spellStart"/>
-      <w:r>
-        <w:rPr>
-          <w:rFonts w:ascii="TCM Pro" w:hAnsi="TCM Pro" w:cs="Arial"/>
-          <w:sz w:val="22"/>
-          <w:szCs w:val="22"/>
-        </w:rPr>
-        <w:t>bằng</w:t>
-      </w:r>
-      <w:proofErr w:type="spellEnd"/>
-      <w:r>
-        <w:rPr>
-          <w:rFonts w:ascii="TCM Pro" w:hAnsi="TCM Pro" w:cs="Arial"/>
-          <w:sz w:val="22"/>
-          <w:szCs w:val="22"/>
-        </w:rPr>
-        <w:t xml:space="preserve"> </w:t>
-      </w:r>
-      <w:proofErr w:type="spellStart"/>
-      <w:r>
-        <w:rPr>
-          <w:rFonts w:ascii="TCM Pro" w:hAnsi="TCM Pro" w:cs="Arial"/>
-          <w:sz w:val="22"/>
-          <w:szCs w:val="22"/>
-        </w:rPr>
-        <w:t>hình</w:t>
-      </w:r>
-      <w:proofErr w:type="spellEnd"/>
-      <w:r>
-        <w:rPr>
-          <w:rFonts w:ascii="TCM Pro" w:hAnsi="TCM Pro" w:cs="Arial"/>
-          <w:sz w:val="22"/>
-          <w:szCs w:val="22"/>
-        </w:rPr>
-        <w:t xml:space="preserve"> </w:t>
-      </w:r>
-      <w:proofErr w:type="spellStart"/>
-      <w:r>
-        <w:rPr>
-          <w:rFonts w:ascii="TCM Pro" w:hAnsi="TCM Pro" w:cs="Arial"/>
-          <w:sz w:val="22"/>
-          <w:szCs w:val="22"/>
-        </w:rPr>
-        <w:t>thức</w:t>
-      </w:r>
-      <w:proofErr w:type="spellEnd"/>
-      <w:r>
-        <w:rPr>
-          <w:rFonts w:ascii="TCM Pro" w:hAnsi="TCM Pro" w:cs="Arial"/>
-          <w:sz w:val="22"/>
-          <w:szCs w:val="22"/>
-        </w:rPr>
-        <w:t xml:space="preserve"> </w:t>
-      </w:r>
-      <w:proofErr w:type="spellStart"/>
-      <w:r>
-        <w:rPr>
-          <w:rFonts w:ascii="TCM Pro" w:hAnsi="TCM Pro" w:cs="Arial"/>
-          <w:sz w:val="22"/>
-          <w:szCs w:val="22"/>
-        </w:rPr>
-        <w:t>chuyển</w:t>
-      </w:r>
-      <w:proofErr w:type="spellEnd"/>
-      <w:r>
-        <w:rPr>
-          <w:rFonts w:ascii="TCM Pro" w:hAnsi="TCM Pro" w:cs="Arial"/>
-          <w:sz w:val="22"/>
-          <w:szCs w:val="22"/>
-        </w:rPr>
-        <w:t xml:space="preserve"> </w:t>
-      </w:r>
-      <w:proofErr w:type="spellStart"/>
-      <w:r>
-        <w:rPr>
-          <w:rFonts w:ascii="TCM Pro" w:hAnsi="TCM Pro" w:cs="Arial"/>
-          <w:sz w:val="22"/>
-          <w:szCs w:val="22"/>
-        </w:rPr>
-        <w:t>khoản</w:t>
-      </w:r>
-      <w:proofErr w:type="spellEnd"/>
-      <w:r>
-        <w:rPr>
-          <w:rFonts w:ascii="TCM Pro" w:hAnsi="TCM Pro" w:cs="Arial"/>
-          <w:sz w:val="22"/>
-          <w:szCs w:val="22"/>
-        </w:rPr>
-        <w:t xml:space="preserve"> qua </w:t>
-      </w:r>
-      <w:proofErr w:type="spellStart"/>
-      <w:r>
-        <w:rPr>
-          <w:rFonts w:ascii="TCM Pro" w:hAnsi="TCM Pro" w:cs="Arial"/>
-          <w:sz w:val="22"/>
-          <w:szCs w:val="22"/>
-        </w:rPr>
-        <w:t>ngân</w:t>
-      </w:r>
-      <w:proofErr w:type="spellEnd"/>
-      <w:r>
-        <w:rPr>
-          <w:rFonts w:ascii="TCM Pro" w:hAnsi="TCM Pro" w:cs="Arial"/>
-          <w:sz w:val="22"/>
-          <w:szCs w:val="22"/>
-        </w:rPr>
-        <w:t xml:space="preserve"> </w:t>
-      </w:r>
-      <w:proofErr w:type="spellStart"/>
-      <w:r>
-        <w:rPr>
-          <w:rFonts w:ascii="TCM Pro" w:hAnsi="TCM Pro" w:cs="Arial"/>
-          <w:sz w:val="22"/>
-          <w:szCs w:val="22"/>
-        </w:rPr>
-        <w:t>hàng</w:t>
-      </w:r>
-      <w:proofErr w:type="spellEnd"/>
-      <w:r>
-        <w:rPr>
-          <w:rFonts w:ascii="TCM Pro" w:hAnsi="TCM Pro" w:cs="Arial"/>
-          <w:sz w:val="22"/>
-          <w:szCs w:val="22"/>
-        </w:rPr>
-        <w:t xml:space="preserve">, </w:t>
-      </w:r>
-      <w:proofErr w:type="spellStart"/>
-      <w:r>
-        <w:rPr>
-          <w:rFonts w:ascii="TCM Pro" w:hAnsi="TCM Pro" w:cs="Arial"/>
-          <w:sz w:val="22"/>
-          <w:szCs w:val="22"/>
-        </w:rPr>
-        <w:t>yêu</w:t>
-      </w:r>
-      <w:proofErr w:type="spellEnd"/>
-      <w:r>
-        <w:rPr>
-          <w:rFonts w:ascii="TCM Pro" w:hAnsi="TCM Pro" w:cs="Arial"/>
-          <w:sz w:val="22"/>
-          <w:szCs w:val="22"/>
-        </w:rPr>
-        <w:t xml:space="preserve"> </w:t>
-      </w:r>
-      <w:proofErr w:type="spellStart"/>
-      <w:r>
-        <w:rPr>
-          <w:rFonts w:ascii="TCM Pro" w:hAnsi="TCM Pro" w:cs="Arial"/>
-          <w:sz w:val="22"/>
-          <w:szCs w:val="22"/>
-        </w:rPr>
-        <w:t>cầu</w:t>
-      </w:r>
-      <w:proofErr w:type="spellEnd"/>
-      <w:r>
-        <w:rPr>
-          <w:rFonts w:ascii="TCM Pro" w:hAnsi="TCM Pro" w:cs="Arial"/>
-          <w:sz w:val="22"/>
-          <w:szCs w:val="22"/>
-        </w:rPr>
-        <w:t xml:space="preserve"> </w:t>
-      </w:r>
-      <w:proofErr w:type="spellStart"/>
-      <w:r>
-        <w:rPr>
-          <w:rFonts w:ascii="TCM Pro" w:hAnsi="TCM Pro" w:cs="Arial"/>
-          <w:sz w:val="22"/>
-          <w:szCs w:val="22"/>
-        </w:rPr>
-        <w:t>bên</w:t>
-      </w:r>
-      <w:proofErr w:type="spellEnd"/>
-      <w:r>
-        <w:rPr>
-          <w:rFonts w:ascii="TCM Pro" w:hAnsi="TCM Pro" w:cs="Arial"/>
-          <w:sz w:val="22"/>
-          <w:szCs w:val="22"/>
-        </w:rPr>
-        <w:t xml:space="preserve"> B </w:t>
-      </w:r>
-      <w:proofErr w:type="spellStart"/>
-      <w:r>
-        <w:rPr>
-          <w:rFonts w:ascii="TCM Pro" w:hAnsi="TCM Pro" w:cs="Arial"/>
-          <w:sz w:val="22"/>
-          <w:szCs w:val="22"/>
-        </w:rPr>
-        <w:t>thanh</w:t>
-      </w:r>
-      <w:proofErr w:type="spellEnd"/>
-      <w:r>
-        <w:rPr>
-          <w:rFonts w:ascii="TCM Pro" w:hAnsi="TCM Pro" w:cs="Arial"/>
-          <w:sz w:val="22"/>
-          <w:szCs w:val="22"/>
-        </w:rPr>
-        <w:t xml:space="preserve"> </w:t>
-      </w:r>
-      <w:proofErr w:type="spellStart"/>
-      <w:r>
-        <w:rPr>
-          <w:rFonts w:ascii="TCM Pro" w:hAnsi="TCM Pro" w:cs="Arial"/>
-          <w:sz w:val="22"/>
-          <w:szCs w:val="22"/>
-        </w:rPr>
-        <w:t>toán</w:t>
-      </w:r>
-      <w:proofErr w:type="spellEnd"/>
-      <w:r>
-        <w:rPr>
-          <w:rFonts w:ascii="TCM Pro" w:hAnsi="TCM Pro" w:cs="Arial"/>
-          <w:sz w:val="22"/>
-          <w:szCs w:val="22"/>
-        </w:rPr>
-        <w:t xml:space="preserve"> qua </w:t>
-      </w:r>
-      <w:proofErr w:type="spellStart"/>
-      <w:r>
-        <w:rPr>
-          <w:rFonts w:ascii="TCM Pro" w:hAnsi="TCM Pro" w:cs="Arial"/>
-          <w:sz w:val="22"/>
-          <w:szCs w:val="22"/>
-        </w:rPr>
-        <w:t>các</w:t>
-      </w:r>
-      <w:proofErr w:type="spellEnd"/>
-      <w:r>
-        <w:rPr>
-          <w:rFonts w:ascii="TCM Pro" w:hAnsi="TCM Pro" w:cs="Arial"/>
-          <w:sz w:val="22"/>
-          <w:szCs w:val="22"/>
-        </w:rPr>
-        <w:t xml:space="preserve"> </w:t>
-      </w:r>
-      <w:proofErr w:type="spellStart"/>
-      <w:r>
-        <w:rPr>
-          <w:rFonts w:ascii="TCM Pro" w:hAnsi="TCM Pro" w:cs="Arial"/>
-          <w:sz w:val="22"/>
-          <w:szCs w:val="22"/>
-        </w:rPr>
-        <w:t>tài</w:t>
-      </w:r>
-      <w:proofErr w:type="spellEnd"/>
-      <w:r>
-        <w:rPr>
-          <w:rFonts w:ascii="TCM Pro" w:hAnsi="TCM Pro" w:cs="Arial"/>
-          <w:sz w:val="22"/>
-          <w:szCs w:val="22"/>
-        </w:rPr>
-        <w:t xml:space="preserve"> </w:t>
-      </w:r>
-      <w:proofErr w:type="spellStart"/>
-      <w:r>
-        <w:rPr>
-          <w:rFonts w:ascii="TCM Pro" w:hAnsi="TCM Pro" w:cs="Arial"/>
-          <w:sz w:val="22"/>
-          <w:szCs w:val="22"/>
-        </w:rPr>
-        <w:t>khoản</w:t>
-      </w:r>
-      <w:proofErr w:type="spellEnd"/>
-      <w:r>
-        <w:rPr>
-          <w:rFonts w:ascii="TCM Pro" w:hAnsi="TCM Pro" w:cs="Arial"/>
-          <w:sz w:val="22"/>
-          <w:szCs w:val="22"/>
-        </w:rPr>
-        <w:t xml:space="preserve"> </w:t>
-      </w:r>
-      <w:proofErr w:type="spellStart"/>
-      <w:r>
-        <w:rPr>
-          <w:rFonts w:ascii="TCM Pro" w:hAnsi="TCM Pro" w:cs="Arial"/>
-          <w:sz w:val="22"/>
-          <w:szCs w:val="22"/>
-        </w:rPr>
-        <w:t>ngân</w:t>
-      </w:r>
-      <w:proofErr w:type="spellEnd"/>
-      <w:r>
-        <w:rPr>
-          <w:rFonts w:ascii="TCM Pro" w:hAnsi="TCM Pro" w:cs="Arial"/>
-          <w:sz w:val="22"/>
-          <w:szCs w:val="22"/>
-        </w:rPr>
-        <w:t xml:space="preserve"> </w:t>
-      </w:r>
-      <w:proofErr w:type="spellStart"/>
-      <w:r>
-        <w:rPr>
-          <w:rFonts w:ascii="TCM Pro" w:hAnsi="TCM Pro" w:cs="Arial"/>
-          <w:sz w:val="22"/>
-          <w:szCs w:val="22"/>
-        </w:rPr>
-        <w:t>hàng</w:t>
-      </w:r>
-      <w:proofErr w:type="spellEnd"/>
-      <w:r>
-        <w:rPr>
-          <w:rFonts w:ascii="TCM Pro" w:hAnsi="TCM Pro" w:cs="Arial"/>
-          <w:sz w:val="22"/>
-          <w:szCs w:val="22"/>
-        </w:rPr>
-        <w:t xml:space="preserve"> của </w:t>
-      </w:r>
-      <w:proofErr w:type="spellStart"/>
-      <w:r>
-        <w:rPr>
-          <w:rFonts w:ascii="TCM Pro" w:hAnsi="TCM Pro" w:cs="Arial"/>
-          <w:sz w:val="22"/>
-          <w:szCs w:val="22"/>
-        </w:rPr>
-        <w:t>bên</w:t>
-      </w:r>
-      <w:proofErr w:type="spellEnd"/>
-      <w:r>
-        <w:rPr>
-          <w:rFonts w:ascii="TCM Pro" w:hAnsi="TCM Pro" w:cs="Arial"/>
-          <w:sz w:val="22"/>
-          <w:szCs w:val="22"/>
-        </w:rPr>
-        <w:t xml:space="preserve"> A </w:t>
-      </w:r>
-      <w:proofErr w:type="spellStart"/>
-      <w:r>
-        <w:rPr>
-          <w:rFonts w:ascii="TCM Pro" w:hAnsi="TCM Pro" w:cs="Arial"/>
-          <w:sz w:val="22"/>
-          <w:szCs w:val="22"/>
-        </w:rPr>
-        <w:t>được</w:t>
-      </w:r>
-      <w:proofErr w:type="spellEnd"/>
-      <w:r>
-        <w:rPr>
-          <w:rFonts w:ascii="TCM Pro" w:hAnsi="TCM Pro" w:cs="Arial"/>
-          <w:sz w:val="22"/>
-          <w:szCs w:val="22"/>
-        </w:rPr>
-        <w:t xml:space="preserve"> </w:t>
-      </w:r>
-      <w:proofErr w:type="spellStart"/>
-      <w:r>
-        <w:rPr>
-          <w:rFonts w:ascii="TCM Pro" w:hAnsi="TCM Pro" w:cs="Arial"/>
-          <w:sz w:val="22"/>
-          <w:szCs w:val="22"/>
-        </w:rPr>
-        <w:t>thể</w:t>
-      </w:r>
-      <w:proofErr w:type="spellEnd"/>
-      <w:r>
-        <w:rPr>
-          <w:rFonts w:ascii="TCM Pro" w:hAnsi="TCM Pro" w:cs="Arial"/>
-          <w:sz w:val="22"/>
-          <w:szCs w:val="22"/>
-        </w:rPr>
-        <w:t xml:space="preserve"> </w:t>
-      </w:r>
-      <w:proofErr w:type="spellStart"/>
-      <w:r>
-        <w:rPr>
-          <w:rFonts w:ascii="TCM Pro" w:hAnsi="TCM Pro" w:cs="Arial"/>
-          <w:sz w:val="22"/>
-          <w:szCs w:val="22"/>
-        </w:rPr>
-        <w:t>hiện</w:t>
-      </w:r>
-      <w:proofErr w:type="spellEnd"/>
-      <w:r>
-        <w:rPr>
-          <w:rFonts w:ascii="TCM Pro" w:hAnsi="TCM Pro" w:cs="Arial"/>
-          <w:sz w:val="22"/>
-          <w:szCs w:val="22"/>
-        </w:rPr>
-        <w:t xml:space="preserve"> </w:t>
-      </w:r>
-      <w:proofErr w:type="spellStart"/>
-      <w:r>
-        <w:rPr>
-          <w:rFonts w:ascii="TCM Pro" w:hAnsi="TCM Pro" w:cs="Arial"/>
-          <w:sz w:val="22"/>
-          <w:szCs w:val="22"/>
-        </w:rPr>
-        <w:t>trong</w:t>
-      </w:r>
-      <w:proofErr w:type="spellEnd"/>
-      <w:r>
-        <w:rPr>
-          <w:rFonts w:ascii="TCM Pro" w:hAnsi="TCM Pro" w:cs="Arial"/>
-          <w:sz w:val="22"/>
-          <w:szCs w:val="22"/>
-        </w:rPr>
-        <w:t xml:space="preserve"> </w:t>
-      </w:r>
-      <w:proofErr w:type="spellStart"/>
-      <w:r>
-        <w:rPr>
-          <w:rFonts w:ascii="TCM Pro" w:hAnsi="TCM Pro" w:cs="Arial"/>
-          <w:sz w:val="22"/>
-          <w:szCs w:val="22"/>
-        </w:rPr>
-        <w:t>hợp</w:t>
-      </w:r>
-      <w:proofErr w:type="spellEnd"/>
-      <w:r>
-        <w:rPr>
-          <w:rFonts w:ascii="TCM Pro" w:hAnsi="TCM Pro" w:cs="Arial"/>
-          <w:sz w:val="22"/>
-          <w:szCs w:val="22"/>
-        </w:rPr>
-        <w:t xml:space="preserve"> </w:t>
-      </w:r>
-      <w:proofErr w:type="spellStart"/>
-      <w:r>
-        <w:rPr>
-          <w:rFonts w:ascii="TCM Pro" w:hAnsi="TCM Pro" w:cs="Arial"/>
-          <w:sz w:val="22"/>
-          <w:szCs w:val="22"/>
-        </w:rPr>
-        <w:t>đồng</w:t>
-      </w:r>
-      <w:proofErr w:type="spellEnd"/>
-      <w:r>
-        <w:rPr>
-          <w:rFonts w:ascii="TCM Pro" w:hAnsi="TCM Pro" w:cs="Arial"/>
-          <w:sz w:val="22"/>
-          <w:szCs w:val="22"/>
-        </w:rPr>
-        <w:t xml:space="preserve"> </w:t>
-      </w:r>
-      <w:proofErr w:type="spellStart"/>
-      <w:r>
-        <w:rPr>
-          <w:rFonts w:ascii="TCM Pro" w:hAnsi="TCM Pro" w:cs="Arial"/>
-          <w:sz w:val="22"/>
-          <w:szCs w:val="22"/>
-        </w:rPr>
-        <w:t>theo</w:t>
-      </w:r>
-      <w:proofErr w:type="spellEnd"/>
-      <w:r>
-        <w:rPr>
-          <w:rFonts w:ascii="TCM Pro" w:hAnsi="TCM Pro" w:cs="Arial"/>
-          <w:sz w:val="22"/>
-          <w:szCs w:val="22"/>
-        </w:rPr>
-        <w:t xml:space="preserve"> </w:t>
-      </w:r>
-      <w:proofErr w:type="spellStart"/>
-      <w:r>
-        <w:rPr>
-          <w:rFonts w:ascii="TCM Pro" w:hAnsi="TCM Pro" w:cs="Arial"/>
-          <w:sz w:val="22"/>
-          <w:szCs w:val="22"/>
-        </w:rPr>
-        <w:t>hướng</w:t>
-      </w:r>
-      <w:proofErr w:type="spellEnd"/>
-      <w:r>
-        <w:rPr>
-          <w:rFonts w:ascii="TCM Pro" w:hAnsi="TCM Pro" w:cs="Arial"/>
-          <w:sz w:val="22"/>
-          <w:szCs w:val="22"/>
-        </w:rPr>
-        <w:t xml:space="preserve"> </w:t>
-      </w:r>
-      <w:proofErr w:type="spellStart"/>
-      <w:r>
-        <w:rPr>
-          <w:rFonts w:ascii="TCM Pro" w:hAnsi="TCM Pro" w:cs="Arial"/>
-          <w:sz w:val="22"/>
-          <w:szCs w:val="22"/>
-        </w:rPr>
-        <w:t>dẫn</w:t>
-      </w:r>
-      <w:proofErr w:type="spellEnd"/>
-      <w:r>
-        <w:rPr>
-          <w:rFonts w:ascii="TCM Pro" w:hAnsi="TCM Pro" w:cs="Arial"/>
-          <w:sz w:val="22"/>
-          <w:szCs w:val="22"/>
-        </w:rPr>
-        <w:t xml:space="preserve"> của </w:t>
-      </w:r>
-      <w:proofErr w:type="spellStart"/>
-      <w:r>
-        <w:rPr>
-          <w:rFonts w:ascii="TCM Pro" w:hAnsi="TCM Pro" w:cs="Arial"/>
-          <w:sz w:val="22"/>
-          <w:szCs w:val="22"/>
-        </w:rPr>
-        <w:t>bên</w:t>
-      </w:r>
-      <w:proofErr w:type="spellEnd"/>
-      <w:r>
-        <w:rPr>
-          <w:rFonts w:ascii="TCM Pro" w:hAnsi="TCM Pro" w:cs="Arial"/>
-          <w:sz w:val="22"/>
-          <w:szCs w:val="22"/>
-        </w:rPr>
-        <w:t xml:space="preserve"> A</w:t>
+      <w:r>
+        <w:rPr>
+          <w:rFonts w:ascii="TCM Pro" w:hAnsi="TCM Pro" w:cs="Arial"/>
+          <w:sz w:val="22"/>
+          <w:szCs w:val="22"/>
+        </w:rPr>
+        <w:t>Trường hợp bên B thanh toán cho bên A bằng hình thức chuyển khoản qua ngân hàng, yêu cầu bên B thanh toán qua các tài khoản ngân hàng của bên A được thể hiện trong hợp đồng theo hướng dẫn của bên A</w:t>
       </w:r>
       <w:r>
         <w:rPr>
@@ -6312,545 +2878,13 @@
           <w:lang w:val="vi-VN"/>
         </w:rPr>
       </w:pPr>
-      <w:proofErr w:type="spellStart"/>
-      <w:r>
-        <w:rPr>
-          <w:rFonts w:ascii="TCM Pro" w:hAnsi="TCM Pro" w:cs="Arial"/>
-          <w:sz w:val="22"/>
-          <w:szCs w:val="22"/>
-        </w:rPr>
-        <w:t>Trường</w:t>
-      </w:r>
-      <w:proofErr w:type="spellEnd"/>
-      <w:r>
-        <w:rPr>
-          <w:rFonts w:ascii="TCM Pro" w:hAnsi="TCM Pro" w:cs="Arial"/>
-          <w:sz w:val="22"/>
-          <w:szCs w:val="22"/>
-        </w:rPr>
-        <w:t xml:space="preserve"> </w:t>
-      </w:r>
-      <w:proofErr w:type="spellStart"/>
-      <w:r>
-        <w:rPr>
-          <w:rFonts w:ascii="TCM Pro" w:hAnsi="TCM Pro" w:cs="Arial"/>
-          <w:sz w:val="22"/>
-          <w:szCs w:val="22"/>
-        </w:rPr>
-        <w:t>hợp</w:t>
-      </w:r>
-      <w:proofErr w:type="spellEnd"/>
-      <w:r>
-        <w:rPr>
-          <w:rFonts w:ascii="TCM Pro" w:hAnsi="TCM Pro" w:cs="Arial"/>
-          <w:sz w:val="22"/>
-          <w:szCs w:val="22"/>
-        </w:rPr>
-        <w:t xml:space="preserve"> </w:t>
-      </w:r>
-      <w:proofErr w:type="spellStart"/>
-      <w:r>
-        <w:rPr>
-          <w:rFonts w:ascii="TCM Pro" w:hAnsi="TCM Pro" w:cs="Arial"/>
-          <w:sz w:val="22"/>
-          <w:szCs w:val="22"/>
-        </w:rPr>
-        <w:t>bên</w:t>
-      </w:r>
-      <w:proofErr w:type="spellEnd"/>
-      <w:r>
-        <w:rPr>
-          <w:rFonts w:ascii="TCM Pro" w:hAnsi="TCM Pro" w:cs="Arial"/>
-          <w:sz w:val="22"/>
-          <w:szCs w:val="22"/>
-        </w:rPr>
-        <w:t xml:space="preserve"> B </w:t>
-      </w:r>
-      <w:proofErr w:type="spellStart"/>
-      <w:r>
-        <w:rPr>
-          <w:rFonts w:ascii="TCM Pro" w:hAnsi="TCM Pro" w:cs="Arial"/>
-          <w:sz w:val="22"/>
-          <w:szCs w:val="22"/>
-        </w:rPr>
-        <w:t>thanh</w:t>
-      </w:r>
-      <w:proofErr w:type="spellEnd"/>
-      <w:r>
-        <w:rPr>
-          <w:rFonts w:ascii="TCM Pro" w:hAnsi="TCM Pro" w:cs="Arial"/>
-          <w:sz w:val="22"/>
-          <w:szCs w:val="22"/>
-        </w:rPr>
-        <w:t xml:space="preserve"> </w:t>
-      </w:r>
-      <w:proofErr w:type="spellStart"/>
-      <w:r>
-        <w:rPr>
-          <w:rFonts w:ascii="TCM Pro" w:hAnsi="TCM Pro" w:cs="Arial"/>
-          <w:sz w:val="22"/>
-          <w:szCs w:val="22"/>
-        </w:rPr>
-        <w:t>toán</w:t>
-      </w:r>
-      <w:proofErr w:type="spellEnd"/>
-      <w:r>
-        <w:rPr>
-          <w:rFonts w:ascii="TCM Pro" w:hAnsi="TCM Pro" w:cs="Arial"/>
-          <w:sz w:val="22"/>
-          <w:szCs w:val="22"/>
-        </w:rPr>
-        <w:t xml:space="preserve"> </w:t>
-      </w:r>
-      <w:proofErr w:type="spellStart"/>
-      <w:r>
-        <w:rPr>
-          <w:rFonts w:ascii="TCM Pro" w:hAnsi="TCM Pro" w:cs="Arial"/>
-          <w:sz w:val="22"/>
-          <w:szCs w:val="22"/>
-        </w:rPr>
-        <w:t>cho</w:t>
-      </w:r>
-      <w:proofErr w:type="spellEnd"/>
-      <w:r>
-        <w:rPr>
-          <w:rFonts w:ascii="TCM Pro" w:hAnsi="TCM Pro" w:cs="Arial"/>
-          <w:sz w:val="22"/>
-          <w:szCs w:val="22"/>
-        </w:rPr>
-        <w:t xml:space="preserve"> </w:t>
-      </w:r>
-      <w:proofErr w:type="spellStart"/>
-      <w:r>
-        <w:rPr>
-          <w:rFonts w:ascii="TCM Pro" w:hAnsi="TCM Pro" w:cs="Arial"/>
-          <w:sz w:val="22"/>
-          <w:szCs w:val="22"/>
-        </w:rPr>
-        <w:t>bên</w:t>
-      </w:r>
-      <w:proofErr w:type="spellEnd"/>
-      <w:r>
-        <w:rPr>
-          <w:rFonts w:ascii="TCM Pro" w:hAnsi="TCM Pro" w:cs="Arial"/>
-          <w:sz w:val="22"/>
-          <w:szCs w:val="22"/>
-        </w:rPr>
-        <w:t xml:space="preserve"> A </w:t>
-      </w:r>
-      <w:proofErr w:type="spellStart"/>
-      <w:r>
-        <w:rPr>
-          <w:rFonts w:ascii="TCM Pro" w:hAnsi="TCM Pro" w:cs="Arial"/>
-          <w:sz w:val="22"/>
-          <w:szCs w:val="22"/>
-        </w:rPr>
-        <w:t>bằng</w:t>
-      </w:r>
-      <w:proofErr w:type="spellEnd"/>
-      <w:r>
-        <w:rPr>
-          <w:rFonts w:ascii="TCM Pro" w:hAnsi="TCM Pro" w:cs="Arial"/>
-          <w:sz w:val="22"/>
-          <w:szCs w:val="22"/>
-        </w:rPr>
-        <w:t xml:space="preserve"> </w:t>
-      </w:r>
-      <w:proofErr w:type="spellStart"/>
-      <w:r>
-        <w:rPr>
-          <w:rFonts w:ascii="TCM Pro" w:hAnsi="TCM Pro" w:cs="Arial"/>
-          <w:sz w:val="22"/>
-          <w:szCs w:val="22"/>
-        </w:rPr>
-        <w:t>hình</w:t>
-      </w:r>
-      <w:proofErr w:type="spellEnd"/>
-      <w:r>
-        <w:rPr>
-          <w:rFonts w:ascii="TCM Pro" w:hAnsi="TCM Pro" w:cs="Arial"/>
-          <w:sz w:val="22"/>
-          <w:szCs w:val="22"/>
-        </w:rPr>
-        <w:t xml:space="preserve"> </w:t>
-      </w:r>
-      <w:proofErr w:type="spellStart"/>
-      <w:r>
-        <w:rPr>
-          <w:rFonts w:ascii="TCM Pro" w:hAnsi="TCM Pro" w:cs="Arial"/>
-          <w:sz w:val="22"/>
-          <w:szCs w:val="22"/>
-        </w:rPr>
-        <w:t>thức</w:t>
-      </w:r>
-      <w:proofErr w:type="spellEnd"/>
-      <w:r>
-        <w:rPr>
-          <w:rFonts w:ascii="TCM Pro" w:hAnsi="TCM Pro" w:cs="Arial"/>
-          <w:sz w:val="22"/>
-          <w:szCs w:val="22"/>
-        </w:rPr>
-        <w:t xml:space="preserve"> </w:t>
-      </w:r>
-      <w:proofErr w:type="spellStart"/>
-      <w:r>
-        <w:rPr>
-          <w:rFonts w:ascii="TCM Pro" w:hAnsi="TCM Pro" w:cs="Arial"/>
-          <w:sz w:val="22"/>
-          <w:szCs w:val="22"/>
-        </w:rPr>
-        <w:t>tiền</w:t>
-      </w:r>
-      <w:proofErr w:type="spellEnd"/>
-      <w:r>
-        <w:rPr>
-          <w:rFonts w:ascii="TCM Pro" w:hAnsi="TCM Pro" w:cs="Arial"/>
-          <w:sz w:val="22"/>
-          <w:szCs w:val="22"/>
-        </w:rPr>
-        <w:t xml:space="preserve"> </w:t>
-      </w:r>
-      <w:proofErr w:type="spellStart"/>
-      <w:r>
-        <w:rPr>
-          <w:rFonts w:ascii="TCM Pro" w:hAnsi="TCM Pro" w:cs="Arial"/>
-          <w:sz w:val="22"/>
-          <w:szCs w:val="22"/>
-        </w:rPr>
-        <w:t>mặt</w:t>
-      </w:r>
-      <w:proofErr w:type="spellEnd"/>
-      <w:r>
-        <w:rPr>
-          <w:rFonts w:ascii="TCM Pro" w:hAnsi="TCM Pro" w:cs="Arial"/>
-          <w:sz w:val="22"/>
-          <w:szCs w:val="22"/>
-        </w:rPr>
-        <w:t xml:space="preserve">, </w:t>
-      </w:r>
-      <w:proofErr w:type="spellStart"/>
-      <w:r>
-        <w:rPr>
-          <w:rFonts w:ascii="TCM Pro" w:hAnsi="TCM Pro" w:cs="Arial"/>
-          <w:sz w:val="22"/>
-          <w:szCs w:val="22"/>
-        </w:rPr>
-        <w:t>bên</w:t>
-      </w:r>
-      <w:proofErr w:type="spellEnd"/>
-      <w:r>
-        <w:rPr>
-          <w:rFonts w:ascii="TCM Pro" w:hAnsi="TCM Pro" w:cs="Arial"/>
-          <w:sz w:val="22"/>
-          <w:szCs w:val="22"/>
-        </w:rPr>
-        <w:t xml:space="preserve"> B có </w:t>
-      </w:r>
-      <w:proofErr w:type="spellStart"/>
-      <w:r>
-        <w:rPr>
-          <w:rFonts w:ascii="TCM Pro" w:hAnsi="TCM Pro" w:cs="Arial"/>
-          <w:sz w:val="22"/>
-          <w:szCs w:val="22"/>
-        </w:rPr>
-        <w:t>trách</w:t>
-      </w:r>
-      <w:proofErr w:type="spellEnd"/>
-      <w:r>
-        <w:rPr>
-          <w:rFonts w:ascii="TCM Pro" w:hAnsi="TCM Pro" w:cs="Arial"/>
-          <w:sz w:val="22"/>
-          <w:szCs w:val="22"/>
-        </w:rPr>
-        <w:t xml:space="preserve"> </w:t>
-      </w:r>
-      <w:proofErr w:type="spellStart"/>
-      <w:r>
-        <w:rPr>
-          <w:rFonts w:ascii="TCM Pro" w:hAnsi="TCM Pro" w:cs="Arial"/>
-          <w:sz w:val="22"/>
-          <w:szCs w:val="22"/>
-        </w:rPr>
-        <w:t>nhiệm</w:t>
-      </w:r>
-      <w:proofErr w:type="spellEnd"/>
-      <w:r>
-        <w:rPr>
-          <w:rFonts w:ascii="TCM Pro" w:hAnsi="TCM Pro" w:cs="Arial"/>
-          <w:sz w:val="22"/>
-          <w:szCs w:val="22"/>
-        </w:rPr>
-        <w:t xml:space="preserve"> </w:t>
-      </w:r>
-      <w:proofErr w:type="spellStart"/>
-      <w:r>
-        <w:rPr>
-          <w:rFonts w:ascii="TCM Pro" w:hAnsi="TCM Pro" w:cs="Arial"/>
-          <w:sz w:val="22"/>
-          <w:szCs w:val="22"/>
-        </w:rPr>
-        <w:t>kiểm</w:t>
-      </w:r>
-      <w:proofErr w:type="spellEnd"/>
-      <w:r>
-        <w:rPr>
-          <w:rFonts w:ascii="TCM Pro" w:hAnsi="TCM Pro" w:cs="Arial"/>
-          <w:sz w:val="22"/>
-          <w:szCs w:val="22"/>
-        </w:rPr>
-        <w:t xml:space="preserve"> </w:t>
-      </w:r>
-      <w:proofErr w:type="spellStart"/>
-      <w:r>
-        <w:rPr>
-          <w:rFonts w:ascii="TCM Pro" w:hAnsi="TCM Pro" w:cs="Arial"/>
-          <w:sz w:val="22"/>
-          <w:szCs w:val="22"/>
-        </w:rPr>
-        <w:t>tra</w:t>
-      </w:r>
-      <w:proofErr w:type="spellEnd"/>
-      <w:r>
-        <w:rPr>
-          <w:rFonts w:ascii="TCM Pro" w:hAnsi="TCM Pro" w:cs="Arial"/>
-          <w:sz w:val="22"/>
-          <w:szCs w:val="22"/>
-        </w:rPr>
-        <w:t xml:space="preserve"> </w:t>
-      </w:r>
-      <w:proofErr w:type="spellStart"/>
-      <w:r>
-        <w:rPr>
-          <w:rFonts w:ascii="TCM Pro" w:hAnsi="TCM Pro" w:cs="Arial"/>
-          <w:sz w:val="22"/>
-          <w:szCs w:val="22"/>
-        </w:rPr>
-        <w:t>thông</w:t>
-      </w:r>
-      <w:proofErr w:type="spellEnd"/>
-      <w:r>
-        <w:rPr>
-          <w:rFonts w:ascii="TCM Pro" w:hAnsi="TCM Pro" w:cs="Arial"/>
-          <w:sz w:val="22"/>
-          <w:szCs w:val="22"/>
-        </w:rPr>
-        <w:t xml:space="preserve"> tin của </w:t>
-      </w:r>
-      <w:proofErr w:type="spellStart"/>
-      <w:r>
-        <w:rPr>
-          <w:rFonts w:ascii="TCM Pro" w:hAnsi="TCM Pro" w:cs="Arial"/>
-          <w:sz w:val="22"/>
-          <w:szCs w:val="22"/>
-        </w:rPr>
-        <w:t>các</w:t>
-      </w:r>
-      <w:proofErr w:type="spellEnd"/>
-      <w:r>
-        <w:rPr>
-          <w:rFonts w:ascii="TCM Pro" w:hAnsi="TCM Pro" w:cs="Arial"/>
-          <w:sz w:val="22"/>
-          <w:szCs w:val="22"/>
-        </w:rPr>
-        <w:t xml:space="preserve"> </w:t>
-      </w:r>
-      <w:proofErr w:type="spellStart"/>
-      <w:r>
-        <w:rPr>
-          <w:rFonts w:ascii="TCM Pro" w:hAnsi="TCM Pro" w:cs="Arial"/>
-          <w:sz w:val="22"/>
-          <w:szCs w:val="22"/>
-        </w:rPr>
-        <w:t>chứng</w:t>
-      </w:r>
-      <w:proofErr w:type="spellEnd"/>
-      <w:r>
-        <w:rPr>
-          <w:rFonts w:ascii="TCM Pro" w:hAnsi="TCM Pro" w:cs="Arial"/>
-          <w:sz w:val="22"/>
-          <w:szCs w:val="22"/>
-        </w:rPr>
-        <w:t xml:space="preserve"> </w:t>
-      </w:r>
-      <w:proofErr w:type="spellStart"/>
-      <w:r>
-        <w:rPr>
-          <w:rFonts w:ascii="TCM Pro" w:hAnsi="TCM Pro" w:cs="Arial"/>
-          <w:sz w:val="22"/>
-          <w:szCs w:val="22"/>
-        </w:rPr>
-        <w:t>từ</w:t>
-      </w:r>
-      <w:proofErr w:type="spellEnd"/>
-      <w:r>
-        <w:rPr>
-          <w:rFonts w:ascii="TCM Pro" w:hAnsi="TCM Pro" w:cs="Arial"/>
-          <w:sz w:val="22"/>
-          <w:szCs w:val="22"/>
-        </w:rPr>
-        <w:t xml:space="preserve"> </w:t>
-      </w:r>
-      <w:proofErr w:type="spellStart"/>
-      <w:r>
-        <w:rPr>
-          <w:rFonts w:ascii="TCM Pro" w:hAnsi="TCM Pro" w:cs="Arial"/>
-          <w:sz w:val="22"/>
-          <w:szCs w:val="22"/>
-        </w:rPr>
-        <w:t>liên</w:t>
-      </w:r>
-      <w:proofErr w:type="spellEnd"/>
-      <w:r>
-        <w:rPr>
-          <w:rFonts w:ascii="TCM Pro" w:hAnsi="TCM Pro" w:cs="Arial"/>
-          <w:sz w:val="22"/>
-          <w:szCs w:val="22"/>
-        </w:rPr>
-        <w:t xml:space="preserve"> </w:t>
-      </w:r>
-      <w:proofErr w:type="spellStart"/>
-      <w:r>
-        <w:rPr>
-          <w:rFonts w:ascii="TCM Pro" w:hAnsi="TCM Pro" w:cs="Arial"/>
-          <w:sz w:val="22"/>
-          <w:szCs w:val="22"/>
-        </w:rPr>
-        <w:t>quan</w:t>
-      </w:r>
-      <w:proofErr w:type="spellEnd"/>
-      <w:r>
-        <w:rPr>
-          <w:rFonts w:ascii="TCM Pro" w:hAnsi="TCM Pro" w:cs="Arial"/>
-          <w:sz w:val="22"/>
-          <w:szCs w:val="22"/>
-        </w:rPr>
-        <w:t xml:space="preserve">, có </w:t>
-      </w:r>
-      <w:proofErr w:type="spellStart"/>
-      <w:r>
-        <w:rPr>
-          <w:rFonts w:ascii="TCM Pro" w:hAnsi="TCM Pro" w:cs="Arial"/>
-          <w:sz w:val="22"/>
-          <w:szCs w:val="22"/>
-        </w:rPr>
-        <w:t>chữ</w:t>
-      </w:r>
-      <w:proofErr w:type="spellEnd"/>
-      <w:r>
-        <w:rPr>
-          <w:rFonts w:ascii="TCM Pro" w:hAnsi="TCM Pro" w:cs="Arial"/>
-          <w:sz w:val="22"/>
-          <w:szCs w:val="22"/>
-        </w:rPr>
-        <w:t xml:space="preserve"> </w:t>
-      </w:r>
-      <w:proofErr w:type="spellStart"/>
-      <w:r>
-        <w:rPr>
-          <w:rFonts w:ascii="TCM Pro" w:hAnsi="TCM Pro" w:cs="Arial"/>
-          <w:sz w:val="22"/>
-          <w:szCs w:val="22"/>
-        </w:rPr>
-        <w:t>ký</w:t>
-      </w:r>
-      <w:proofErr w:type="spellEnd"/>
-      <w:r>
-        <w:rPr>
-          <w:rFonts w:ascii="TCM Pro" w:hAnsi="TCM Pro" w:cs="Arial"/>
-          <w:sz w:val="22"/>
-          <w:szCs w:val="22"/>
-        </w:rPr>
-        <w:t xml:space="preserve"> </w:t>
-      </w:r>
-      <w:proofErr w:type="spellStart"/>
-      <w:r>
-        <w:rPr>
-          <w:rFonts w:ascii="TCM Pro" w:hAnsi="TCM Pro" w:cs="Arial"/>
-          <w:sz w:val="22"/>
-          <w:szCs w:val="22"/>
-        </w:rPr>
-        <w:t>xác</w:t>
-      </w:r>
-      <w:proofErr w:type="spellEnd"/>
-      <w:r>
-        <w:rPr>
-          <w:rFonts w:ascii="TCM Pro" w:hAnsi="TCM Pro" w:cs="Arial"/>
-          <w:sz w:val="22"/>
-          <w:szCs w:val="22"/>
-        </w:rPr>
-        <w:t xml:space="preserve"> </w:t>
-      </w:r>
-      <w:proofErr w:type="spellStart"/>
-      <w:r>
-        <w:rPr>
-          <w:rFonts w:ascii="TCM Pro" w:hAnsi="TCM Pro" w:cs="Arial"/>
-          <w:sz w:val="22"/>
-          <w:szCs w:val="22"/>
-        </w:rPr>
-        <w:t>nhận</w:t>
-      </w:r>
-      <w:proofErr w:type="spellEnd"/>
-      <w:r>
-        <w:rPr>
-          <w:rFonts w:ascii="TCM Pro" w:hAnsi="TCM Pro" w:cs="Arial"/>
-          <w:sz w:val="22"/>
-          <w:szCs w:val="22"/>
-        </w:rPr>
-        <w:t xml:space="preserve"> và </w:t>
-      </w:r>
-      <w:proofErr w:type="spellStart"/>
-      <w:r>
-        <w:rPr>
-          <w:rFonts w:ascii="TCM Pro" w:hAnsi="TCM Pro" w:cs="Arial"/>
-          <w:sz w:val="22"/>
-          <w:szCs w:val="22"/>
-        </w:rPr>
-        <w:t>đóng</w:t>
-      </w:r>
-      <w:proofErr w:type="spellEnd"/>
-      <w:r>
-        <w:rPr>
-          <w:rFonts w:ascii="TCM Pro" w:hAnsi="TCM Pro" w:cs="Arial"/>
-          <w:sz w:val="22"/>
-          <w:szCs w:val="22"/>
-        </w:rPr>
-        <w:t xml:space="preserve"> </w:t>
-      </w:r>
-      <w:proofErr w:type="spellStart"/>
-      <w:r>
-        <w:rPr>
-          <w:rFonts w:ascii="TCM Pro" w:hAnsi="TCM Pro" w:cs="Arial"/>
-          <w:sz w:val="22"/>
-          <w:szCs w:val="22"/>
-        </w:rPr>
-        <w:t>dấu</w:t>
-      </w:r>
-      <w:proofErr w:type="spellEnd"/>
-      <w:r>
-        <w:rPr>
-          <w:rFonts w:ascii="TCM Pro" w:hAnsi="TCM Pro" w:cs="Arial"/>
-          <w:sz w:val="22"/>
-          <w:szCs w:val="22"/>
-        </w:rPr>
-        <w:t xml:space="preserve"> của </w:t>
-      </w:r>
-      <w:proofErr w:type="spellStart"/>
-      <w:r>
-        <w:rPr>
-          <w:rFonts w:ascii="TCM Pro" w:hAnsi="TCM Pro" w:cs="Arial"/>
-          <w:sz w:val="22"/>
-          <w:szCs w:val="22"/>
-        </w:rPr>
-        <w:t>bên</w:t>
-      </w:r>
-      <w:proofErr w:type="spellEnd"/>
-      <w:r>
-        <w:rPr>
-          <w:rFonts w:ascii="TCM Pro" w:hAnsi="TCM Pro" w:cs="Arial"/>
-          <w:sz w:val="22"/>
-          <w:szCs w:val="22"/>
-        </w:rPr>
-        <w:t xml:space="preserve"> A.</w:t>
+      <w:r>
+        <w:rPr>
+          <w:rFonts w:ascii="TCM Pro" w:hAnsi="TCM Pro" w:cs="Arial"/>
+          <w:sz w:val="22"/>
+          <w:szCs w:val="22"/>
+        </w:rPr>
+        <w:t>Trường hợp bên B thanh toán cho bên A bằng hình thức tiền mặt, bên B có trách nhiệm kiểm tra thông tin của các chứng từ liên quan, có chữ ký xác nhận và đóng dấu của bên A.</w:t>
       </w:r>
     </w:p>
     <w:p>
@@ -7054,7 +3088,6 @@
         </w:rPr>
         <w:t xml:space="preserve">ể từ thời điểm sau khi Bên B đã ký giấy Biên bản bàn giao xe Bên A sẽ hoàn toàn không chịu trách nhiệm với những khiếu nại về xe mà không </w:t>
       </w:r>
-      <w:proofErr w:type="spellStart"/>
       <w:r>
         <w:rPr>
           <w:rFonts w:ascii="TCM Pro" w:hAnsi="TCM Pro" w:cs="Arial"/>
@@ -7063,7 +3096,6 @@
         </w:rPr>
         <w:t>nằm</w:t>
       </w:r>
-      <w:proofErr w:type="spellEnd"/>
       <w:r>
         <w:rPr>
           <w:rFonts w:ascii="TCM Pro" w:hAnsi="TCM Pro" w:cs="Arial"/>
@@ -7214,34 +3246,14 @@
         </w:rPr>
         <w:t xml:space="preserve">Địa điểm bảo hành: </w:t>
       </w:r>
-      <w:proofErr w:type="spellStart"/>
-      <w:r>
-        <w:rPr>
-          <w:rFonts w:ascii="TCM Pro" w:hAnsi="TCM Pro" w:cs="Arial"/>
-          <w:sz w:val="22"/>
-          <w:szCs w:val="22"/>
-        </w:rPr>
-        <w:t>Khóm</w:t>
-      </w:r>
-      <w:proofErr w:type="spellEnd"/>
-      <w:r>
-        <w:rPr>
-          <w:rFonts w:ascii="TCM Pro" w:hAnsi="TCM Pro" w:cs="Arial"/>
-          <w:sz w:val="22"/>
-          <w:szCs w:val="22"/>
-        </w:rPr>
-        <w:t xml:space="preserve"> Trung </w:t>
-      </w:r>
-      <w:proofErr w:type="spellStart"/>
-      <w:r>
-        <w:rPr>
-          <w:rFonts w:ascii="TCM Pro" w:hAnsi="TCM Pro" w:cs="Arial"/>
-          <w:sz w:val="22"/>
-          <w:szCs w:val="22"/>
-        </w:rPr>
-        <w:t>Thạnh</w:t>
-      </w:r>
-      <w:proofErr w:type="spellEnd"/>
+      <w:r>
+        <w:rPr>
+          <w:rFonts w:ascii="TCM Pro" w:hAnsi="TCM Pro" w:cs="Arial"/>
+          <w:sz w:val="22"/>
+          <w:szCs w:val="22"/>
+        </w:rPr>
+        <w:t>Khóm Trung Thạnh</w:t>
+      </w:r>
       <w:r>
         <w:rPr>
           <w:rFonts w:ascii="TCM Pro" w:hAnsi="TCM Pro" w:cs="Arial"/>
@@ -7251,7 +3263,6 @@
         </w:rPr>
         <w:t xml:space="preserve">, phường Mỹ </w:t>
       </w:r>
-      <w:proofErr w:type="spellStart"/>
       <w:r>
         <w:rPr>
           <w:rFonts w:ascii="TCM Pro" w:hAnsi="TCM Pro" w:cs="Arial"/>
@@ -7260,7 +3271,6 @@
         </w:rPr>
         <w:t>Thới</w:t>
       </w:r>
-      <w:proofErr w:type="spellEnd"/>
       <w:r>
         <w:rPr>
           <w:rFonts w:ascii="TCM Pro" w:hAnsi="TCM Pro" w:cs="Arial"/>
@@ -7293,133 +3303,7 @@
           <w:sz w:val="22"/>
           <w:szCs w:val="22"/>
         </w:rPr>
-        <w:t xml:space="preserve"> </w:t>
-      </w:r>
-      <w:proofErr w:type="spellStart"/>
-      <w:r>
-        <w:rPr>
-          <w:rFonts w:ascii="TCM Pro" w:hAnsi="TCM Pro" w:cs="Arial"/>
-          <w:sz w:val="22"/>
-          <w:szCs w:val="22"/>
-        </w:rPr>
-        <w:t>hoặc</w:t>
-      </w:r>
-      <w:proofErr w:type="spellEnd"/>
-      <w:r>
-        <w:rPr>
-          <w:rFonts w:ascii="TCM Pro" w:hAnsi="TCM Pro" w:cs="Arial"/>
-          <w:sz w:val="22"/>
-          <w:szCs w:val="22"/>
-        </w:rPr>
-        <w:t xml:space="preserve"> </w:t>
-      </w:r>
-      <w:proofErr w:type="spellStart"/>
-      <w:r>
-        <w:rPr>
-          <w:rFonts w:ascii="TCM Pro" w:hAnsi="TCM Pro" w:cs="Arial"/>
-          <w:sz w:val="22"/>
-          <w:szCs w:val="22"/>
-        </w:rPr>
-        <w:t>các</w:t>
-      </w:r>
-      <w:proofErr w:type="spellEnd"/>
-      <w:r>
-        <w:rPr>
-          <w:rFonts w:ascii="TCM Pro" w:hAnsi="TCM Pro" w:cs="Arial"/>
-          <w:sz w:val="22"/>
-          <w:szCs w:val="22"/>
-        </w:rPr>
-        <w:t xml:space="preserve"> </w:t>
-      </w:r>
-      <w:proofErr w:type="spellStart"/>
-      <w:r>
-        <w:rPr>
-          <w:rFonts w:ascii="TCM Pro" w:hAnsi="TCM Pro" w:cs="Arial"/>
-          <w:sz w:val="22"/>
-          <w:szCs w:val="22"/>
-        </w:rPr>
-        <w:t>đại</w:t>
-      </w:r>
-      <w:proofErr w:type="spellEnd"/>
-      <w:r>
-        <w:rPr>
-          <w:rFonts w:ascii="TCM Pro" w:hAnsi="TCM Pro" w:cs="Arial"/>
-          <w:sz w:val="22"/>
-          <w:szCs w:val="22"/>
-        </w:rPr>
-        <w:t xml:space="preserve"> </w:t>
-      </w:r>
-      <w:proofErr w:type="spellStart"/>
-      <w:r>
-        <w:rPr>
-          <w:rFonts w:ascii="TCM Pro" w:hAnsi="TCM Pro" w:cs="Arial"/>
-          <w:sz w:val="22"/>
-          <w:szCs w:val="22"/>
-        </w:rPr>
-        <w:t>lý</w:t>
-      </w:r>
-      <w:proofErr w:type="spellEnd"/>
-      <w:r>
-        <w:rPr>
-          <w:rFonts w:ascii="TCM Pro" w:hAnsi="TCM Pro" w:cs="Arial"/>
-          <w:sz w:val="22"/>
-          <w:szCs w:val="22"/>
-        </w:rPr>
-        <w:t xml:space="preserve"> Hyundai </w:t>
-      </w:r>
-      <w:proofErr w:type="spellStart"/>
-      <w:r>
-        <w:rPr>
-          <w:rFonts w:ascii="TCM Pro" w:hAnsi="TCM Pro" w:cs="Arial"/>
-          <w:sz w:val="22"/>
-          <w:szCs w:val="22"/>
-        </w:rPr>
-        <w:t>trên</w:t>
-      </w:r>
-      <w:proofErr w:type="spellEnd"/>
-      <w:r>
-        <w:rPr>
-          <w:rFonts w:ascii="TCM Pro" w:hAnsi="TCM Pro" w:cs="Arial"/>
-          <w:sz w:val="22"/>
-          <w:szCs w:val="22"/>
-        </w:rPr>
-        <w:t xml:space="preserve"> </w:t>
-      </w:r>
-      <w:proofErr w:type="spellStart"/>
-      <w:r>
-        <w:rPr>
-          <w:rFonts w:ascii="TCM Pro" w:hAnsi="TCM Pro" w:cs="Arial"/>
-          <w:sz w:val="22"/>
-          <w:szCs w:val="22"/>
-        </w:rPr>
-        <w:t>toàn</w:t>
-      </w:r>
-      <w:proofErr w:type="spellEnd"/>
-      <w:r>
-        <w:rPr>
-          <w:rFonts w:ascii="TCM Pro" w:hAnsi="TCM Pro" w:cs="Arial"/>
-          <w:sz w:val="22"/>
-          <w:szCs w:val="22"/>
-        </w:rPr>
-        <w:t xml:space="preserve"> </w:t>
-      </w:r>
-      <w:proofErr w:type="spellStart"/>
-      <w:r>
-        <w:rPr>
-          <w:rFonts w:ascii="TCM Pro" w:hAnsi="TCM Pro" w:cs="Arial"/>
-          <w:sz w:val="22"/>
-          <w:szCs w:val="22"/>
-        </w:rPr>
-        <w:t>quốc</w:t>
-      </w:r>
-      <w:proofErr w:type="spellEnd"/>
-      <w:r>
-        <w:rPr>
-          <w:rFonts w:ascii="TCM Pro" w:hAnsi="TCM Pro" w:cs="Arial"/>
-          <w:sz w:val="22"/>
-          <w:szCs w:val="22"/>
-        </w:rPr>
-        <w:t>.</w:t>
+        <w:t xml:space="preserve"> hoặc các đại lý Hyundai trên toàn quốc.</w:t>
       </w:r>
     </w:p>
     <w:p>
@@ -7438,455 +3322,13 @@
           <w:lang w:val="vi-VN"/>
         </w:rPr>
       </w:pPr>
-      <w:proofErr w:type="spellStart"/>
-      <w:r>
-        <w:rPr>
-          <w:rFonts w:ascii="TCM Pro" w:hAnsi="TCM Pro" w:cs="Arial"/>
-          <w:sz w:val="22"/>
-          <w:szCs w:val="22"/>
-        </w:rPr>
-        <w:t>Bên</w:t>
-      </w:r>
-      <w:proofErr w:type="spellEnd"/>
-      <w:r>
-        <w:rPr>
-          <w:rFonts w:ascii="TCM Pro" w:hAnsi="TCM Pro" w:cs="Arial"/>
-          <w:sz w:val="22"/>
-          <w:szCs w:val="22"/>
-        </w:rPr>
-        <w:t xml:space="preserve"> B có </w:t>
-      </w:r>
-      <w:proofErr w:type="spellStart"/>
-      <w:r>
-        <w:rPr>
-          <w:rFonts w:ascii="TCM Pro" w:hAnsi="TCM Pro" w:cs="Arial"/>
-          <w:sz w:val="22"/>
-          <w:szCs w:val="22"/>
-        </w:rPr>
-        <w:t>trách</w:t>
-      </w:r>
-      <w:proofErr w:type="spellEnd"/>
-      <w:r>
-        <w:rPr>
-          <w:rFonts w:ascii="TCM Pro" w:hAnsi="TCM Pro" w:cs="Arial"/>
-          <w:sz w:val="22"/>
-          <w:szCs w:val="22"/>
-        </w:rPr>
-        <w:t xml:space="preserve"> </w:t>
-      </w:r>
-      <w:proofErr w:type="spellStart"/>
-      <w:r>
-        <w:rPr>
-          <w:rFonts w:ascii="TCM Pro" w:hAnsi="TCM Pro" w:cs="Arial"/>
-          <w:sz w:val="22"/>
-          <w:szCs w:val="22"/>
-        </w:rPr>
-        <w:t>nhiệm</w:t>
-      </w:r>
-      <w:proofErr w:type="spellEnd"/>
-      <w:r>
-        <w:rPr>
-          <w:rFonts w:ascii="TCM Pro" w:hAnsi="TCM Pro" w:cs="Arial"/>
-          <w:sz w:val="22"/>
-          <w:szCs w:val="22"/>
-        </w:rPr>
-        <w:t xml:space="preserve"> </w:t>
-      </w:r>
-      <w:proofErr w:type="spellStart"/>
-      <w:r>
-        <w:rPr>
-          <w:rFonts w:ascii="TCM Pro" w:hAnsi="TCM Pro" w:cs="Arial"/>
-          <w:sz w:val="22"/>
-          <w:szCs w:val="22"/>
-        </w:rPr>
-        <w:t>sử</w:t>
-      </w:r>
-      <w:proofErr w:type="spellEnd"/>
-      <w:r>
-        <w:rPr>
-          <w:rFonts w:ascii="TCM Pro" w:hAnsi="TCM Pro" w:cs="Arial"/>
-          <w:sz w:val="22"/>
-          <w:szCs w:val="22"/>
-        </w:rPr>
-        <w:t xml:space="preserve"> </w:t>
-      </w:r>
-      <w:proofErr w:type="spellStart"/>
-      <w:r>
-        <w:rPr>
-          <w:rFonts w:ascii="TCM Pro" w:hAnsi="TCM Pro" w:cs="Arial"/>
-          <w:sz w:val="22"/>
-          <w:szCs w:val="22"/>
-        </w:rPr>
-        <w:t>dụng</w:t>
-      </w:r>
-      <w:proofErr w:type="spellEnd"/>
-      <w:r>
-        <w:rPr>
-          <w:rFonts w:ascii="TCM Pro" w:hAnsi="TCM Pro" w:cs="Arial"/>
-          <w:sz w:val="22"/>
-          <w:szCs w:val="22"/>
-        </w:rPr>
-        <w:t xml:space="preserve"> </w:t>
-      </w:r>
-      <w:proofErr w:type="spellStart"/>
-      <w:r>
-        <w:rPr>
-          <w:rFonts w:ascii="TCM Pro" w:hAnsi="TCM Pro" w:cs="Arial"/>
-          <w:sz w:val="22"/>
-          <w:szCs w:val="22"/>
-        </w:rPr>
-        <w:t>xe</w:t>
-      </w:r>
-      <w:proofErr w:type="spellEnd"/>
-      <w:r>
-        <w:rPr>
-          <w:rFonts w:ascii="TCM Pro" w:hAnsi="TCM Pro" w:cs="Arial"/>
-          <w:sz w:val="22"/>
-          <w:szCs w:val="22"/>
-        </w:rPr>
-        <w:t xml:space="preserve"> </w:t>
-      </w:r>
-      <w:proofErr w:type="spellStart"/>
-      <w:r>
-        <w:rPr>
-          <w:rFonts w:ascii="TCM Pro" w:hAnsi="TCM Pro" w:cs="Arial"/>
-          <w:sz w:val="22"/>
-          <w:szCs w:val="22"/>
-        </w:rPr>
-        <w:t>theo</w:t>
-      </w:r>
-      <w:proofErr w:type="spellEnd"/>
-      <w:r>
-        <w:rPr>
-          <w:rFonts w:ascii="TCM Pro" w:hAnsi="TCM Pro" w:cs="Arial"/>
-          <w:sz w:val="22"/>
-          <w:szCs w:val="22"/>
-        </w:rPr>
-        <w:t xml:space="preserve"> </w:t>
-      </w:r>
-      <w:proofErr w:type="spellStart"/>
-      <w:r>
-        <w:rPr>
-          <w:rFonts w:ascii="TCM Pro" w:hAnsi="TCM Pro" w:cs="Arial"/>
-          <w:sz w:val="22"/>
-          <w:szCs w:val="22"/>
-        </w:rPr>
-        <w:t>đúng</w:t>
-      </w:r>
-      <w:proofErr w:type="spellEnd"/>
-      <w:r>
-        <w:rPr>
-          <w:rFonts w:ascii="TCM Pro" w:hAnsi="TCM Pro" w:cs="Arial"/>
-          <w:sz w:val="22"/>
-          <w:szCs w:val="22"/>
-        </w:rPr>
-        <w:t xml:space="preserve"> </w:t>
-      </w:r>
-      <w:proofErr w:type="spellStart"/>
-      <w:r>
-        <w:rPr>
-          <w:rFonts w:ascii="TCM Pro" w:hAnsi="TCM Pro" w:cs="Arial"/>
-          <w:sz w:val="22"/>
-          <w:szCs w:val="22"/>
-        </w:rPr>
-        <w:t>hướng</w:t>
-      </w:r>
-      <w:proofErr w:type="spellEnd"/>
-      <w:r>
-        <w:rPr>
-          <w:rFonts w:ascii="TCM Pro" w:hAnsi="TCM Pro" w:cs="Arial"/>
-          <w:sz w:val="22"/>
-          <w:szCs w:val="22"/>
-        </w:rPr>
-        <w:t xml:space="preserve"> </w:t>
-      </w:r>
-      <w:proofErr w:type="spellStart"/>
-      <w:r>
-        <w:rPr>
-          <w:rFonts w:ascii="TCM Pro" w:hAnsi="TCM Pro" w:cs="Arial"/>
-          <w:sz w:val="22"/>
-          <w:szCs w:val="22"/>
-        </w:rPr>
-        <w:t>dẫn</w:t>
-      </w:r>
-      <w:proofErr w:type="spellEnd"/>
-      <w:r>
-        <w:rPr>
-          <w:rFonts w:ascii="TCM Pro" w:hAnsi="TCM Pro" w:cs="Arial"/>
-          <w:sz w:val="22"/>
-          <w:szCs w:val="22"/>
-        </w:rPr>
-        <w:t xml:space="preserve"> </w:t>
-      </w:r>
-      <w:proofErr w:type="spellStart"/>
-      <w:r>
-        <w:rPr>
-          <w:rFonts w:ascii="TCM Pro" w:hAnsi="TCM Pro" w:cs="Arial"/>
-          <w:sz w:val="22"/>
-          <w:szCs w:val="22"/>
-        </w:rPr>
-        <w:t>sử</w:t>
-      </w:r>
-      <w:proofErr w:type="spellEnd"/>
-      <w:r>
-        <w:rPr>
-          <w:rFonts w:ascii="TCM Pro" w:hAnsi="TCM Pro" w:cs="Arial"/>
-          <w:sz w:val="22"/>
-          <w:szCs w:val="22"/>
-        </w:rPr>
-        <w:t xml:space="preserve"> </w:t>
-      </w:r>
-      <w:proofErr w:type="spellStart"/>
-      <w:r>
-        <w:rPr>
-          <w:rFonts w:ascii="TCM Pro" w:hAnsi="TCM Pro" w:cs="Arial"/>
-          <w:sz w:val="22"/>
-          <w:szCs w:val="22"/>
-        </w:rPr>
-        <w:t>dụng</w:t>
-      </w:r>
-      <w:proofErr w:type="spellEnd"/>
-      <w:r>
-        <w:rPr>
-          <w:rFonts w:ascii="TCM Pro" w:hAnsi="TCM Pro" w:cs="Arial"/>
-          <w:sz w:val="22"/>
-          <w:szCs w:val="22"/>
-        </w:rPr>
-        <w:t xml:space="preserve"> của </w:t>
-      </w:r>
-      <w:proofErr w:type="spellStart"/>
-      <w:r>
-        <w:rPr>
-          <w:rFonts w:ascii="TCM Pro" w:hAnsi="TCM Pro" w:cs="Arial"/>
-          <w:sz w:val="22"/>
-          <w:szCs w:val="22"/>
-        </w:rPr>
-        <w:t>Bên</w:t>
-      </w:r>
-      <w:proofErr w:type="spellEnd"/>
-      <w:r>
-        <w:rPr>
-          <w:rFonts w:ascii="TCM Pro" w:hAnsi="TCM Pro" w:cs="Arial"/>
-          <w:sz w:val="22"/>
-          <w:szCs w:val="22"/>
-        </w:rPr>
-        <w:t xml:space="preserve"> A. Thông tin chi </w:t>
-      </w:r>
-      <w:proofErr w:type="spellStart"/>
-      <w:r>
-        <w:rPr>
-          <w:rFonts w:ascii="TCM Pro" w:hAnsi="TCM Pro" w:cs="Arial"/>
-          <w:sz w:val="22"/>
-          <w:szCs w:val="22"/>
-        </w:rPr>
-        <w:t>tiết</w:t>
-      </w:r>
-      <w:proofErr w:type="spellEnd"/>
-      <w:r>
-        <w:rPr>
-          <w:rFonts w:ascii="TCM Pro" w:hAnsi="TCM Pro" w:cs="Arial"/>
-          <w:sz w:val="22"/>
-          <w:szCs w:val="22"/>
-        </w:rPr>
-        <w:t xml:space="preserve"> </w:t>
-      </w:r>
-      <w:proofErr w:type="spellStart"/>
-      <w:r>
-        <w:rPr>
-          <w:rFonts w:ascii="TCM Pro" w:hAnsi="TCM Pro" w:cs="Arial"/>
-          <w:sz w:val="22"/>
-          <w:szCs w:val="22"/>
-        </w:rPr>
-        <w:t>về</w:t>
-      </w:r>
-      <w:proofErr w:type="spellEnd"/>
-      <w:r>
-        <w:rPr>
-          <w:rFonts w:ascii="TCM Pro" w:hAnsi="TCM Pro" w:cs="Arial"/>
-          <w:sz w:val="22"/>
-          <w:szCs w:val="22"/>
-        </w:rPr>
-        <w:t xml:space="preserve"> </w:t>
-      </w:r>
-      <w:proofErr w:type="spellStart"/>
-      <w:r>
-        <w:rPr>
-          <w:rFonts w:ascii="TCM Pro" w:hAnsi="TCM Pro" w:cs="Arial"/>
-          <w:sz w:val="22"/>
-          <w:szCs w:val="22"/>
-        </w:rPr>
-        <w:t>hướng</w:t>
-      </w:r>
-      <w:proofErr w:type="spellEnd"/>
-      <w:r>
-        <w:rPr>
-          <w:rFonts w:ascii="TCM Pro" w:hAnsi="TCM Pro" w:cs="Arial"/>
-          <w:sz w:val="22"/>
-          <w:szCs w:val="22"/>
-        </w:rPr>
-        <w:t xml:space="preserve"> </w:t>
-      </w:r>
-      <w:proofErr w:type="spellStart"/>
-      <w:r>
-        <w:rPr>
-          <w:rFonts w:ascii="TCM Pro" w:hAnsi="TCM Pro" w:cs="Arial"/>
-          <w:sz w:val="22"/>
-          <w:szCs w:val="22"/>
-        </w:rPr>
-        <w:t>dẫn</w:t>
-      </w:r>
-      <w:proofErr w:type="spellEnd"/>
-      <w:r>
-        <w:rPr>
-          <w:rFonts w:ascii="TCM Pro" w:hAnsi="TCM Pro" w:cs="Arial"/>
-          <w:sz w:val="22"/>
-          <w:szCs w:val="22"/>
-        </w:rPr>
-        <w:t xml:space="preserve"> </w:t>
-      </w:r>
-      <w:proofErr w:type="spellStart"/>
-      <w:r>
-        <w:rPr>
-          <w:rFonts w:ascii="TCM Pro" w:hAnsi="TCM Pro" w:cs="Arial"/>
-          <w:sz w:val="22"/>
-          <w:szCs w:val="22"/>
-        </w:rPr>
-        <w:t>sử</w:t>
-      </w:r>
-      <w:proofErr w:type="spellEnd"/>
-      <w:r>
-        <w:rPr>
-          <w:rFonts w:ascii="TCM Pro" w:hAnsi="TCM Pro" w:cs="Arial"/>
-          <w:sz w:val="22"/>
-          <w:szCs w:val="22"/>
-        </w:rPr>
-        <w:t xml:space="preserve"> </w:t>
-      </w:r>
-      <w:proofErr w:type="spellStart"/>
-      <w:r>
-        <w:rPr>
-          <w:rFonts w:ascii="TCM Pro" w:hAnsi="TCM Pro" w:cs="Arial"/>
-          <w:sz w:val="22"/>
-          <w:szCs w:val="22"/>
-        </w:rPr>
-        <w:t>dụng</w:t>
-      </w:r>
-      <w:proofErr w:type="spellEnd"/>
-      <w:r>
-        <w:rPr>
-          <w:rFonts w:ascii="TCM Pro" w:hAnsi="TCM Pro" w:cs="Arial"/>
-          <w:sz w:val="22"/>
-          <w:szCs w:val="22"/>
-        </w:rPr>
-        <w:t xml:space="preserve"> </w:t>
-      </w:r>
-      <w:proofErr w:type="spellStart"/>
-      <w:r>
-        <w:rPr>
-          <w:rFonts w:ascii="TCM Pro" w:hAnsi="TCM Pro" w:cs="Arial"/>
-          <w:sz w:val="22"/>
-          <w:szCs w:val="22"/>
-        </w:rPr>
-        <w:t>sản</w:t>
-      </w:r>
-      <w:proofErr w:type="spellEnd"/>
-      <w:r>
-        <w:rPr>
-          <w:rFonts w:ascii="TCM Pro" w:hAnsi="TCM Pro" w:cs="Arial"/>
-          <w:sz w:val="22"/>
-          <w:szCs w:val="22"/>
-        </w:rPr>
-        <w:t xml:space="preserve"> </w:t>
-      </w:r>
-      <w:proofErr w:type="spellStart"/>
-      <w:r>
-        <w:rPr>
-          <w:rFonts w:ascii="TCM Pro" w:hAnsi="TCM Pro" w:cs="Arial"/>
-          <w:sz w:val="22"/>
-          <w:szCs w:val="22"/>
-        </w:rPr>
-        <w:t>phẩm</w:t>
-      </w:r>
-      <w:proofErr w:type="spellEnd"/>
-      <w:r>
-        <w:rPr>
-          <w:rFonts w:ascii="TCM Pro" w:hAnsi="TCM Pro" w:cs="Arial"/>
-          <w:sz w:val="22"/>
-          <w:szCs w:val="22"/>
-        </w:rPr>
-        <w:t xml:space="preserve"> </w:t>
-      </w:r>
-      <w:proofErr w:type="spellStart"/>
-      <w:r>
-        <w:rPr>
-          <w:rFonts w:ascii="TCM Pro" w:hAnsi="TCM Pro" w:cs="Arial"/>
-          <w:sz w:val="22"/>
-          <w:szCs w:val="22"/>
-        </w:rPr>
-        <w:t>được</w:t>
-      </w:r>
-      <w:proofErr w:type="spellEnd"/>
-      <w:r>
-        <w:rPr>
-          <w:rFonts w:ascii="TCM Pro" w:hAnsi="TCM Pro" w:cs="Arial"/>
-          <w:sz w:val="22"/>
-          <w:szCs w:val="22"/>
-        </w:rPr>
-        <w:t xml:space="preserve"> </w:t>
-      </w:r>
-      <w:proofErr w:type="spellStart"/>
-      <w:r>
-        <w:rPr>
-          <w:rFonts w:ascii="TCM Pro" w:hAnsi="TCM Pro" w:cs="Arial"/>
-          <w:sz w:val="22"/>
-          <w:szCs w:val="22"/>
-        </w:rPr>
-        <w:t>công</w:t>
-      </w:r>
-      <w:proofErr w:type="spellEnd"/>
-      <w:r>
-        <w:rPr>
-          <w:rFonts w:ascii="TCM Pro" w:hAnsi="TCM Pro" w:cs="Arial"/>
-          <w:sz w:val="22"/>
-          <w:szCs w:val="22"/>
-        </w:rPr>
-        <w:t xml:space="preserve"> </w:t>
-      </w:r>
-      <w:proofErr w:type="spellStart"/>
-      <w:r>
-        <w:rPr>
-          <w:rFonts w:ascii="TCM Pro" w:hAnsi="TCM Pro" w:cs="Arial"/>
-          <w:sz w:val="22"/>
-          <w:szCs w:val="22"/>
-        </w:rPr>
-        <w:t>bố</w:t>
-      </w:r>
-      <w:proofErr w:type="spellEnd"/>
-      <w:r>
-        <w:rPr>
-          <w:rFonts w:ascii="TCM Pro" w:hAnsi="TCM Pro" w:cs="Arial"/>
-          <w:sz w:val="22"/>
-          <w:szCs w:val="22"/>
-        </w:rPr>
-        <w:t xml:space="preserve"> </w:t>
-      </w:r>
-      <w:proofErr w:type="spellStart"/>
-      <w:r>
-        <w:rPr>
-          <w:rFonts w:ascii="TCM Pro" w:hAnsi="TCM Pro" w:cs="Arial"/>
-          <w:sz w:val="22"/>
-          <w:szCs w:val="22"/>
-        </w:rPr>
-        <w:t>tại</w:t>
-      </w:r>
-      <w:proofErr w:type="spellEnd"/>
-      <w:r>
-        <w:rPr>
-          <w:rFonts w:ascii="TCM Pro" w:hAnsi="TCM Pro" w:cs="Arial"/>
-          <w:sz w:val="22"/>
-          <w:szCs w:val="22"/>
-        </w:rPr>
-        <w:t xml:space="preserve"> website </w:t>
+      <w:r>
+        <w:rPr>
+          <w:rFonts w:ascii="TCM Pro" w:hAnsi="TCM Pro" w:cs="Arial"/>
+          <w:sz w:val="22"/>
+          <w:szCs w:val="22"/>
+        </w:rPr>
+        <w:t xml:space="preserve">Bên B có trách nhiệm sử dụng xe theo đúng hướng dẫn sử dụng của Bên A. Thông tin chi tiết về hướng dẫn sử dụng sản phẩm được công bố tại website </w:t>
       </w:r>
       <w:hyperlink r:id="rId8" w:history="1">
         <w:r>
@@ -7905,61 +3347,7 @@
           <w:sz w:val="22"/>
           <w:szCs w:val="22"/>
         </w:rPr>
-        <w:t xml:space="preserve"> </w:t>
-      </w:r>
-      <w:proofErr w:type="spellStart"/>
-      <w:r>
-        <w:rPr>
-          <w:rFonts w:ascii="TCM Pro" w:hAnsi="TCM Pro" w:cs="Arial"/>
-          <w:sz w:val="22"/>
-          <w:szCs w:val="22"/>
-        </w:rPr>
-        <w:t>hoặc</w:t>
-      </w:r>
-      <w:proofErr w:type="spellEnd"/>
-      <w:r>
-        <w:rPr>
-          <w:rFonts w:ascii="TCM Pro" w:hAnsi="TCM Pro" w:cs="Arial"/>
-          <w:sz w:val="22"/>
-          <w:szCs w:val="22"/>
-        </w:rPr>
-        <w:t xml:space="preserve"> </w:t>
-      </w:r>
-      <w:proofErr w:type="spellStart"/>
-      <w:r>
-        <w:rPr>
-          <w:rFonts w:ascii="TCM Pro" w:hAnsi="TCM Pro" w:cs="Arial"/>
-          <w:sz w:val="22"/>
-          <w:szCs w:val="22"/>
-        </w:rPr>
-        <w:t>ứng</w:t>
-      </w:r>
-      <w:proofErr w:type="spellEnd"/>
-      <w:r>
-        <w:rPr>
-          <w:rFonts w:ascii="TCM Pro" w:hAnsi="TCM Pro" w:cs="Arial"/>
-          <w:sz w:val="22"/>
-          <w:szCs w:val="22"/>
-        </w:rPr>
-        <w:t xml:space="preserve"> </w:t>
-      </w:r>
-      <w:proofErr w:type="spellStart"/>
-      <w:r>
-        <w:rPr>
-          <w:rFonts w:ascii="TCM Pro" w:hAnsi="TCM Pro" w:cs="Arial"/>
-          <w:sz w:val="22"/>
-          <w:szCs w:val="22"/>
-        </w:rPr>
-        <w:t>dụng</w:t>
-      </w:r>
-      <w:proofErr w:type="spellEnd"/>
-      <w:r>
-        <w:rPr>
-          <w:rFonts w:ascii="TCM Pro" w:hAnsi="TCM Pro" w:cs="Arial"/>
-          <w:sz w:val="22"/>
-          <w:szCs w:val="22"/>
-        </w:rPr>
-        <w:t xml:space="preserve"> Hyundai ME.</w:t>
+        <w:t xml:space="preserve"> hoặc ứng dụng Hyundai ME.</w:t>
       </w:r>
     </w:p>
     <w:p>
@@ -8234,7 +3622,6 @@
         </w:rPr>
         <w:t xml:space="preserve">Bên bán sẽ không bị xem là vi phạm hợp đồng khi không thực hiện được thời gian giao xe theo đúng hợp đồng do những nguyên nhân khách quan </w:t>
       </w:r>
-      <w:proofErr w:type="spellStart"/>
       <w:r>
         <w:rPr>
           <w:rFonts w:ascii="TCM Pro" w:hAnsi="TCM Pro" w:cs="Arial"/>
@@ -8243,7 +3630,6 @@
         </w:rPr>
         <w:t>nằm</w:t>
       </w:r>
-      <w:proofErr w:type="spellEnd"/>
       <w:r>
         <w:rPr>
           <w:rFonts w:ascii="TCM Pro" w:hAnsi="TCM Pro" w:cs="Arial"/>
@@ -8289,36 +3675,8 @@
           <w:sz w:val="22"/>
           <w:szCs w:val="22"/>
         </w:rPr>
-        <w:t xml:space="preserve">, </w:t>
-      </w:r>
-      <w:proofErr w:type="spellStart"/>
-      <w:r>
-        <w:rPr>
-          <w:rFonts w:ascii="TCM Pro" w:hAnsi="TCM Pro" w:cs="Arial"/>
-          <w:sz w:val="22"/>
-          <w:szCs w:val="22"/>
-        </w:rPr>
-        <w:t>trong</w:t>
-      </w:r>
-      <w:proofErr w:type="spellEnd"/>
-      <w:r>
-        <w:rPr>
-          <w:rFonts w:ascii="TCM Pro" w:hAnsi="TCM Pro" w:cs="Arial"/>
-          <w:sz w:val="22"/>
-          <w:szCs w:val="22"/>
-        </w:rPr>
-        <w:t xml:space="preserve"> </w:t>
-      </w:r>
-      <w:proofErr w:type="spellStart"/>
-      <w:r>
-        <w:rPr>
-          <w:rFonts w:ascii="TCM Pro" w:hAnsi="TCM Pro" w:cs="Arial"/>
-          <w:sz w:val="22"/>
-          <w:szCs w:val="22"/>
-        </w:rPr>
-        <w:t>đó</w:t>
-      </w:r>
-      <w:proofErr w:type="spellEnd"/>
+        <w:t>, trong đó</w:t>
+      </w:r>
       <w:r>
         <w:rPr>
           <w:rFonts w:ascii="TCM Pro" w:hAnsi="TCM Pro" w:cs="Arial"/>
@@ -8424,36 +3782,8 @@
           <w:sz w:val="22"/>
           <w:szCs w:val="22"/>
         </w:rPr>
-        <w:t xml:space="preserve">, </w:t>
-      </w:r>
-      <w:proofErr w:type="spellStart"/>
-      <w:r>
-        <w:rPr>
-          <w:rFonts w:ascii="TCM Pro" w:hAnsi="TCM Pro" w:cs="Arial"/>
-          <w:sz w:val="22"/>
-          <w:szCs w:val="22"/>
-        </w:rPr>
-        <w:t>trong</w:t>
-      </w:r>
-      <w:proofErr w:type="spellEnd"/>
-      <w:r>
-        <w:rPr>
-          <w:rFonts w:ascii="TCM Pro" w:hAnsi="TCM Pro" w:cs="Arial"/>
-          <w:sz w:val="22"/>
-          <w:szCs w:val="22"/>
-        </w:rPr>
-        <w:t xml:space="preserve"> </w:t>
-      </w:r>
-      <w:proofErr w:type="spellStart"/>
-      <w:r>
-        <w:rPr>
-          <w:rFonts w:ascii="TCM Pro" w:hAnsi="TCM Pro" w:cs="Arial"/>
-          <w:sz w:val="22"/>
-          <w:szCs w:val="22"/>
-        </w:rPr>
-        <w:t>đó</w:t>
-      </w:r>
-      <w:proofErr w:type="spellEnd"/>
+        <w:t>, trong đó</w:t>
+      </w:r>
       <w:r>
         <w:rPr>
           <w:rFonts w:ascii="TCM Pro" w:hAnsi="TCM Pro" w:cs="Arial"/>
@@ -8463,7 +3793,6 @@
         </w:rPr>
         <w:t xml:space="preserve"> Bên A giữ 04 bản Bên B giữ 01 bản có giá trị trong vòng 120 ngày và có giá trị pháp lý như nhau. Quá thời hạn hợp đồng mà Bên B không tiến hành các thủ tục nhận xe thì Bên A sẽ </w:t>
       </w:r>
-      <w:proofErr w:type="spellStart"/>
       <w:r>
         <w:rPr>
           <w:rFonts w:ascii="TCM Pro" w:hAnsi="TCM Pro" w:cs="Arial"/>
@@ -8472,7 +3801,6 @@
         </w:rPr>
         <w:t>tiến</w:t>
       </w:r>
-      <w:proofErr w:type="spellEnd"/>
       <w:r>
         <w:rPr>
           <w:rFonts w:ascii="TCM Pro" w:hAnsi="TCM Pro" w:cs="Arial"/>
@@ -8512,7 +3840,6 @@
         </w:rPr>
         <w:t xml:space="preserve">Hai bên cam kết thực </w:t>
       </w:r>
-      <w:proofErr w:type="spellStart"/>
       <w:r>
         <w:rPr>
           <w:rFonts w:ascii="TCM Pro" w:hAnsi="TCM Pro" w:cs="Arial"/>
@@ -8521,7 +3848,6 @@
         </w:rPr>
         <w:t>hiện</w:t>
       </w:r>
-      <w:proofErr w:type="spellEnd"/>
       <w:r>
         <w:rPr>
           <w:rFonts w:ascii="TCM Pro" w:hAnsi="TCM Pro" w:cs="Arial"/>
